--- a/Zaheer FYP.docx
+++ b/Zaheer FYP.docx
@@ -4169,7 +4169,7 @@
     </w:p>
     <w:p>
       <w:pPr>
-        <w:spacing w:before="0" w:after="120" w:line="300" w:lineRule="exact"/>
+        <w:spacing w:before="0" w:after="200" w:line="350" w:lineRule="exact"/>
         <w:jc w:val="center"/>
       </w:pPr>
       <w:r>
@@ -4177,1120 +4177,6265 @@
           <w:rFonts w:ascii="Times New Roman" w:hAnsi="Times New Roman"/>
           <w:b/>
           <w:i w:val="0"/>
-          <w:sz w:val="24"/>
+          <w:sz w:val="28"/>
         </w:rPr>
         <w:t>TABLE OF CONTENTS</w:t>
       </w:r>
     </w:p>
     <w:p/>
-    <w:p>
-      <w:pPr>
-        <w:tabs>
-          <w:tab w:pos="7920" w:val="left"/>
-        </w:tabs>
-        <w:spacing w:before="160" w:after="160"/>
+    <w:tbl>
+      <w:tblPr>
+        <w:tblW w:type="auto" w:w="0"/>
+        <w:tblLook w:firstColumn="1" w:firstRow="1" w:lastColumn="0" w:lastRow="0" w:noHBand="0" w:noVBand="1" w:val="04A0"/>
+      </w:tblPr>
+      <w:tblGrid>
+        <w:gridCol w:w="3687"/>
+        <w:gridCol w:w="3687"/>
+        <w:gridCol w:w="3687"/>
+      </w:tblGrid>
+      <w:tr>
+        <w:tc>
+          <w:tcPr>
+            <w:tcW w:type="dxa" w:w="1872"/>
+          </w:tcPr>
+          <w:p>
+            <w:pPr>
+              <w:spacing w:before="0" w:after="80"/>
+              <w:jc w:val="left"/>
+            </w:pPr>
+            <w:r>
+              <w:rPr>
+                <w:rFonts w:ascii="Times New Roman" w:hAnsi="Times New Roman"/>
+                <w:b/>
+                <w:i w:val="0"/>
+                <w:sz w:val="24"/>
+                <w:u w:val="single"/>
+              </w:rPr>
+              <w:t>CHAPTER</w:t>
+            </w:r>
+          </w:p>
+        </w:tc>
+        <w:tc>
+          <w:tcPr>
+            <w:tcW w:type="dxa" w:w="6048"/>
+          </w:tcPr>
+          <w:p>
+            <w:pPr>
+              <w:spacing w:before="0" w:after="80"/>
+              <w:jc w:val="left"/>
+            </w:pPr>
+            <w:r>
+              <w:rPr>
+                <w:rFonts w:ascii="Times New Roman" w:hAnsi="Times New Roman"/>
+                <w:b/>
+                <w:i w:val="0"/>
+                <w:sz w:val="24"/>
+                <w:u w:val="single"/>
+              </w:rPr>
+              <w:t>TITLE</w:t>
+            </w:r>
+          </w:p>
+        </w:tc>
+        <w:tc>
+          <w:tcPr>
+            <w:tcW w:type="dxa" w:w="1080"/>
+          </w:tcPr>
+          <w:p>
+            <w:pPr>
+              <w:spacing w:before="0" w:after="80"/>
+              <w:jc w:val="center"/>
+            </w:pPr>
+            <w:r>
+              <w:rPr>
+                <w:rFonts w:ascii="Times New Roman" w:hAnsi="Times New Roman"/>
+                <w:b/>
+                <w:i w:val="0"/>
+                <w:sz w:val="24"/>
+                <w:u w:val="single"/>
+              </w:rPr>
+              <w:t>PAGE NO</w:t>
+            </w:r>
+          </w:p>
+        </w:tc>
+      </w:tr>
+      <w:tr>
+        <w:tc>
+          <w:tcPr>
+            <w:tcW w:type="dxa" w:w="1872"/>
+          </w:tcPr>
+          <w:p>
+            <w:pPr>
+              <w:spacing w:before="0" w:after="60"/>
+              <w:jc w:val="left"/>
+            </w:pPr>
+          </w:p>
+        </w:tc>
+        <w:tc>
+          <w:tcPr>
+            <w:tcW w:type="dxa" w:w="6048"/>
+          </w:tcPr>
+          <w:p>
+            <w:pPr>
+              <w:spacing w:before="0" w:after="60"/>
+              <w:jc w:val="left"/>
+            </w:pPr>
+            <w:r>
+              <w:rPr>
+                <w:rFonts w:ascii="Times New Roman" w:hAnsi="Times New Roman"/>
+                <w:b w:val="0"/>
+                <w:i w:val="0"/>
+                <w:sz w:val="24"/>
+              </w:rPr>
+              <w:t>TABLE OF FIGURES</w:t>
+            </w:r>
+          </w:p>
+        </w:tc>
+        <w:tc>
+          <w:tcPr>
+            <w:tcW w:type="dxa" w:w="1080"/>
+          </w:tcPr>
+          <w:p>
+            <w:pPr>
+              <w:spacing w:before="0" w:after="60"/>
+              <w:jc w:val="center"/>
+            </w:pPr>
+            <w:r>
+              <w:rPr>
+                <w:rFonts w:ascii="Times New Roman" w:hAnsi="Times New Roman"/>
+                <w:b w:val="0"/>
+                <w:i w:val="0"/>
+                <w:sz w:val="24"/>
+              </w:rPr>
+              <w:t>IV</w:t>
+            </w:r>
+          </w:p>
+        </w:tc>
+      </w:tr>
+      <w:tr>
+        <w:tc>
+          <w:tcPr>
+            <w:tcW w:type="dxa" w:w="1872"/>
+          </w:tcPr>
+          <w:p>
+            <w:pPr>
+              <w:spacing w:before="0" w:after="60"/>
+              <w:jc w:val="left"/>
+            </w:pPr>
+          </w:p>
+        </w:tc>
+        <w:tc>
+          <w:tcPr>
+            <w:tcW w:type="dxa" w:w="6048"/>
+          </w:tcPr>
+          <w:p>
+            <w:pPr>
+              <w:spacing w:before="0" w:after="60"/>
+              <w:jc w:val="left"/>
+            </w:pPr>
+            <w:r>
+              <w:rPr>
+                <w:rFonts w:ascii="Times New Roman" w:hAnsi="Times New Roman"/>
+                <w:b w:val="0"/>
+                <w:i w:val="0"/>
+                <w:sz w:val="24"/>
+              </w:rPr>
+              <w:t>TABLE OF IMAGES</w:t>
+            </w:r>
+          </w:p>
+        </w:tc>
+        <w:tc>
+          <w:tcPr>
+            <w:tcW w:type="dxa" w:w="1080"/>
+          </w:tcPr>
+          <w:p>
+            <w:pPr>
+              <w:spacing w:before="0" w:after="60"/>
+              <w:jc w:val="center"/>
+            </w:pPr>
+            <w:r>
+              <w:rPr>
+                <w:rFonts w:ascii="Times New Roman" w:hAnsi="Times New Roman"/>
+                <w:b w:val="0"/>
+                <w:i w:val="0"/>
+                <w:sz w:val="24"/>
+              </w:rPr>
+              <w:t>V</w:t>
+            </w:r>
+          </w:p>
+        </w:tc>
+      </w:tr>
+      <w:tr>
+        <w:tc>
+          <w:tcPr>
+            <w:tcW w:type="dxa" w:w="1872"/>
+          </w:tcPr>
+          <w:p>
+            <w:pPr>
+              <w:spacing w:before="0" w:after="60"/>
+              <w:jc w:val="left"/>
+            </w:pPr>
+          </w:p>
+        </w:tc>
+        <w:tc>
+          <w:tcPr>
+            <w:tcW w:type="dxa" w:w="6048"/>
+          </w:tcPr>
+          <w:p>
+            <w:pPr>
+              <w:spacing w:before="0" w:after="60"/>
+              <w:jc w:val="left"/>
+            </w:pPr>
+            <w:r>
+              <w:rPr>
+                <w:rFonts w:ascii="Times New Roman" w:hAnsi="Times New Roman"/>
+                <w:b w:val="0"/>
+                <w:i w:val="0"/>
+                <w:sz w:val="24"/>
+              </w:rPr>
+              <w:t>LIST OF TABLES</w:t>
+            </w:r>
+          </w:p>
+        </w:tc>
+        <w:tc>
+          <w:tcPr>
+            <w:tcW w:type="dxa" w:w="1080"/>
+          </w:tcPr>
+          <w:p>
+            <w:pPr>
+              <w:spacing w:before="0" w:after="60"/>
+              <w:jc w:val="center"/>
+            </w:pPr>
+            <w:r>
+              <w:rPr>
+                <w:rFonts w:ascii="Times New Roman" w:hAnsi="Times New Roman"/>
+                <w:b w:val="0"/>
+                <w:i w:val="0"/>
+                <w:sz w:val="24"/>
+              </w:rPr>
+              <w:t>VI</w:t>
+            </w:r>
+          </w:p>
+        </w:tc>
+      </w:tr>
+      <w:tr>
+        <w:tc>
+          <w:tcPr>
+            <w:tcW w:type="dxa" w:w="1872"/>
+          </w:tcPr>
+          <w:p>
+            <w:pPr>
+              <w:spacing w:before="0" w:after="60"/>
+              <w:jc w:val="left"/>
+            </w:pPr>
+          </w:p>
+        </w:tc>
+        <w:tc>
+          <w:tcPr>
+            <w:tcW w:type="dxa" w:w="6048"/>
+          </w:tcPr>
+          <w:p>
+            <w:pPr>
+              <w:spacing w:before="0" w:after="60"/>
+              <w:jc w:val="left"/>
+            </w:pPr>
+            <w:r>
+              <w:rPr>
+                <w:rFonts w:ascii="Times New Roman" w:hAnsi="Times New Roman"/>
+                <w:b w:val="0"/>
+                <w:i w:val="0"/>
+                <w:sz w:val="24"/>
+              </w:rPr>
+              <w:t>LIST OF ABBREVIATIONS</w:t>
+            </w:r>
+          </w:p>
+        </w:tc>
+        <w:tc>
+          <w:tcPr>
+            <w:tcW w:type="dxa" w:w="1080"/>
+          </w:tcPr>
+          <w:p>
+            <w:pPr>
+              <w:spacing w:before="0" w:after="60"/>
+              <w:jc w:val="center"/>
+            </w:pPr>
+            <w:r>
+              <w:rPr>
+                <w:rFonts w:ascii="Times New Roman" w:hAnsi="Times New Roman"/>
+                <w:b w:val="0"/>
+                <w:i w:val="0"/>
+                <w:sz w:val="24"/>
+              </w:rPr>
+              <w:t>VII</w:t>
+            </w:r>
+          </w:p>
+        </w:tc>
+      </w:tr>
+      <w:tr>
+        <w:tc>
+          <w:tcPr>
+            <w:tcW w:type="dxa" w:w="1872"/>
+          </w:tcPr>
+          <w:p>
+            <w:pPr>
+              <w:spacing w:before="0" w:after="60"/>
+              <w:jc w:val="left"/>
+            </w:pPr>
+          </w:p>
+        </w:tc>
+        <w:tc>
+          <w:tcPr>
+            <w:tcW w:type="dxa" w:w="6048"/>
+          </w:tcPr>
+          <w:p>
+            <w:pPr>
+              <w:spacing w:before="0" w:after="60"/>
+              <w:jc w:val="left"/>
+            </w:pPr>
+            <w:r>
+              <w:rPr>
+                <w:rFonts w:ascii="Times New Roman" w:hAnsi="Times New Roman"/>
+                <w:b w:val="0"/>
+                <w:i w:val="0"/>
+                <w:sz w:val="24"/>
+              </w:rPr>
+              <w:t>ACKNOWLEDGMENTS</w:t>
+            </w:r>
+          </w:p>
+        </w:tc>
+        <w:tc>
+          <w:tcPr>
+            <w:tcW w:type="dxa" w:w="1080"/>
+          </w:tcPr>
+          <w:p>
+            <w:pPr>
+              <w:spacing w:before="0" w:after="60"/>
+              <w:jc w:val="center"/>
+            </w:pPr>
+            <w:r>
+              <w:rPr>
+                <w:rFonts w:ascii="Times New Roman" w:hAnsi="Times New Roman"/>
+                <w:b w:val="0"/>
+                <w:i w:val="0"/>
+                <w:sz w:val="24"/>
+              </w:rPr>
+              <w:t>VIII</w:t>
+            </w:r>
+          </w:p>
+        </w:tc>
+      </w:tr>
+      <w:tr>
+        <w:tc>
+          <w:tcPr>
+            <w:tcW w:type="dxa" w:w="1872"/>
+          </w:tcPr>
+          <w:p>
+            <w:pPr>
+              <w:spacing w:before="0" w:after="60"/>
+              <w:jc w:val="left"/>
+            </w:pPr>
+          </w:p>
+        </w:tc>
+        <w:tc>
+          <w:tcPr>
+            <w:tcW w:type="dxa" w:w="6048"/>
+          </w:tcPr>
+          <w:p>
+            <w:pPr>
+              <w:spacing w:before="0" w:after="60"/>
+              <w:jc w:val="left"/>
+            </w:pPr>
+            <w:r>
+              <w:rPr>
+                <w:rFonts w:ascii="Times New Roman" w:hAnsi="Times New Roman"/>
+                <w:b w:val="0"/>
+                <w:i w:val="0"/>
+                <w:sz w:val="24"/>
+              </w:rPr>
+              <w:t>ABSTRACT</w:t>
+            </w:r>
+          </w:p>
+        </w:tc>
+        <w:tc>
+          <w:tcPr>
+            <w:tcW w:type="dxa" w:w="1080"/>
+          </w:tcPr>
+          <w:p>
+            <w:pPr>
+              <w:spacing w:before="0" w:after="60"/>
+              <w:jc w:val="center"/>
+            </w:pPr>
+            <w:r>
+              <w:rPr>
+                <w:rFonts w:ascii="Times New Roman" w:hAnsi="Times New Roman"/>
+                <w:b w:val="0"/>
+                <w:i w:val="0"/>
+                <w:sz w:val="24"/>
+              </w:rPr>
+              <w:t>1</w:t>
+            </w:r>
+          </w:p>
+        </w:tc>
+      </w:tr>
+      <w:tr>
+        <w:tc>
+          <w:tcPr>
+            <w:tcW w:type="dxa" w:w="11061"/>
+            <w:gridSpan w:val="3"/>
+          </w:tcPr>
+          <w:p>
+            <w:pPr>
+              <w:spacing w:before="160" w:after="40"/>
+              <w:jc w:val="left"/>
+            </w:pPr>
+            <w:r>
+              <w:rPr>
+                <w:rFonts w:ascii="Times New Roman" w:hAnsi="Times New Roman"/>
+                <w:b/>
+                <w:i w:val="0"/>
+                <w:sz w:val="24"/>
+              </w:rPr>
+              <w:t>CHAPTER-1</w:t>
+            </w:r>
+          </w:p>
+        </w:tc>
+      </w:tr>
+      <w:tr>
+        <w:tc>
+          <w:tcPr>
+            <w:tcW w:type="dxa" w:w="1872"/>
+          </w:tcPr>
+          <w:p>
+            <w:pPr>
+              <w:spacing w:before="0" w:after="60"/>
+              <w:jc w:val="left"/>
+            </w:pPr>
+            <w:r>
+              <w:rPr>
+                <w:rFonts w:ascii="Times New Roman" w:hAnsi="Times New Roman"/>
+                <w:b w:val="0"/>
+                <w:i w:val="0"/>
+                <w:sz w:val="24"/>
+              </w:rPr>
+              <w:t>1.</w:t>
+            </w:r>
+          </w:p>
+        </w:tc>
+        <w:tc>
+          <w:tcPr>
+            <w:tcW w:type="dxa" w:w="6048"/>
+          </w:tcPr>
+          <w:p>
+            <w:pPr>
+              <w:spacing w:before="0" w:after="60"/>
+              <w:jc w:val="left"/>
+            </w:pPr>
+            <w:r>
+              <w:rPr>
+                <w:rFonts w:ascii="Times New Roman" w:hAnsi="Times New Roman"/>
+                <w:b w:val="0"/>
+                <w:i w:val="0"/>
+                <w:sz w:val="24"/>
+              </w:rPr>
+              <w:t>INTRODUCTION</w:t>
+            </w:r>
+          </w:p>
+        </w:tc>
+        <w:tc>
+          <w:tcPr>
+            <w:tcW w:type="dxa" w:w="1080"/>
+          </w:tcPr>
+          <w:p>
+            <w:pPr>
+              <w:spacing w:before="0" w:after="60"/>
+              <w:jc w:val="center"/>
+            </w:pPr>
+            <w:r>
+              <w:rPr>
+                <w:rFonts w:ascii="Times New Roman" w:hAnsi="Times New Roman"/>
+                <w:b w:val="0"/>
+                <w:i w:val="0"/>
+                <w:sz w:val="24"/>
+              </w:rPr>
+              <w:t>2</w:t>
+            </w:r>
+          </w:p>
+        </w:tc>
+      </w:tr>
+      <w:tr>
+        <w:tc>
+          <w:tcPr>
+            <w:tcW w:type="dxa" w:w="1872"/>
+          </w:tcPr>
+          <w:p>
+            <w:pPr>
+              <w:spacing w:before="0" w:after="60"/>
+              <w:jc w:val="left"/>
+            </w:pPr>
+            <w:r>
+              <w:rPr>
+                <w:rFonts w:ascii="Times New Roman" w:hAnsi="Times New Roman"/>
+                <w:b w:val="0"/>
+                <w:i w:val="0"/>
+                <w:sz w:val="24"/>
+              </w:rPr>
+              <w:t>1.1</w:t>
+            </w:r>
+          </w:p>
+        </w:tc>
+        <w:tc>
+          <w:tcPr>
+            <w:tcW w:type="dxa" w:w="6048"/>
+          </w:tcPr>
+          <w:p>
+            <w:pPr>
+              <w:spacing w:before="0" w:after="60"/>
+              <w:ind w:left="432"/>
+              <w:jc w:val="left"/>
+            </w:pPr>
+            <w:r>
+              <w:rPr>
+                <w:rFonts w:ascii="Times New Roman" w:hAnsi="Times New Roman"/>
+                <w:b w:val="0"/>
+                <w:i w:val="0"/>
+                <w:sz w:val="24"/>
+              </w:rPr>
+              <w:t>PROJECT OVERVIEW / BACKGROUND</w:t>
+            </w:r>
+          </w:p>
+        </w:tc>
+        <w:tc>
+          <w:tcPr>
+            <w:tcW w:type="dxa" w:w="1080"/>
+          </w:tcPr>
+          <w:p>
+            <w:pPr>
+              <w:spacing w:before="0" w:after="60"/>
+              <w:jc w:val="center"/>
+            </w:pPr>
+            <w:r>
+              <w:rPr>
+                <w:rFonts w:ascii="Times New Roman" w:hAnsi="Times New Roman"/>
+                <w:b w:val="0"/>
+                <w:i w:val="0"/>
+                <w:sz w:val="24"/>
+              </w:rPr>
+              <w:t>2</w:t>
+            </w:r>
+          </w:p>
+        </w:tc>
+      </w:tr>
+      <w:tr>
+        <w:tc>
+          <w:tcPr>
+            <w:tcW w:type="dxa" w:w="1872"/>
+          </w:tcPr>
+          <w:p>
+            <w:pPr>
+              <w:spacing w:before="0" w:after="60"/>
+              <w:jc w:val="left"/>
+            </w:pPr>
+            <w:r>
+              <w:rPr>
+                <w:rFonts w:ascii="Times New Roman" w:hAnsi="Times New Roman"/>
+                <w:b w:val="0"/>
+                <w:i w:val="0"/>
+                <w:sz w:val="24"/>
+              </w:rPr>
+              <w:t>1.1.1</w:t>
+            </w:r>
+          </w:p>
+        </w:tc>
+        <w:tc>
+          <w:tcPr>
+            <w:tcW w:type="dxa" w:w="6048"/>
+          </w:tcPr>
+          <w:p>
+            <w:pPr>
+              <w:spacing w:before="0" w:after="60"/>
+              <w:ind w:left="432"/>
+              <w:jc w:val="left"/>
+            </w:pPr>
+            <w:r>
+              <w:rPr>
+                <w:rFonts w:ascii="Times New Roman" w:hAnsi="Times New Roman"/>
+                <w:b w:val="0"/>
+                <w:i w:val="0"/>
+                <w:sz w:val="24"/>
+              </w:rPr>
+              <w:t>PROBLEM STATEMENT</w:t>
+            </w:r>
+          </w:p>
+        </w:tc>
+        <w:tc>
+          <w:tcPr>
+            <w:tcW w:type="dxa" w:w="1080"/>
+          </w:tcPr>
+          <w:p>
+            <w:pPr>
+              <w:spacing w:before="0" w:after="60"/>
+              <w:jc w:val="center"/>
+            </w:pPr>
+            <w:r>
+              <w:rPr>
+                <w:rFonts w:ascii="Times New Roman" w:hAnsi="Times New Roman"/>
+                <w:b w:val="0"/>
+                <w:i w:val="0"/>
+                <w:sz w:val="24"/>
+              </w:rPr>
+              <w:t>3</w:t>
+            </w:r>
+          </w:p>
+        </w:tc>
+      </w:tr>
+      <w:tr>
+        <w:tc>
+          <w:tcPr>
+            <w:tcW w:type="dxa" w:w="1872"/>
+          </w:tcPr>
+          <w:p>
+            <w:pPr>
+              <w:spacing w:before="0" w:after="60"/>
+              <w:jc w:val="left"/>
+            </w:pPr>
+            <w:r>
+              <w:rPr>
+                <w:rFonts w:ascii="Times New Roman" w:hAnsi="Times New Roman"/>
+                <w:b w:val="0"/>
+                <w:i w:val="0"/>
+                <w:sz w:val="24"/>
+              </w:rPr>
+              <w:t>1.1.2</w:t>
+            </w:r>
+          </w:p>
+        </w:tc>
+        <w:tc>
+          <w:tcPr>
+            <w:tcW w:type="dxa" w:w="6048"/>
+          </w:tcPr>
+          <w:p>
+            <w:pPr>
+              <w:spacing w:before="0" w:after="60"/>
+              <w:ind w:left="432"/>
+              <w:jc w:val="left"/>
+            </w:pPr>
+            <w:r>
+              <w:rPr>
+                <w:rFonts w:ascii="Times New Roman" w:hAnsi="Times New Roman"/>
+                <w:b w:val="0"/>
+                <w:i w:val="0"/>
+                <w:sz w:val="24"/>
+              </w:rPr>
+              <w:t>PROJECT OBJECTIVES</w:t>
+            </w:r>
+          </w:p>
+        </w:tc>
+        <w:tc>
+          <w:tcPr>
+            <w:tcW w:type="dxa" w:w="1080"/>
+          </w:tcPr>
+          <w:p>
+            <w:pPr>
+              <w:spacing w:before="0" w:after="60"/>
+              <w:jc w:val="center"/>
+            </w:pPr>
+            <w:r>
+              <w:rPr>
+                <w:rFonts w:ascii="Times New Roman" w:hAnsi="Times New Roman"/>
+                <w:b w:val="0"/>
+                <w:i w:val="0"/>
+                <w:sz w:val="24"/>
+              </w:rPr>
+              <w:t>3</w:t>
+            </w:r>
+          </w:p>
+        </w:tc>
+      </w:tr>
+      <w:tr>
+        <w:tc>
+          <w:tcPr>
+            <w:tcW w:type="dxa" w:w="1872"/>
+          </w:tcPr>
+          <w:p>
+            <w:pPr>
+              <w:spacing w:before="0" w:after="60"/>
+              <w:jc w:val="left"/>
+            </w:pPr>
+            <w:r>
+              <w:rPr>
+                <w:rFonts w:ascii="Times New Roman" w:hAnsi="Times New Roman"/>
+                <w:b w:val="0"/>
+                <w:i w:val="0"/>
+                <w:sz w:val="24"/>
+              </w:rPr>
+              <w:t>1.1.3</w:t>
+            </w:r>
+          </w:p>
+        </w:tc>
+        <w:tc>
+          <w:tcPr>
+            <w:tcW w:type="dxa" w:w="6048"/>
+          </w:tcPr>
+          <w:p>
+            <w:pPr>
+              <w:spacing w:before="0" w:after="60"/>
+              <w:ind w:left="432"/>
+              <w:jc w:val="left"/>
+            </w:pPr>
+            <w:r>
+              <w:rPr>
+                <w:rFonts w:ascii="Times New Roman" w:hAnsi="Times New Roman"/>
+                <w:b w:val="0"/>
+                <w:i w:val="0"/>
+                <w:sz w:val="24"/>
+              </w:rPr>
+              <w:t>FEATURES OF KAARKUN</w:t>
+            </w:r>
+          </w:p>
+        </w:tc>
+        <w:tc>
+          <w:tcPr>
+            <w:tcW w:type="dxa" w:w="1080"/>
+          </w:tcPr>
+          <w:p>
+            <w:pPr>
+              <w:spacing w:before="0" w:after="60"/>
+              <w:jc w:val="center"/>
+            </w:pPr>
+            <w:r>
+              <w:rPr>
+                <w:rFonts w:ascii="Times New Roman" w:hAnsi="Times New Roman"/>
+                <w:b w:val="0"/>
+                <w:i w:val="0"/>
+                <w:sz w:val="24"/>
+              </w:rPr>
+              <w:t>4</w:t>
+            </w:r>
+          </w:p>
+        </w:tc>
+      </w:tr>
+      <w:tr>
+        <w:tc>
+          <w:tcPr>
+            <w:tcW w:type="dxa" w:w="1872"/>
+          </w:tcPr>
+          <w:p>
+            <w:pPr>
+              <w:spacing w:before="0" w:after="60"/>
+              <w:jc w:val="left"/>
+            </w:pPr>
+            <w:r>
+              <w:rPr>
+                <w:rFonts w:ascii="Times New Roman" w:hAnsi="Times New Roman"/>
+                <w:b w:val="0"/>
+                <w:i w:val="0"/>
+                <w:sz w:val="24"/>
+              </w:rPr>
+              <w:t>1.2</w:t>
+            </w:r>
+          </w:p>
+        </w:tc>
+        <w:tc>
+          <w:tcPr>
+            <w:tcW w:type="dxa" w:w="6048"/>
+          </w:tcPr>
+          <w:p>
+            <w:pPr>
+              <w:spacing w:before="0" w:after="60"/>
+              <w:ind w:left="432"/>
+              <w:jc w:val="left"/>
+            </w:pPr>
+            <w:r>
+              <w:rPr>
+                <w:rFonts w:ascii="Times New Roman" w:hAnsi="Times New Roman"/>
+                <w:b w:val="0"/>
+                <w:i w:val="0"/>
+                <w:sz w:val="24"/>
+              </w:rPr>
+              <w:t>PROJECT SCOPE</w:t>
+            </w:r>
+          </w:p>
+        </w:tc>
+        <w:tc>
+          <w:tcPr>
+            <w:tcW w:type="dxa" w:w="1080"/>
+          </w:tcPr>
+          <w:p>
+            <w:pPr>
+              <w:spacing w:before="0" w:after="60"/>
+              <w:jc w:val="center"/>
+            </w:pPr>
+            <w:r>
+              <w:rPr>
+                <w:rFonts w:ascii="Times New Roman" w:hAnsi="Times New Roman"/>
+                <w:b w:val="0"/>
+                <w:i w:val="0"/>
+                <w:sz w:val="24"/>
+              </w:rPr>
+              <w:t>5</w:t>
+            </w:r>
+          </w:p>
+        </w:tc>
+      </w:tr>
+      <w:tr>
+        <w:tc>
+          <w:tcPr>
+            <w:tcW w:type="dxa" w:w="1872"/>
+          </w:tcPr>
+          <w:p>
+            <w:pPr>
+              <w:spacing w:before="0" w:after="60"/>
+              <w:jc w:val="left"/>
+            </w:pPr>
+            <w:r>
+              <w:rPr>
+                <w:rFonts w:ascii="Times New Roman" w:hAnsi="Times New Roman"/>
+                <w:b w:val="0"/>
+                <w:i w:val="0"/>
+                <w:sz w:val="24"/>
+              </w:rPr>
+              <w:t>1.3</w:t>
+            </w:r>
+          </w:p>
+        </w:tc>
+        <w:tc>
+          <w:tcPr>
+            <w:tcW w:type="dxa" w:w="6048"/>
+          </w:tcPr>
+          <w:p>
+            <w:pPr>
+              <w:spacing w:before="0" w:after="60"/>
+              <w:ind w:left="432"/>
+              <w:jc w:val="left"/>
+            </w:pPr>
+            <w:r>
+              <w:rPr>
+                <w:rFonts w:ascii="Times New Roman" w:hAnsi="Times New Roman"/>
+                <w:b w:val="0"/>
+                <w:i w:val="0"/>
+                <w:sz w:val="24"/>
+              </w:rPr>
+              <w:t>TOOLS AND TECHNOLOGIES</w:t>
+            </w:r>
+          </w:p>
+        </w:tc>
+        <w:tc>
+          <w:tcPr>
+            <w:tcW w:type="dxa" w:w="1080"/>
+          </w:tcPr>
+          <w:p>
+            <w:pPr>
+              <w:spacing w:before="0" w:after="60"/>
+              <w:jc w:val="center"/>
+            </w:pPr>
+            <w:r>
+              <w:rPr>
+                <w:rFonts w:ascii="Times New Roman" w:hAnsi="Times New Roman"/>
+                <w:b w:val="0"/>
+                <w:i w:val="0"/>
+                <w:sz w:val="24"/>
+              </w:rPr>
+              <w:t>5</w:t>
+            </w:r>
+          </w:p>
+        </w:tc>
+      </w:tr>
+      <w:tr>
+        <w:tc>
+          <w:tcPr>
+            <w:tcW w:type="dxa" w:w="1872"/>
+          </w:tcPr>
+          <w:p>
+            <w:pPr>
+              <w:spacing w:before="0" w:after="60"/>
+              <w:jc w:val="left"/>
+            </w:pPr>
+            <w:r>
+              <w:rPr>
+                <w:rFonts w:ascii="Times New Roman" w:hAnsi="Times New Roman"/>
+                <w:b w:val="0"/>
+                <w:i w:val="0"/>
+                <w:sz w:val="24"/>
+              </w:rPr>
+              <w:t>1.3.1</w:t>
+            </w:r>
+          </w:p>
+        </w:tc>
+        <w:tc>
+          <w:tcPr>
+            <w:tcW w:type="dxa" w:w="6048"/>
+          </w:tcPr>
+          <w:p>
+            <w:pPr>
+              <w:spacing w:before="0" w:after="60"/>
+              <w:ind w:left="432"/>
+              <w:jc w:val="left"/>
+            </w:pPr>
+            <w:r>
+              <w:rPr>
+                <w:rFonts w:ascii="Times New Roman" w:hAnsi="Times New Roman"/>
+                <w:b w:val="0"/>
+                <w:i w:val="0"/>
+                <w:sz w:val="24"/>
+              </w:rPr>
+              <w:t>SOFTWARE</w:t>
+            </w:r>
+          </w:p>
+        </w:tc>
+        <w:tc>
+          <w:tcPr>
+            <w:tcW w:type="dxa" w:w="1080"/>
+          </w:tcPr>
+          <w:p>
+            <w:pPr>
+              <w:spacing w:before="0" w:after="60"/>
+              <w:jc w:val="center"/>
+            </w:pPr>
+            <w:r>
+              <w:rPr>
+                <w:rFonts w:ascii="Times New Roman" w:hAnsi="Times New Roman"/>
+                <w:b w:val="0"/>
+                <w:i w:val="0"/>
+                <w:sz w:val="24"/>
+              </w:rPr>
+              <w:t>5</w:t>
+            </w:r>
+          </w:p>
+        </w:tc>
+      </w:tr>
+      <w:tr>
+        <w:tc>
+          <w:tcPr>
+            <w:tcW w:type="dxa" w:w="1872"/>
+          </w:tcPr>
+          <w:p>
+            <w:pPr>
+              <w:spacing w:before="0" w:after="60"/>
+              <w:jc w:val="left"/>
+            </w:pPr>
+            <w:r>
+              <w:rPr>
+                <w:rFonts w:ascii="Times New Roman" w:hAnsi="Times New Roman"/>
+                <w:b w:val="0"/>
+                <w:i w:val="0"/>
+                <w:sz w:val="24"/>
+              </w:rPr>
+              <w:t>1.3.2</w:t>
+            </w:r>
+          </w:p>
+        </w:tc>
+        <w:tc>
+          <w:tcPr>
+            <w:tcW w:type="dxa" w:w="6048"/>
+          </w:tcPr>
+          <w:p>
+            <w:pPr>
+              <w:spacing w:before="0" w:after="60"/>
+              <w:ind w:left="432"/>
+              <w:jc w:val="left"/>
+            </w:pPr>
+            <w:r>
+              <w:rPr>
+                <w:rFonts w:ascii="Times New Roman" w:hAnsi="Times New Roman"/>
+                <w:b w:val="0"/>
+                <w:i w:val="0"/>
+                <w:sz w:val="24"/>
+              </w:rPr>
+              <w:t>TECH STACK</w:t>
+            </w:r>
+          </w:p>
+        </w:tc>
+        <w:tc>
+          <w:tcPr>
+            <w:tcW w:type="dxa" w:w="1080"/>
+          </w:tcPr>
+          <w:p>
+            <w:pPr>
+              <w:spacing w:before="0" w:after="60"/>
+              <w:jc w:val="center"/>
+            </w:pPr>
+            <w:r>
+              <w:rPr>
+                <w:rFonts w:ascii="Times New Roman" w:hAnsi="Times New Roman"/>
+                <w:b w:val="0"/>
+                <w:i w:val="0"/>
+                <w:sz w:val="24"/>
+              </w:rPr>
+              <w:t>6</w:t>
+            </w:r>
+          </w:p>
+        </w:tc>
+      </w:tr>
+      <w:tr>
+        <w:tc>
+          <w:tcPr>
+            <w:tcW w:type="dxa" w:w="1872"/>
+          </w:tcPr>
+          <w:p>
+            <w:pPr>
+              <w:spacing w:before="0" w:after="60"/>
+              <w:jc w:val="left"/>
+            </w:pPr>
+            <w:r>
+              <w:rPr>
+                <w:rFonts w:ascii="Times New Roman" w:hAnsi="Times New Roman"/>
+                <w:b w:val="0"/>
+                <w:i w:val="0"/>
+                <w:sz w:val="24"/>
+              </w:rPr>
+              <w:t>1.3.3</w:t>
+            </w:r>
+          </w:p>
+        </w:tc>
+        <w:tc>
+          <w:tcPr>
+            <w:tcW w:type="dxa" w:w="6048"/>
+          </w:tcPr>
+          <w:p>
+            <w:pPr>
+              <w:spacing w:before="0" w:after="60"/>
+              <w:ind w:left="432"/>
+              <w:jc w:val="left"/>
+            </w:pPr>
+            <w:r>
+              <w:rPr>
+                <w:rFonts w:ascii="Times New Roman" w:hAnsi="Times New Roman"/>
+                <w:b w:val="0"/>
+                <w:i w:val="0"/>
+                <w:sz w:val="24"/>
+              </w:rPr>
+              <w:t>HARDWARE</w:t>
+            </w:r>
+          </w:p>
+        </w:tc>
+        <w:tc>
+          <w:tcPr>
+            <w:tcW w:type="dxa" w:w="1080"/>
+          </w:tcPr>
+          <w:p>
+            <w:pPr>
+              <w:spacing w:before="0" w:after="60"/>
+              <w:jc w:val="center"/>
+            </w:pPr>
+            <w:r>
+              <w:rPr>
+                <w:rFonts w:ascii="Times New Roman" w:hAnsi="Times New Roman"/>
+                <w:b w:val="0"/>
+                <w:i w:val="0"/>
+                <w:sz w:val="24"/>
+              </w:rPr>
+              <w:t>6</w:t>
+            </w:r>
+          </w:p>
+        </w:tc>
+      </w:tr>
+      <w:tr>
+        <w:tc>
+          <w:tcPr>
+            <w:tcW w:type="dxa" w:w="1872"/>
+          </w:tcPr>
+          <w:p>
+            <w:pPr>
+              <w:spacing w:before="0" w:after="60"/>
+              <w:jc w:val="left"/>
+            </w:pPr>
+            <w:r>
+              <w:rPr>
+                <w:rFonts w:ascii="Times New Roman" w:hAnsi="Times New Roman"/>
+                <w:b w:val="0"/>
+                <w:i w:val="0"/>
+                <w:sz w:val="24"/>
+              </w:rPr>
+              <w:t>1.4</w:t>
+            </w:r>
+          </w:p>
+        </w:tc>
+        <w:tc>
+          <w:tcPr>
+            <w:tcW w:type="dxa" w:w="6048"/>
+          </w:tcPr>
+          <w:p>
+            <w:pPr>
+              <w:spacing w:before="0" w:after="60"/>
+              <w:ind w:left="432"/>
+              <w:jc w:val="left"/>
+            </w:pPr>
+            <w:r>
+              <w:rPr>
+                <w:rFonts w:ascii="Times New Roman" w:hAnsi="Times New Roman"/>
+                <w:b w:val="0"/>
+                <w:i w:val="0"/>
+                <w:sz w:val="24"/>
+              </w:rPr>
+              <w:t>LIMITATIONS OF KAARKUN</w:t>
+            </w:r>
+          </w:p>
+        </w:tc>
+        <w:tc>
+          <w:tcPr>
+            <w:tcW w:type="dxa" w:w="1080"/>
+          </w:tcPr>
+          <w:p>
+            <w:pPr>
+              <w:spacing w:before="0" w:after="60"/>
+              <w:jc w:val="center"/>
+            </w:pPr>
+            <w:r>
+              <w:rPr>
+                <w:rFonts w:ascii="Times New Roman" w:hAnsi="Times New Roman"/>
+                <w:b w:val="0"/>
+                <w:i w:val="0"/>
+                <w:sz w:val="24"/>
+              </w:rPr>
+              <w:t>6</w:t>
+            </w:r>
+          </w:p>
+        </w:tc>
+      </w:tr>
+      <w:tr>
+        <w:tc>
+          <w:tcPr>
+            <w:tcW w:type="dxa" w:w="1872"/>
+          </w:tcPr>
+          <w:p>
+            <w:pPr>
+              <w:spacing w:before="0" w:after="60"/>
+              <w:jc w:val="left"/>
+            </w:pPr>
+            <w:r>
+              <w:rPr>
+                <w:rFonts w:ascii="Times New Roman" w:hAnsi="Times New Roman"/>
+                <w:b w:val="0"/>
+                <w:i w:val="0"/>
+                <w:sz w:val="24"/>
+              </w:rPr>
+              <w:t>1.5</w:t>
+            </w:r>
+          </w:p>
+        </w:tc>
+        <w:tc>
+          <w:tcPr>
+            <w:tcW w:type="dxa" w:w="6048"/>
+          </w:tcPr>
+          <w:p>
+            <w:pPr>
+              <w:spacing w:before="0" w:after="60"/>
+              <w:ind w:left="432"/>
+              <w:jc w:val="left"/>
+            </w:pPr>
+            <w:r>
+              <w:rPr>
+                <w:rFonts w:ascii="Times New Roman" w:hAnsi="Times New Roman"/>
+                <w:b w:val="0"/>
+                <w:i w:val="0"/>
+                <w:sz w:val="24"/>
+              </w:rPr>
+              <w:t>OUTLINE OF THESIS</w:t>
+            </w:r>
+          </w:p>
+        </w:tc>
+        <w:tc>
+          <w:tcPr>
+            <w:tcW w:type="dxa" w:w="1080"/>
+          </w:tcPr>
+          <w:p>
+            <w:pPr>
+              <w:spacing w:before="0" w:after="60"/>
+              <w:jc w:val="center"/>
+            </w:pPr>
+            <w:r>
+              <w:rPr>
+                <w:rFonts w:ascii="Times New Roman" w:hAnsi="Times New Roman"/>
+                <w:b w:val="0"/>
+                <w:i w:val="0"/>
+                <w:sz w:val="24"/>
+              </w:rPr>
+              <w:t>7</w:t>
+            </w:r>
+          </w:p>
+        </w:tc>
+      </w:tr>
+      <w:tr>
+        <w:tc>
+          <w:tcPr>
+            <w:tcW w:type="dxa" w:w="11061"/>
+            <w:gridSpan w:val="3"/>
+          </w:tcPr>
+          <w:p>
+            <w:pPr>
+              <w:spacing w:before="160" w:after="40"/>
+              <w:jc w:val="left"/>
+            </w:pPr>
+            <w:r>
+              <w:rPr>
+                <w:rFonts w:ascii="Times New Roman" w:hAnsi="Times New Roman"/>
+                <w:b/>
+                <w:i w:val="0"/>
+                <w:sz w:val="24"/>
+              </w:rPr>
+              <w:t>CHAPTER-2</w:t>
+            </w:r>
+          </w:p>
+        </w:tc>
+      </w:tr>
+      <w:tr>
+        <w:tc>
+          <w:tcPr>
+            <w:tcW w:type="dxa" w:w="1872"/>
+          </w:tcPr>
+          <w:p>
+            <w:pPr>
+              <w:spacing w:before="0" w:after="60"/>
+              <w:jc w:val="left"/>
+            </w:pPr>
+            <w:r>
+              <w:rPr>
+                <w:rFonts w:ascii="Times New Roman" w:hAnsi="Times New Roman"/>
+                <w:b w:val="0"/>
+                <w:i w:val="0"/>
+                <w:sz w:val="24"/>
+              </w:rPr>
+              <w:t>2.</w:t>
+            </w:r>
+          </w:p>
+        </w:tc>
+        <w:tc>
+          <w:tcPr>
+            <w:tcW w:type="dxa" w:w="6048"/>
+          </w:tcPr>
+          <w:p>
+            <w:pPr>
+              <w:spacing w:before="0" w:after="60"/>
+              <w:jc w:val="left"/>
+            </w:pPr>
+            <w:r>
+              <w:rPr>
+                <w:rFonts w:ascii="Times New Roman" w:hAnsi="Times New Roman"/>
+                <w:b w:val="0"/>
+                <w:i w:val="0"/>
+                <w:sz w:val="24"/>
+              </w:rPr>
+              <w:t>REVIEW OF LITERATURE</w:t>
+            </w:r>
+          </w:p>
+        </w:tc>
+        <w:tc>
+          <w:tcPr>
+            <w:tcW w:type="dxa" w:w="1080"/>
+          </w:tcPr>
+          <w:p>
+            <w:pPr>
+              <w:spacing w:before="0" w:after="60"/>
+              <w:jc w:val="center"/>
+            </w:pPr>
+            <w:r>
+              <w:rPr>
+                <w:rFonts w:ascii="Times New Roman" w:hAnsi="Times New Roman"/>
+                <w:b w:val="0"/>
+                <w:i w:val="0"/>
+                <w:sz w:val="24"/>
+              </w:rPr>
+              <w:t>8</w:t>
+            </w:r>
+          </w:p>
+        </w:tc>
+      </w:tr>
+      <w:tr>
+        <w:tc>
+          <w:tcPr>
+            <w:tcW w:type="dxa" w:w="1872"/>
+          </w:tcPr>
+          <w:p>
+            <w:pPr>
+              <w:spacing w:before="0" w:after="60"/>
+              <w:jc w:val="left"/>
+            </w:pPr>
+            <w:r>
+              <w:rPr>
+                <w:rFonts w:ascii="Times New Roman" w:hAnsi="Times New Roman"/>
+                <w:b w:val="0"/>
+                <w:i w:val="0"/>
+                <w:sz w:val="24"/>
+              </w:rPr>
+              <w:t>2.1</w:t>
+            </w:r>
+          </w:p>
+        </w:tc>
+        <w:tc>
+          <w:tcPr>
+            <w:tcW w:type="dxa" w:w="6048"/>
+          </w:tcPr>
+          <w:p>
+            <w:pPr>
+              <w:spacing w:before="0" w:after="60"/>
+              <w:ind w:left="432"/>
+              <w:jc w:val="left"/>
+            </w:pPr>
+            <w:r>
+              <w:rPr>
+                <w:rFonts w:ascii="Times New Roman" w:hAnsi="Times New Roman"/>
+                <w:b w:val="0"/>
+                <w:i w:val="0"/>
+                <w:sz w:val="24"/>
+              </w:rPr>
+              <w:t>PLATFORM ECONOMY OVERVIEW</w:t>
+            </w:r>
+          </w:p>
+        </w:tc>
+        <w:tc>
+          <w:tcPr>
+            <w:tcW w:type="dxa" w:w="1080"/>
+          </w:tcPr>
+          <w:p>
+            <w:pPr>
+              <w:spacing w:before="0" w:after="60"/>
+              <w:jc w:val="center"/>
+            </w:pPr>
+            <w:r>
+              <w:rPr>
+                <w:rFonts w:ascii="Times New Roman" w:hAnsi="Times New Roman"/>
+                <w:b w:val="0"/>
+                <w:i w:val="0"/>
+                <w:sz w:val="24"/>
+              </w:rPr>
+              <w:t>8</w:t>
+            </w:r>
+          </w:p>
+        </w:tc>
+      </w:tr>
+      <w:tr>
+        <w:tc>
+          <w:tcPr>
+            <w:tcW w:type="dxa" w:w="1872"/>
+          </w:tcPr>
+          <w:p>
+            <w:pPr>
+              <w:spacing w:before="0" w:after="60"/>
+              <w:jc w:val="left"/>
+            </w:pPr>
+            <w:r>
+              <w:rPr>
+                <w:rFonts w:ascii="Times New Roman" w:hAnsi="Times New Roman"/>
+                <w:b w:val="0"/>
+                <w:i w:val="0"/>
+                <w:sz w:val="24"/>
+              </w:rPr>
+              <w:t>2.2</w:t>
+            </w:r>
+          </w:p>
+        </w:tc>
+        <w:tc>
+          <w:tcPr>
+            <w:tcW w:type="dxa" w:w="6048"/>
+          </w:tcPr>
+          <w:p>
+            <w:pPr>
+              <w:spacing w:before="0" w:after="60"/>
+              <w:ind w:left="432"/>
+              <w:jc w:val="left"/>
+            </w:pPr>
+            <w:r>
+              <w:rPr>
+                <w:rFonts w:ascii="Times New Roman" w:hAnsi="Times New Roman"/>
+                <w:b w:val="0"/>
+                <w:i w:val="0"/>
+                <w:sz w:val="24"/>
+              </w:rPr>
+              <w:t>DIGITAL SERVICE PLATFORMS IN SOUTH ASIA</w:t>
+            </w:r>
+          </w:p>
+        </w:tc>
+        <w:tc>
+          <w:tcPr>
+            <w:tcW w:type="dxa" w:w="1080"/>
+          </w:tcPr>
+          <w:p>
+            <w:pPr>
+              <w:spacing w:before="0" w:after="60"/>
+              <w:jc w:val="center"/>
+            </w:pPr>
+            <w:r>
+              <w:rPr>
+                <w:rFonts w:ascii="Times New Roman" w:hAnsi="Times New Roman"/>
+                <w:b w:val="0"/>
+                <w:i w:val="0"/>
+                <w:sz w:val="24"/>
+              </w:rPr>
+              <w:t>9</w:t>
+            </w:r>
+          </w:p>
+        </w:tc>
+      </w:tr>
+      <w:tr>
+        <w:tc>
+          <w:tcPr>
+            <w:tcW w:type="dxa" w:w="1872"/>
+          </w:tcPr>
+          <w:p>
+            <w:pPr>
+              <w:spacing w:before="0" w:after="60"/>
+              <w:jc w:val="left"/>
+            </w:pPr>
+            <w:r>
+              <w:rPr>
+                <w:rFonts w:ascii="Times New Roman" w:hAnsi="Times New Roman"/>
+                <w:b w:val="0"/>
+                <w:i w:val="0"/>
+                <w:sz w:val="24"/>
+              </w:rPr>
+              <w:t>2.3</w:t>
+            </w:r>
+          </w:p>
+        </w:tc>
+        <w:tc>
+          <w:tcPr>
+            <w:tcW w:type="dxa" w:w="6048"/>
+          </w:tcPr>
+          <w:p>
+            <w:pPr>
+              <w:spacing w:before="0" w:after="60"/>
+              <w:ind w:left="432"/>
+              <w:jc w:val="left"/>
+            </w:pPr>
+            <w:r>
+              <w:rPr>
+                <w:rFonts w:ascii="Times New Roman" w:hAnsi="Times New Roman"/>
+                <w:b w:val="0"/>
+                <w:i w:val="0"/>
+                <w:sz w:val="24"/>
+              </w:rPr>
+              <w:t>PAKISTAN DIGITAL ECONOMY</w:t>
+            </w:r>
+          </w:p>
+        </w:tc>
+        <w:tc>
+          <w:tcPr>
+            <w:tcW w:type="dxa" w:w="1080"/>
+          </w:tcPr>
+          <w:p>
+            <w:pPr>
+              <w:spacing w:before="0" w:after="60"/>
+              <w:jc w:val="center"/>
+            </w:pPr>
+            <w:r>
+              <w:rPr>
+                <w:rFonts w:ascii="Times New Roman" w:hAnsi="Times New Roman"/>
+                <w:b w:val="0"/>
+                <w:i w:val="0"/>
+                <w:sz w:val="24"/>
+              </w:rPr>
+              <w:t>9</w:t>
+            </w:r>
+          </w:p>
+        </w:tc>
+      </w:tr>
+      <w:tr>
+        <w:tc>
+          <w:tcPr>
+            <w:tcW w:type="dxa" w:w="1872"/>
+          </w:tcPr>
+          <w:p>
+            <w:pPr>
+              <w:spacing w:before="0" w:after="60"/>
+              <w:jc w:val="left"/>
+            </w:pPr>
+            <w:r>
+              <w:rPr>
+                <w:rFonts w:ascii="Times New Roman" w:hAnsi="Times New Roman"/>
+                <w:b w:val="0"/>
+                <w:i w:val="0"/>
+                <w:sz w:val="24"/>
+              </w:rPr>
+              <w:t>2.4</w:t>
+            </w:r>
+          </w:p>
+        </w:tc>
+        <w:tc>
+          <w:tcPr>
+            <w:tcW w:type="dxa" w:w="6048"/>
+          </w:tcPr>
+          <w:p>
+            <w:pPr>
+              <w:spacing w:before="0" w:after="60"/>
+              <w:ind w:left="432"/>
+              <w:jc w:val="left"/>
+            </w:pPr>
+            <w:r>
+              <w:rPr>
+                <w:rFonts w:ascii="Times New Roman" w:hAnsi="Times New Roman"/>
+                <w:b w:val="0"/>
+                <w:i w:val="0"/>
+                <w:sz w:val="24"/>
+              </w:rPr>
+              <w:t>ANALYSIS OF EXISTING SYSTEMS</w:t>
+            </w:r>
+          </w:p>
+        </w:tc>
+        <w:tc>
+          <w:tcPr>
+            <w:tcW w:type="dxa" w:w="1080"/>
+          </w:tcPr>
+          <w:p>
+            <w:pPr>
+              <w:spacing w:before="0" w:after="60"/>
+              <w:jc w:val="center"/>
+            </w:pPr>
+            <w:r>
+              <w:rPr>
+                <w:rFonts w:ascii="Times New Roman" w:hAnsi="Times New Roman"/>
+                <w:b w:val="0"/>
+                <w:i w:val="0"/>
+                <w:sz w:val="24"/>
+              </w:rPr>
+              <w:t>10</w:t>
+            </w:r>
+          </w:p>
+        </w:tc>
+      </w:tr>
+      <w:tr>
+        <w:tc>
+          <w:tcPr>
+            <w:tcW w:type="dxa" w:w="1872"/>
+          </w:tcPr>
+          <w:p>
+            <w:pPr>
+              <w:spacing w:before="0" w:after="60"/>
+              <w:jc w:val="left"/>
+            </w:pPr>
+            <w:r>
+              <w:rPr>
+                <w:rFonts w:ascii="Times New Roman" w:hAnsi="Times New Roman"/>
+                <w:b w:val="0"/>
+                <w:i w:val="0"/>
+                <w:sz w:val="24"/>
+              </w:rPr>
+              <w:t>2.5</w:t>
+            </w:r>
+          </w:p>
+        </w:tc>
+        <w:tc>
+          <w:tcPr>
+            <w:tcW w:type="dxa" w:w="6048"/>
+          </w:tcPr>
+          <w:p>
+            <w:pPr>
+              <w:spacing w:before="0" w:after="60"/>
+              <w:ind w:left="432"/>
+              <w:jc w:val="left"/>
+            </w:pPr>
+            <w:r>
+              <w:rPr>
+                <w:rFonts w:ascii="Times New Roman" w:hAnsi="Times New Roman"/>
+                <w:b w:val="0"/>
+                <w:i w:val="0"/>
+                <w:sz w:val="24"/>
+              </w:rPr>
+              <w:t>COMPARISON WITH EXISTING PLATFORMS</w:t>
+            </w:r>
+          </w:p>
+        </w:tc>
+        <w:tc>
+          <w:tcPr>
+            <w:tcW w:type="dxa" w:w="1080"/>
+          </w:tcPr>
+          <w:p>
+            <w:pPr>
+              <w:spacing w:before="0" w:after="60"/>
+              <w:jc w:val="center"/>
+            </w:pPr>
+            <w:r>
+              <w:rPr>
+                <w:rFonts w:ascii="Times New Roman" w:hAnsi="Times New Roman"/>
+                <w:b w:val="0"/>
+                <w:i w:val="0"/>
+                <w:sz w:val="24"/>
+              </w:rPr>
+              <w:t>11</w:t>
+            </w:r>
+          </w:p>
+        </w:tc>
+      </w:tr>
+      <w:tr>
+        <w:tc>
+          <w:tcPr>
+            <w:tcW w:type="dxa" w:w="1872"/>
+          </w:tcPr>
+          <w:p>
+            <w:pPr>
+              <w:spacing w:before="0" w:after="60"/>
+              <w:jc w:val="left"/>
+            </w:pPr>
+            <w:r>
+              <w:rPr>
+                <w:rFonts w:ascii="Times New Roman" w:hAnsi="Times New Roman"/>
+                <w:b w:val="0"/>
+                <w:i w:val="0"/>
+                <w:sz w:val="24"/>
+              </w:rPr>
+              <w:t>2.6</w:t>
+            </w:r>
+          </w:p>
+        </w:tc>
+        <w:tc>
+          <w:tcPr>
+            <w:tcW w:type="dxa" w:w="6048"/>
+          </w:tcPr>
+          <w:p>
+            <w:pPr>
+              <w:spacing w:before="0" w:after="60"/>
+              <w:ind w:left="432"/>
+              <w:jc w:val="left"/>
+            </w:pPr>
+            <w:r>
+              <w:rPr>
+                <w:rFonts w:ascii="Times New Roman" w:hAnsi="Times New Roman"/>
+                <w:b w:val="0"/>
+                <w:i w:val="0"/>
+                <w:sz w:val="24"/>
+              </w:rPr>
+              <w:t>RESEARCH GAP</w:t>
+            </w:r>
+          </w:p>
+        </w:tc>
+        <w:tc>
+          <w:tcPr>
+            <w:tcW w:type="dxa" w:w="1080"/>
+          </w:tcPr>
+          <w:p>
+            <w:pPr>
+              <w:spacing w:before="0" w:after="60"/>
+              <w:jc w:val="center"/>
+            </w:pPr>
+            <w:r>
+              <w:rPr>
+                <w:rFonts w:ascii="Times New Roman" w:hAnsi="Times New Roman"/>
+                <w:b w:val="0"/>
+                <w:i w:val="0"/>
+                <w:sz w:val="24"/>
+              </w:rPr>
+              <w:t>12</w:t>
+            </w:r>
+          </w:p>
+        </w:tc>
+      </w:tr>
+      <w:tr>
+        <w:tc>
+          <w:tcPr>
+            <w:tcW w:type="dxa" w:w="11061"/>
+            <w:gridSpan w:val="3"/>
+          </w:tcPr>
+          <w:p>
+            <w:pPr>
+              <w:spacing w:before="160" w:after="40"/>
+              <w:jc w:val="left"/>
+            </w:pPr>
+            <w:r>
+              <w:rPr>
+                <w:rFonts w:ascii="Times New Roman" w:hAnsi="Times New Roman"/>
+                <w:b/>
+                <w:i w:val="0"/>
+                <w:sz w:val="24"/>
+              </w:rPr>
+              <w:t>CHAPTER-3</w:t>
+            </w:r>
+          </w:p>
+        </w:tc>
+      </w:tr>
+      <w:tr>
+        <w:tc>
+          <w:tcPr>
+            <w:tcW w:type="dxa" w:w="1872"/>
+          </w:tcPr>
+          <w:p>
+            <w:pPr>
+              <w:spacing w:before="0" w:after="60"/>
+              <w:jc w:val="left"/>
+            </w:pPr>
+            <w:r>
+              <w:rPr>
+                <w:rFonts w:ascii="Times New Roman" w:hAnsi="Times New Roman"/>
+                <w:b w:val="0"/>
+                <w:i w:val="0"/>
+                <w:sz w:val="24"/>
+              </w:rPr>
+              <w:t>3.</w:t>
+            </w:r>
+          </w:p>
+        </w:tc>
+        <w:tc>
+          <w:tcPr>
+            <w:tcW w:type="dxa" w:w="6048"/>
+          </w:tcPr>
+          <w:p>
+            <w:pPr>
+              <w:spacing w:before="0" w:after="60"/>
+              <w:jc w:val="left"/>
+            </w:pPr>
+            <w:r>
+              <w:rPr>
+                <w:rFonts w:ascii="Times New Roman" w:hAnsi="Times New Roman"/>
+                <w:b w:val="0"/>
+                <w:i w:val="0"/>
+                <w:sz w:val="24"/>
+              </w:rPr>
+              <w:t>MATERIALS AND METHODS</w:t>
+            </w:r>
+          </w:p>
+        </w:tc>
+        <w:tc>
+          <w:tcPr>
+            <w:tcW w:type="dxa" w:w="1080"/>
+          </w:tcPr>
+          <w:p>
+            <w:pPr>
+              <w:spacing w:before="0" w:after="60"/>
+              <w:jc w:val="center"/>
+            </w:pPr>
+            <w:r>
+              <w:rPr>
+                <w:rFonts w:ascii="Times New Roman" w:hAnsi="Times New Roman"/>
+                <w:b w:val="0"/>
+                <w:i w:val="0"/>
+                <w:sz w:val="24"/>
+              </w:rPr>
+              <w:t>13</w:t>
+            </w:r>
+          </w:p>
+        </w:tc>
+      </w:tr>
+      <w:tr>
+        <w:tc>
+          <w:tcPr>
+            <w:tcW w:type="dxa" w:w="1872"/>
+          </w:tcPr>
+          <w:p>
+            <w:pPr>
+              <w:spacing w:before="0" w:after="60"/>
+              <w:jc w:val="left"/>
+            </w:pPr>
+            <w:r>
+              <w:rPr>
+                <w:rFonts w:ascii="Times New Roman" w:hAnsi="Times New Roman"/>
+                <w:b w:val="0"/>
+                <w:i w:val="0"/>
+                <w:sz w:val="24"/>
+              </w:rPr>
+              <w:t>3.1</w:t>
+            </w:r>
+          </w:p>
+        </w:tc>
+        <w:tc>
+          <w:tcPr>
+            <w:tcW w:type="dxa" w:w="6048"/>
+          </w:tcPr>
+          <w:p>
+            <w:pPr>
+              <w:spacing w:before="0" w:after="60"/>
+              <w:ind w:left="432"/>
+              <w:jc w:val="left"/>
+            </w:pPr>
+            <w:r>
+              <w:rPr>
+                <w:rFonts w:ascii="Times New Roman" w:hAnsi="Times New Roman"/>
+                <w:b w:val="0"/>
+                <w:i w:val="0"/>
+                <w:sz w:val="24"/>
+              </w:rPr>
+              <w:t>RESEARCH METHODOLOGY (DSR)</w:t>
+            </w:r>
+          </w:p>
+        </w:tc>
+        <w:tc>
+          <w:tcPr>
+            <w:tcW w:type="dxa" w:w="1080"/>
+          </w:tcPr>
+          <w:p>
+            <w:pPr>
+              <w:spacing w:before="0" w:after="60"/>
+              <w:jc w:val="center"/>
+            </w:pPr>
+            <w:r>
+              <w:rPr>
+                <w:rFonts w:ascii="Times New Roman" w:hAnsi="Times New Roman"/>
+                <w:b w:val="0"/>
+                <w:i w:val="0"/>
+                <w:sz w:val="24"/>
+              </w:rPr>
+              <w:t>13</w:t>
+            </w:r>
+          </w:p>
+        </w:tc>
+      </w:tr>
+      <w:tr>
+        <w:tc>
+          <w:tcPr>
+            <w:tcW w:type="dxa" w:w="1872"/>
+          </w:tcPr>
+          <w:p>
+            <w:pPr>
+              <w:spacing w:before="0" w:after="60"/>
+              <w:jc w:val="left"/>
+            </w:pPr>
+            <w:r>
+              <w:rPr>
+                <w:rFonts w:ascii="Times New Roman" w:hAnsi="Times New Roman"/>
+                <w:b w:val="0"/>
+                <w:i w:val="0"/>
+                <w:sz w:val="24"/>
+              </w:rPr>
+              <w:t>3.2</w:t>
+            </w:r>
+          </w:p>
+        </w:tc>
+        <w:tc>
+          <w:tcPr>
+            <w:tcW w:type="dxa" w:w="6048"/>
+          </w:tcPr>
+          <w:p>
+            <w:pPr>
+              <w:spacing w:before="0" w:after="60"/>
+              <w:ind w:left="432"/>
+              <w:jc w:val="left"/>
+            </w:pPr>
+            <w:r>
+              <w:rPr>
+                <w:rFonts w:ascii="Times New Roman" w:hAnsi="Times New Roman"/>
+                <w:b w:val="0"/>
+                <w:i w:val="0"/>
+                <w:sz w:val="24"/>
+              </w:rPr>
+              <w:t>SYSTEM ARCHITECTURE DIAGRAM</w:t>
+            </w:r>
+          </w:p>
+        </w:tc>
+        <w:tc>
+          <w:tcPr>
+            <w:tcW w:type="dxa" w:w="1080"/>
+          </w:tcPr>
+          <w:p>
+            <w:pPr>
+              <w:spacing w:before="0" w:after="60"/>
+              <w:jc w:val="center"/>
+            </w:pPr>
+            <w:r>
+              <w:rPr>
+                <w:rFonts w:ascii="Times New Roman" w:hAnsi="Times New Roman"/>
+                <w:b w:val="0"/>
+                <w:i w:val="0"/>
+                <w:sz w:val="24"/>
+              </w:rPr>
+              <w:t>14</w:t>
+            </w:r>
+          </w:p>
+        </w:tc>
+      </w:tr>
+      <w:tr>
+        <w:tc>
+          <w:tcPr>
+            <w:tcW w:type="dxa" w:w="1872"/>
+          </w:tcPr>
+          <w:p>
+            <w:pPr>
+              <w:spacing w:before="0" w:after="60"/>
+              <w:jc w:val="left"/>
+            </w:pPr>
+            <w:r>
+              <w:rPr>
+                <w:rFonts w:ascii="Times New Roman" w:hAnsi="Times New Roman"/>
+                <w:b w:val="0"/>
+                <w:i w:val="0"/>
+                <w:sz w:val="24"/>
+              </w:rPr>
+              <w:t>3.3</w:t>
+            </w:r>
+          </w:p>
+        </w:tc>
+        <w:tc>
+          <w:tcPr>
+            <w:tcW w:type="dxa" w:w="6048"/>
+          </w:tcPr>
+          <w:p>
+            <w:pPr>
+              <w:spacing w:before="0" w:after="60"/>
+              <w:ind w:left="432"/>
+              <w:jc w:val="left"/>
+            </w:pPr>
+            <w:r>
+              <w:rPr>
+                <w:rFonts w:ascii="Times New Roman" w:hAnsi="Times New Roman"/>
+                <w:b w:val="0"/>
+                <w:i w:val="0"/>
+                <w:sz w:val="24"/>
+              </w:rPr>
+              <w:t>FUNCTIONAL REQUIREMENTS</w:t>
+            </w:r>
+          </w:p>
+        </w:tc>
+        <w:tc>
+          <w:tcPr>
+            <w:tcW w:type="dxa" w:w="1080"/>
+          </w:tcPr>
+          <w:p>
+            <w:pPr>
+              <w:spacing w:before="0" w:after="60"/>
+              <w:jc w:val="center"/>
+            </w:pPr>
+            <w:r>
+              <w:rPr>
+                <w:rFonts w:ascii="Times New Roman" w:hAnsi="Times New Roman"/>
+                <w:b w:val="0"/>
+                <w:i w:val="0"/>
+                <w:sz w:val="24"/>
+              </w:rPr>
+              <w:t>15</w:t>
+            </w:r>
+          </w:p>
+        </w:tc>
+      </w:tr>
+      <w:tr>
+        <w:tc>
+          <w:tcPr>
+            <w:tcW w:type="dxa" w:w="1872"/>
+          </w:tcPr>
+          <w:p>
+            <w:pPr>
+              <w:spacing w:before="0" w:after="60"/>
+              <w:jc w:val="left"/>
+            </w:pPr>
+            <w:r>
+              <w:rPr>
+                <w:rFonts w:ascii="Times New Roman" w:hAnsi="Times New Roman"/>
+                <w:b w:val="0"/>
+                <w:i w:val="0"/>
+                <w:sz w:val="24"/>
+              </w:rPr>
+              <w:t>3.4</w:t>
+            </w:r>
+          </w:p>
+        </w:tc>
+        <w:tc>
+          <w:tcPr>
+            <w:tcW w:type="dxa" w:w="6048"/>
+          </w:tcPr>
+          <w:p>
+            <w:pPr>
+              <w:spacing w:before="0" w:after="60"/>
+              <w:ind w:left="432"/>
+              <w:jc w:val="left"/>
+            </w:pPr>
+            <w:r>
+              <w:rPr>
+                <w:rFonts w:ascii="Times New Roman" w:hAnsi="Times New Roman"/>
+                <w:b w:val="0"/>
+                <w:i w:val="0"/>
+                <w:sz w:val="24"/>
+              </w:rPr>
+              <w:t>USE CASE ANALYSIS</w:t>
+            </w:r>
+          </w:p>
+        </w:tc>
+        <w:tc>
+          <w:tcPr>
+            <w:tcW w:type="dxa" w:w="1080"/>
+          </w:tcPr>
+          <w:p>
+            <w:pPr>
+              <w:spacing w:before="0" w:after="60"/>
+              <w:jc w:val="center"/>
+            </w:pPr>
+            <w:r>
+              <w:rPr>
+                <w:rFonts w:ascii="Times New Roman" w:hAnsi="Times New Roman"/>
+                <w:b w:val="0"/>
+                <w:i w:val="0"/>
+                <w:sz w:val="24"/>
+              </w:rPr>
+              <w:t>17</w:t>
+            </w:r>
+          </w:p>
+        </w:tc>
+      </w:tr>
+      <w:tr>
+        <w:tc>
+          <w:tcPr>
+            <w:tcW w:type="dxa" w:w="1872"/>
+          </w:tcPr>
+          <w:p>
+            <w:pPr>
+              <w:spacing w:before="0" w:after="60"/>
+              <w:jc w:val="left"/>
+            </w:pPr>
+            <w:r>
+              <w:rPr>
+                <w:rFonts w:ascii="Times New Roman" w:hAnsi="Times New Roman"/>
+                <w:b w:val="0"/>
+                <w:i w:val="0"/>
+                <w:sz w:val="24"/>
+              </w:rPr>
+              <w:t>3.5</w:t>
+            </w:r>
+          </w:p>
+        </w:tc>
+        <w:tc>
+          <w:tcPr>
+            <w:tcW w:type="dxa" w:w="6048"/>
+          </w:tcPr>
+          <w:p>
+            <w:pPr>
+              <w:spacing w:before="0" w:after="60"/>
+              <w:ind w:left="432"/>
+              <w:jc w:val="left"/>
+            </w:pPr>
+            <w:r>
+              <w:rPr>
+                <w:rFonts w:ascii="Times New Roman" w:hAnsi="Times New Roman"/>
+                <w:b w:val="0"/>
+                <w:i w:val="0"/>
+                <w:sz w:val="24"/>
+              </w:rPr>
+              <w:t>DATABASE DESIGN (ERD DIAGRAM)</w:t>
+            </w:r>
+          </w:p>
+        </w:tc>
+        <w:tc>
+          <w:tcPr>
+            <w:tcW w:type="dxa" w:w="1080"/>
+          </w:tcPr>
+          <w:p>
+            <w:pPr>
+              <w:spacing w:before="0" w:after="60"/>
+              <w:jc w:val="center"/>
+            </w:pPr>
+            <w:r>
+              <w:rPr>
+                <w:rFonts w:ascii="Times New Roman" w:hAnsi="Times New Roman"/>
+                <w:b w:val="0"/>
+                <w:i w:val="0"/>
+                <w:sz w:val="24"/>
+              </w:rPr>
+              <w:t>19</w:t>
+            </w:r>
+          </w:p>
+        </w:tc>
+      </w:tr>
+      <w:tr>
+        <w:tc>
+          <w:tcPr>
+            <w:tcW w:type="dxa" w:w="1872"/>
+          </w:tcPr>
+          <w:p>
+            <w:pPr>
+              <w:spacing w:before="0" w:after="60"/>
+              <w:jc w:val="left"/>
+            </w:pPr>
+            <w:r>
+              <w:rPr>
+                <w:rFonts w:ascii="Times New Roman" w:hAnsi="Times New Roman"/>
+                <w:b w:val="0"/>
+                <w:i w:val="0"/>
+                <w:sz w:val="24"/>
+              </w:rPr>
+              <w:t>3.6</w:t>
+            </w:r>
+          </w:p>
+        </w:tc>
+        <w:tc>
+          <w:tcPr>
+            <w:tcW w:type="dxa" w:w="6048"/>
+          </w:tcPr>
+          <w:p>
+            <w:pPr>
+              <w:spacing w:before="0" w:after="60"/>
+              <w:ind w:left="432"/>
+              <w:jc w:val="left"/>
+            </w:pPr>
+            <w:r>
+              <w:rPr>
+                <w:rFonts w:ascii="Times New Roman" w:hAnsi="Times New Roman"/>
+                <w:b w:val="0"/>
+                <w:i w:val="0"/>
+                <w:sz w:val="24"/>
+              </w:rPr>
+              <w:t>IMPLEMENTATION FEATURES</w:t>
+            </w:r>
+          </w:p>
+        </w:tc>
+        <w:tc>
+          <w:tcPr>
+            <w:tcW w:type="dxa" w:w="1080"/>
+          </w:tcPr>
+          <w:p>
+            <w:pPr>
+              <w:spacing w:before="0" w:after="60"/>
+              <w:jc w:val="center"/>
+            </w:pPr>
+            <w:r>
+              <w:rPr>
+                <w:rFonts w:ascii="Times New Roman" w:hAnsi="Times New Roman"/>
+                <w:b w:val="0"/>
+                <w:i w:val="0"/>
+                <w:sz w:val="24"/>
+              </w:rPr>
+              <w:t>20</w:t>
+            </w:r>
+          </w:p>
+        </w:tc>
+      </w:tr>
+      <w:tr>
+        <w:tc>
+          <w:tcPr>
+            <w:tcW w:type="dxa" w:w="1872"/>
+          </w:tcPr>
+          <w:p>
+            <w:pPr>
+              <w:spacing w:before="0" w:after="60"/>
+              <w:jc w:val="left"/>
+            </w:pPr>
+            <w:r>
+              <w:rPr>
+                <w:rFonts w:ascii="Times New Roman" w:hAnsi="Times New Roman"/>
+                <w:b w:val="0"/>
+                <w:i w:val="0"/>
+                <w:sz w:val="24"/>
+              </w:rPr>
+              <w:t>3.7</w:t>
+            </w:r>
+          </w:p>
+        </w:tc>
+        <w:tc>
+          <w:tcPr>
+            <w:tcW w:type="dxa" w:w="6048"/>
+          </w:tcPr>
+          <w:p>
+            <w:pPr>
+              <w:spacing w:before="0" w:after="60"/>
+              <w:ind w:left="432"/>
+              <w:jc w:val="left"/>
+            </w:pPr>
+            <w:r>
+              <w:rPr>
+                <w:rFonts w:ascii="Times New Roman" w:hAnsi="Times New Roman"/>
+                <w:b w:val="0"/>
+                <w:i w:val="0"/>
+                <w:sz w:val="24"/>
+              </w:rPr>
+              <w:t>PROJECT SCREENSHOTS</w:t>
+            </w:r>
+          </w:p>
+        </w:tc>
+        <w:tc>
+          <w:tcPr>
+            <w:tcW w:type="dxa" w:w="1080"/>
+          </w:tcPr>
+          <w:p>
+            <w:pPr>
+              <w:spacing w:before="0" w:after="60"/>
+              <w:jc w:val="center"/>
+            </w:pPr>
+            <w:r>
+              <w:rPr>
+                <w:rFonts w:ascii="Times New Roman" w:hAnsi="Times New Roman"/>
+                <w:b w:val="0"/>
+                <w:i w:val="0"/>
+                <w:sz w:val="24"/>
+              </w:rPr>
+              <w:t>20</w:t>
+            </w:r>
+          </w:p>
+        </w:tc>
+      </w:tr>
+      <w:tr>
+        <w:tc>
+          <w:tcPr>
+            <w:tcW w:type="dxa" w:w="1872"/>
+          </w:tcPr>
+          <w:p>
+            <w:pPr>
+              <w:spacing w:before="0" w:after="60"/>
+              <w:jc w:val="left"/>
+            </w:pPr>
+            <w:r>
+              <w:rPr>
+                <w:rFonts w:ascii="Times New Roman" w:hAnsi="Times New Roman"/>
+                <w:b w:val="0"/>
+                <w:i w:val="0"/>
+                <w:sz w:val="24"/>
+              </w:rPr>
+              <w:t>3.8</w:t>
+            </w:r>
+          </w:p>
+        </w:tc>
+        <w:tc>
+          <w:tcPr>
+            <w:tcW w:type="dxa" w:w="6048"/>
+          </w:tcPr>
+          <w:p>
+            <w:pPr>
+              <w:spacing w:before="0" w:after="60"/>
+              <w:ind w:left="432"/>
+              <w:jc w:val="left"/>
+            </w:pPr>
+            <w:r>
+              <w:rPr>
+                <w:rFonts w:ascii="Times New Roman" w:hAnsi="Times New Roman"/>
+                <w:b w:val="0"/>
+                <w:i w:val="0"/>
+                <w:sz w:val="24"/>
+              </w:rPr>
+              <w:t>SECURITY DESIGN</w:t>
+            </w:r>
+          </w:p>
+        </w:tc>
+        <w:tc>
+          <w:tcPr>
+            <w:tcW w:type="dxa" w:w="1080"/>
+          </w:tcPr>
+          <w:p>
+            <w:pPr>
+              <w:spacing w:before="0" w:after="60"/>
+              <w:jc w:val="center"/>
+            </w:pPr>
+            <w:r>
+              <w:rPr>
+                <w:rFonts w:ascii="Times New Roman" w:hAnsi="Times New Roman"/>
+                <w:b w:val="0"/>
+                <w:i w:val="0"/>
+                <w:sz w:val="24"/>
+              </w:rPr>
+              <w:t>21</w:t>
+            </w:r>
+          </w:p>
+        </w:tc>
+      </w:tr>
+      <w:tr>
+        <w:tc>
+          <w:tcPr>
+            <w:tcW w:type="dxa" w:w="11061"/>
+            <w:gridSpan w:val="3"/>
+          </w:tcPr>
+          <w:p>
+            <w:pPr>
+              <w:spacing w:before="160" w:after="40"/>
+              <w:jc w:val="left"/>
+            </w:pPr>
+            <w:r>
+              <w:rPr>
+                <w:rFonts w:ascii="Times New Roman" w:hAnsi="Times New Roman"/>
+                <w:b/>
+                <w:i w:val="0"/>
+                <w:sz w:val="24"/>
+              </w:rPr>
+              <w:t>CHAPTER-4</w:t>
+            </w:r>
+          </w:p>
+        </w:tc>
+      </w:tr>
+      <w:tr>
+        <w:tc>
+          <w:tcPr>
+            <w:tcW w:type="dxa" w:w="1872"/>
+          </w:tcPr>
+          <w:p>
+            <w:pPr>
+              <w:spacing w:before="0" w:after="60"/>
+              <w:jc w:val="left"/>
+            </w:pPr>
+            <w:r>
+              <w:rPr>
+                <w:rFonts w:ascii="Times New Roman" w:hAnsi="Times New Roman"/>
+                <w:b w:val="0"/>
+                <w:i w:val="0"/>
+                <w:sz w:val="24"/>
+              </w:rPr>
+              <w:t>4.</w:t>
+            </w:r>
+          </w:p>
+        </w:tc>
+        <w:tc>
+          <w:tcPr>
+            <w:tcW w:type="dxa" w:w="6048"/>
+          </w:tcPr>
+          <w:p>
+            <w:pPr>
+              <w:spacing w:before="0" w:after="60"/>
+              <w:jc w:val="left"/>
+            </w:pPr>
+            <w:r>
+              <w:rPr>
+                <w:rFonts w:ascii="Times New Roman" w:hAnsi="Times New Roman"/>
+                <w:b w:val="0"/>
+                <w:i w:val="0"/>
+                <w:sz w:val="24"/>
+              </w:rPr>
+              <w:t>RESULTS AND DISCUSSION</w:t>
+            </w:r>
+          </w:p>
+        </w:tc>
+        <w:tc>
+          <w:tcPr>
+            <w:tcW w:type="dxa" w:w="1080"/>
+          </w:tcPr>
+          <w:p>
+            <w:pPr>
+              <w:spacing w:before="0" w:after="60"/>
+              <w:jc w:val="center"/>
+            </w:pPr>
+            <w:r>
+              <w:rPr>
+                <w:rFonts w:ascii="Times New Roman" w:hAnsi="Times New Roman"/>
+                <w:b w:val="0"/>
+                <w:i w:val="0"/>
+                <w:sz w:val="24"/>
+              </w:rPr>
+              <w:t>22</w:t>
+            </w:r>
+          </w:p>
+        </w:tc>
+      </w:tr>
+      <w:tr>
+        <w:tc>
+          <w:tcPr>
+            <w:tcW w:type="dxa" w:w="1872"/>
+          </w:tcPr>
+          <w:p>
+            <w:pPr>
+              <w:spacing w:before="0" w:after="60"/>
+              <w:jc w:val="left"/>
+            </w:pPr>
+            <w:r>
+              <w:rPr>
+                <w:rFonts w:ascii="Times New Roman" w:hAnsi="Times New Roman"/>
+                <w:b w:val="0"/>
+                <w:i w:val="0"/>
+                <w:sz w:val="24"/>
+              </w:rPr>
+              <w:t>4.1</w:t>
+            </w:r>
+          </w:p>
+        </w:tc>
+        <w:tc>
+          <w:tcPr>
+            <w:tcW w:type="dxa" w:w="6048"/>
+          </w:tcPr>
+          <w:p>
+            <w:pPr>
+              <w:spacing w:before="0" w:after="60"/>
+              <w:ind w:left="432"/>
+              <w:jc w:val="left"/>
+            </w:pPr>
+            <w:r>
+              <w:rPr>
+                <w:rFonts w:ascii="Times New Roman" w:hAnsi="Times New Roman"/>
+                <w:b w:val="0"/>
+                <w:i w:val="0"/>
+                <w:sz w:val="24"/>
+              </w:rPr>
+              <w:t>TESTING APPROACH</w:t>
+            </w:r>
+          </w:p>
+        </w:tc>
+        <w:tc>
+          <w:tcPr>
+            <w:tcW w:type="dxa" w:w="1080"/>
+          </w:tcPr>
+          <w:p>
+            <w:pPr>
+              <w:spacing w:before="0" w:after="60"/>
+              <w:jc w:val="center"/>
+            </w:pPr>
+            <w:r>
+              <w:rPr>
+                <w:rFonts w:ascii="Times New Roman" w:hAnsi="Times New Roman"/>
+                <w:b w:val="0"/>
+                <w:i w:val="0"/>
+                <w:sz w:val="24"/>
+              </w:rPr>
+              <w:t>22</w:t>
+            </w:r>
+          </w:p>
+        </w:tc>
+      </w:tr>
+      <w:tr>
+        <w:tc>
+          <w:tcPr>
+            <w:tcW w:type="dxa" w:w="1872"/>
+          </w:tcPr>
+          <w:p>
+            <w:pPr>
+              <w:spacing w:before="0" w:after="60"/>
+              <w:jc w:val="left"/>
+            </w:pPr>
+            <w:r>
+              <w:rPr>
+                <w:rFonts w:ascii="Times New Roman" w:hAnsi="Times New Roman"/>
+                <w:b w:val="0"/>
+                <w:i w:val="0"/>
+                <w:sz w:val="24"/>
+              </w:rPr>
+              <w:t>4.2</w:t>
+            </w:r>
+          </w:p>
+        </w:tc>
+        <w:tc>
+          <w:tcPr>
+            <w:tcW w:type="dxa" w:w="6048"/>
+          </w:tcPr>
+          <w:p>
+            <w:pPr>
+              <w:spacing w:before="0" w:after="60"/>
+              <w:ind w:left="432"/>
+              <w:jc w:val="left"/>
+            </w:pPr>
+            <w:r>
+              <w:rPr>
+                <w:rFonts w:ascii="Times New Roman" w:hAnsi="Times New Roman"/>
+                <w:b w:val="0"/>
+                <w:i w:val="0"/>
+                <w:sz w:val="24"/>
+              </w:rPr>
+              <w:t>FUNCTIONAL TESTING RESULTS</w:t>
+            </w:r>
+          </w:p>
+        </w:tc>
+        <w:tc>
+          <w:tcPr>
+            <w:tcW w:type="dxa" w:w="1080"/>
+          </w:tcPr>
+          <w:p>
+            <w:pPr>
+              <w:spacing w:before="0" w:after="60"/>
+              <w:jc w:val="center"/>
+            </w:pPr>
+            <w:r>
+              <w:rPr>
+                <w:rFonts w:ascii="Times New Roman" w:hAnsi="Times New Roman"/>
+                <w:b w:val="0"/>
+                <w:i w:val="0"/>
+                <w:sz w:val="24"/>
+              </w:rPr>
+              <w:t>23</w:t>
+            </w:r>
+          </w:p>
+        </w:tc>
+      </w:tr>
+      <w:tr>
+        <w:tc>
+          <w:tcPr>
+            <w:tcW w:type="dxa" w:w="1872"/>
+          </w:tcPr>
+          <w:p>
+            <w:pPr>
+              <w:spacing w:before="0" w:after="60"/>
+              <w:jc w:val="left"/>
+            </w:pPr>
+            <w:r>
+              <w:rPr>
+                <w:rFonts w:ascii="Times New Roman" w:hAnsi="Times New Roman"/>
+                <w:b w:val="0"/>
+                <w:i w:val="0"/>
+                <w:sz w:val="24"/>
+              </w:rPr>
+              <w:t>4.3</w:t>
+            </w:r>
+          </w:p>
+        </w:tc>
+        <w:tc>
+          <w:tcPr>
+            <w:tcW w:type="dxa" w:w="6048"/>
+          </w:tcPr>
+          <w:p>
+            <w:pPr>
+              <w:spacing w:before="0" w:after="60"/>
+              <w:ind w:left="432"/>
+              <w:jc w:val="left"/>
+            </w:pPr>
+            <w:r>
+              <w:rPr>
+                <w:rFonts w:ascii="Times New Roman" w:hAnsi="Times New Roman"/>
+                <w:b w:val="0"/>
+                <w:i w:val="0"/>
+                <w:sz w:val="24"/>
+              </w:rPr>
+              <w:t>INTEGRATION TESTING RESULTS</w:t>
+            </w:r>
+          </w:p>
+        </w:tc>
+        <w:tc>
+          <w:tcPr>
+            <w:tcW w:type="dxa" w:w="1080"/>
+          </w:tcPr>
+          <w:p>
+            <w:pPr>
+              <w:spacing w:before="0" w:after="60"/>
+              <w:jc w:val="center"/>
+            </w:pPr>
+            <w:r>
+              <w:rPr>
+                <w:rFonts w:ascii="Times New Roman" w:hAnsi="Times New Roman"/>
+                <w:b w:val="0"/>
+                <w:i w:val="0"/>
+                <w:sz w:val="24"/>
+              </w:rPr>
+              <w:t>27</w:t>
+            </w:r>
+          </w:p>
+        </w:tc>
+      </w:tr>
+      <w:tr>
+        <w:tc>
+          <w:tcPr>
+            <w:tcW w:type="dxa" w:w="1872"/>
+          </w:tcPr>
+          <w:p>
+            <w:pPr>
+              <w:spacing w:before="0" w:after="60"/>
+              <w:jc w:val="left"/>
+            </w:pPr>
+            <w:r>
+              <w:rPr>
+                <w:rFonts w:ascii="Times New Roman" w:hAnsi="Times New Roman"/>
+                <w:b w:val="0"/>
+                <w:i w:val="0"/>
+                <w:sz w:val="24"/>
+              </w:rPr>
+              <w:t>4.4</w:t>
+            </w:r>
+          </w:p>
+        </w:tc>
+        <w:tc>
+          <w:tcPr>
+            <w:tcW w:type="dxa" w:w="6048"/>
+          </w:tcPr>
+          <w:p>
+            <w:pPr>
+              <w:spacing w:before="0" w:after="60"/>
+              <w:ind w:left="432"/>
+              <w:jc w:val="left"/>
+            </w:pPr>
+            <w:r>
+              <w:rPr>
+                <w:rFonts w:ascii="Times New Roman" w:hAnsi="Times New Roman"/>
+                <w:b w:val="0"/>
+                <w:i w:val="0"/>
+                <w:sz w:val="24"/>
+              </w:rPr>
+              <w:t>REQUIREMENTS COMPLIANCE MATRIX</w:t>
+            </w:r>
+          </w:p>
+        </w:tc>
+        <w:tc>
+          <w:tcPr>
+            <w:tcW w:type="dxa" w:w="1080"/>
+          </w:tcPr>
+          <w:p>
+            <w:pPr>
+              <w:spacing w:before="0" w:after="60"/>
+              <w:jc w:val="center"/>
+            </w:pPr>
+            <w:r>
+              <w:rPr>
+                <w:rFonts w:ascii="Times New Roman" w:hAnsi="Times New Roman"/>
+                <w:b w:val="0"/>
+                <w:i w:val="0"/>
+                <w:sz w:val="24"/>
+              </w:rPr>
+              <w:t>28</w:t>
+            </w:r>
+          </w:p>
+        </w:tc>
+      </w:tr>
+      <w:tr>
+        <w:tc>
+          <w:tcPr>
+            <w:tcW w:type="dxa" w:w="1872"/>
+          </w:tcPr>
+          <w:p>
+            <w:pPr>
+              <w:spacing w:before="0" w:after="60"/>
+              <w:jc w:val="left"/>
+            </w:pPr>
+            <w:r>
+              <w:rPr>
+                <w:rFonts w:ascii="Times New Roman" w:hAnsi="Times New Roman"/>
+                <w:b w:val="0"/>
+                <w:i w:val="0"/>
+                <w:sz w:val="24"/>
+              </w:rPr>
+              <w:t>4.5</w:t>
+            </w:r>
+          </w:p>
+        </w:tc>
+        <w:tc>
+          <w:tcPr>
+            <w:tcW w:type="dxa" w:w="6048"/>
+          </w:tcPr>
+          <w:p>
+            <w:pPr>
+              <w:spacing w:before="0" w:after="60"/>
+              <w:ind w:left="432"/>
+              <w:jc w:val="left"/>
+            </w:pPr>
+            <w:r>
+              <w:rPr>
+                <w:rFonts w:ascii="Times New Roman" w:hAnsi="Times New Roman"/>
+                <w:b w:val="0"/>
+                <w:i w:val="0"/>
+                <w:sz w:val="24"/>
+              </w:rPr>
+              <w:t>DISCUSSION</w:t>
+            </w:r>
+          </w:p>
+        </w:tc>
+        <w:tc>
+          <w:tcPr>
+            <w:tcW w:type="dxa" w:w="1080"/>
+          </w:tcPr>
+          <w:p>
+            <w:pPr>
+              <w:spacing w:before="0" w:after="60"/>
+              <w:jc w:val="center"/>
+            </w:pPr>
+            <w:r>
+              <w:rPr>
+                <w:rFonts w:ascii="Times New Roman" w:hAnsi="Times New Roman"/>
+                <w:b w:val="0"/>
+                <w:i w:val="0"/>
+                <w:sz w:val="24"/>
+              </w:rPr>
+              <w:t>29</w:t>
+            </w:r>
+          </w:p>
+        </w:tc>
+      </w:tr>
+      <w:tr>
+        <w:tc>
+          <w:tcPr>
+            <w:tcW w:type="dxa" w:w="11061"/>
+            <w:gridSpan w:val="3"/>
+          </w:tcPr>
+          <w:p>
+            <w:pPr>
+              <w:spacing w:before="160" w:after="40"/>
+              <w:jc w:val="left"/>
+            </w:pPr>
+            <w:r>
+              <w:rPr>
+                <w:rFonts w:ascii="Times New Roman" w:hAnsi="Times New Roman"/>
+                <w:b/>
+                <w:i w:val="0"/>
+                <w:sz w:val="24"/>
+              </w:rPr>
+              <w:t>CHAPTER-5</w:t>
+            </w:r>
+          </w:p>
+        </w:tc>
+      </w:tr>
+      <w:tr>
+        <w:tc>
+          <w:tcPr>
+            <w:tcW w:type="dxa" w:w="1872"/>
+          </w:tcPr>
+          <w:p>
+            <w:pPr>
+              <w:spacing w:before="0" w:after="60"/>
+              <w:jc w:val="left"/>
+            </w:pPr>
+            <w:r>
+              <w:rPr>
+                <w:rFonts w:ascii="Times New Roman" w:hAnsi="Times New Roman"/>
+                <w:b w:val="0"/>
+                <w:i w:val="0"/>
+                <w:sz w:val="24"/>
+              </w:rPr>
+              <w:t>5.</w:t>
+            </w:r>
+          </w:p>
+        </w:tc>
+        <w:tc>
+          <w:tcPr>
+            <w:tcW w:type="dxa" w:w="6048"/>
+          </w:tcPr>
+          <w:p>
+            <w:pPr>
+              <w:spacing w:before="0" w:after="60"/>
+              <w:jc w:val="left"/>
+            </w:pPr>
+            <w:r>
+              <w:rPr>
+                <w:rFonts w:ascii="Times New Roman" w:hAnsi="Times New Roman"/>
+                <w:b w:val="0"/>
+                <w:i w:val="0"/>
+                <w:sz w:val="24"/>
+              </w:rPr>
+              <w:t>SUMMARY</w:t>
+            </w:r>
+          </w:p>
+        </w:tc>
+        <w:tc>
+          <w:tcPr>
+            <w:tcW w:type="dxa" w:w="1080"/>
+          </w:tcPr>
+          <w:p>
+            <w:pPr>
+              <w:spacing w:before="0" w:after="60"/>
+              <w:jc w:val="center"/>
+            </w:pPr>
+            <w:r>
+              <w:rPr>
+                <w:rFonts w:ascii="Times New Roman" w:hAnsi="Times New Roman"/>
+                <w:b w:val="0"/>
+                <w:i w:val="0"/>
+                <w:sz w:val="24"/>
+              </w:rPr>
+              <w:t>30</w:t>
+            </w:r>
+          </w:p>
+        </w:tc>
+      </w:tr>
+      <w:tr>
+        <w:tc>
+          <w:tcPr>
+            <w:tcW w:type="dxa" w:w="11061"/>
+            <w:gridSpan w:val="3"/>
+          </w:tcPr>
+          <w:p>
+            <w:pPr>
+              <w:spacing w:before="160" w:after="40"/>
+              <w:jc w:val="left"/>
+            </w:pPr>
+            <w:r>
+              <w:rPr>
+                <w:rFonts w:ascii="Times New Roman" w:hAnsi="Times New Roman"/>
+                <w:b/>
+                <w:i w:val="0"/>
+                <w:sz w:val="24"/>
+              </w:rPr>
+              <w:t>CHAPTER-6</w:t>
+            </w:r>
+          </w:p>
+        </w:tc>
+      </w:tr>
+      <w:tr>
+        <w:tc>
+          <w:tcPr>
+            <w:tcW w:type="dxa" w:w="1872"/>
+          </w:tcPr>
+          <w:p>
+            <w:pPr>
+              <w:spacing w:before="0" w:after="60"/>
+              <w:jc w:val="left"/>
+            </w:pPr>
+            <w:r>
+              <w:rPr>
+                <w:rFonts w:ascii="Times New Roman" w:hAnsi="Times New Roman"/>
+                <w:b w:val="0"/>
+                <w:i w:val="0"/>
+                <w:sz w:val="24"/>
+              </w:rPr>
+              <w:t>6.</w:t>
+            </w:r>
+          </w:p>
+        </w:tc>
+        <w:tc>
+          <w:tcPr>
+            <w:tcW w:type="dxa" w:w="6048"/>
+          </w:tcPr>
+          <w:p>
+            <w:pPr>
+              <w:spacing w:before="0" w:after="60"/>
+              <w:jc w:val="left"/>
+            </w:pPr>
+            <w:r>
+              <w:rPr>
+                <w:rFonts w:ascii="Times New Roman" w:hAnsi="Times New Roman"/>
+                <w:b w:val="0"/>
+                <w:i w:val="0"/>
+                <w:sz w:val="24"/>
+              </w:rPr>
+              <w:t>CONCLUSION AND RECOMMENDATIONS</w:t>
+            </w:r>
+          </w:p>
+        </w:tc>
+        <w:tc>
+          <w:tcPr>
+            <w:tcW w:type="dxa" w:w="1080"/>
+          </w:tcPr>
+          <w:p>
+            <w:pPr>
+              <w:spacing w:before="0" w:after="60"/>
+              <w:jc w:val="center"/>
+            </w:pPr>
+            <w:r>
+              <w:rPr>
+                <w:rFonts w:ascii="Times New Roman" w:hAnsi="Times New Roman"/>
+                <w:b w:val="0"/>
+                <w:i w:val="0"/>
+                <w:sz w:val="24"/>
+              </w:rPr>
+              <w:t>33</w:t>
+            </w:r>
+          </w:p>
+        </w:tc>
+      </w:tr>
+      <w:tr>
+        <w:tc>
+          <w:tcPr>
+            <w:tcW w:type="dxa" w:w="1872"/>
+          </w:tcPr>
+          <w:p>
+            <w:pPr>
+              <w:spacing w:before="0" w:after="60"/>
+              <w:jc w:val="left"/>
+            </w:pPr>
+            <w:r>
+              <w:rPr>
+                <w:rFonts w:ascii="Times New Roman" w:hAnsi="Times New Roman"/>
+                <w:b w:val="0"/>
+                <w:i w:val="0"/>
+                <w:sz w:val="24"/>
+              </w:rPr>
+              <w:t>6.1</w:t>
+            </w:r>
+          </w:p>
+        </w:tc>
+        <w:tc>
+          <w:tcPr>
+            <w:tcW w:type="dxa" w:w="6048"/>
+          </w:tcPr>
+          <w:p>
+            <w:pPr>
+              <w:spacing w:before="0" w:after="60"/>
+              <w:ind w:left="432"/>
+              <w:jc w:val="left"/>
+            </w:pPr>
+            <w:r>
+              <w:rPr>
+                <w:rFonts w:ascii="Times New Roman" w:hAnsi="Times New Roman"/>
+                <w:b w:val="0"/>
+                <w:i w:val="0"/>
+                <w:sz w:val="24"/>
+              </w:rPr>
+              <w:t>CONCLUSION</w:t>
+            </w:r>
+          </w:p>
+        </w:tc>
+        <w:tc>
+          <w:tcPr>
+            <w:tcW w:type="dxa" w:w="1080"/>
+          </w:tcPr>
+          <w:p>
+            <w:pPr>
+              <w:spacing w:before="0" w:after="60"/>
+              <w:jc w:val="center"/>
+            </w:pPr>
+            <w:r>
+              <w:rPr>
+                <w:rFonts w:ascii="Times New Roman" w:hAnsi="Times New Roman"/>
+                <w:b w:val="0"/>
+                <w:i w:val="0"/>
+                <w:sz w:val="24"/>
+              </w:rPr>
+              <w:t>33</w:t>
+            </w:r>
+          </w:p>
+        </w:tc>
+      </w:tr>
+      <w:tr>
+        <w:tc>
+          <w:tcPr>
+            <w:tcW w:type="dxa" w:w="1872"/>
+          </w:tcPr>
+          <w:p>
+            <w:pPr>
+              <w:spacing w:before="0" w:after="60"/>
+              <w:jc w:val="left"/>
+            </w:pPr>
+            <w:r>
+              <w:rPr>
+                <w:rFonts w:ascii="Times New Roman" w:hAnsi="Times New Roman"/>
+                <w:b w:val="0"/>
+                <w:i w:val="0"/>
+                <w:sz w:val="24"/>
+              </w:rPr>
+              <w:t>6.2</w:t>
+            </w:r>
+          </w:p>
+        </w:tc>
+        <w:tc>
+          <w:tcPr>
+            <w:tcW w:type="dxa" w:w="6048"/>
+          </w:tcPr>
+          <w:p>
+            <w:pPr>
+              <w:spacing w:before="0" w:after="60"/>
+              <w:ind w:left="432"/>
+              <w:jc w:val="left"/>
+            </w:pPr>
+            <w:r>
+              <w:rPr>
+                <w:rFonts w:ascii="Times New Roman" w:hAnsi="Times New Roman"/>
+                <w:b w:val="0"/>
+                <w:i w:val="0"/>
+                <w:sz w:val="24"/>
+              </w:rPr>
+              <w:t>RECOMMENDATIONS</w:t>
+            </w:r>
+          </w:p>
+        </w:tc>
+        <w:tc>
+          <w:tcPr>
+            <w:tcW w:type="dxa" w:w="1080"/>
+          </w:tcPr>
+          <w:p>
+            <w:pPr>
+              <w:spacing w:before="0" w:after="60"/>
+              <w:jc w:val="center"/>
+            </w:pPr>
+            <w:r>
+              <w:rPr>
+                <w:rFonts w:ascii="Times New Roman" w:hAnsi="Times New Roman"/>
+                <w:b w:val="0"/>
+                <w:i w:val="0"/>
+                <w:sz w:val="24"/>
+              </w:rPr>
+              <w:t>34</w:t>
+            </w:r>
+          </w:p>
+        </w:tc>
+      </w:tr>
+      <w:tr>
+        <w:tc>
+          <w:tcPr>
+            <w:tcW w:type="dxa" w:w="1872"/>
+          </w:tcPr>
+          <w:p>
+            <w:pPr>
+              <w:spacing w:before="0" w:after="60"/>
+              <w:jc w:val="left"/>
+            </w:pPr>
+          </w:p>
+        </w:tc>
+        <w:tc>
+          <w:tcPr>
+            <w:tcW w:type="dxa" w:w="6048"/>
+          </w:tcPr>
+          <w:p>
+            <w:pPr>
+              <w:spacing w:before="0" w:after="60"/>
+              <w:jc w:val="left"/>
+            </w:pPr>
+            <w:r>
+              <w:rPr>
+                <w:rFonts w:ascii="Times New Roman" w:hAnsi="Times New Roman"/>
+                <w:b w:val="0"/>
+                <w:i w:val="0"/>
+                <w:sz w:val="24"/>
+              </w:rPr>
+              <w:t>LITERATURE CITED</w:t>
+            </w:r>
+          </w:p>
+        </w:tc>
+        <w:tc>
+          <w:tcPr>
+            <w:tcW w:type="dxa" w:w="1080"/>
+          </w:tcPr>
+          <w:p>
+            <w:pPr>
+              <w:spacing w:before="0" w:after="60"/>
+              <w:jc w:val="center"/>
+            </w:pPr>
+            <w:r>
+              <w:rPr>
+                <w:rFonts w:ascii="Times New Roman" w:hAnsi="Times New Roman"/>
+                <w:b w:val="0"/>
+                <w:i w:val="0"/>
+                <w:sz w:val="24"/>
+              </w:rPr>
+              <w:t>36</w:t>
+            </w:r>
+          </w:p>
+        </w:tc>
+      </w:tr>
+      <w:tr>
+        <w:tc>
+          <w:tcPr>
+            <w:tcW w:type="dxa" w:w="1872"/>
+          </w:tcPr>
+          <w:p>
+            <w:pPr>
+              <w:spacing w:before="0" w:after="60"/>
+              <w:jc w:val="left"/>
+            </w:pPr>
+          </w:p>
+        </w:tc>
+        <w:tc>
+          <w:tcPr>
+            <w:tcW w:type="dxa" w:w="6048"/>
+          </w:tcPr>
+          <w:p>
+            <w:pPr>
+              <w:spacing w:before="0" w:after="60"/>
+              <w:jc w:val="left"/>
+            </w:pPr>
+            <w:r>
+              <w:rPr>
+                <w:rFonts w:ascii="Times New Roman" w:hAnsi="Times New Roman"/>
+                <w:b w:val="0"/>
+                <w:i w:val="0"/>
+                <w:sz w:val="24"/>
+              </w:rPr>
+              <w:t>SHORT BIOGRAPHY OF THE SCHOLAR</w:t>
+            </w:r>
+          </w:p>
+        </w:tc>
+        <w:tc>
+          <w:tcPr>
+            <w:tcW w:type="dxa" w:w="1080"/>
+          </w:tcPr>
+          <w:p>
+            <w:pPr>
+              <w:spacing w:before="0" w:after="60"/>
+              <w:jc w:val="center"/>
+            </w:pPr>
+            <w:r>
+              <w:rPr>
+                <w:rFonts w:ascii="Times New Roman" w:hAnsi="Times New Roman"/>
+                <w:b w:val="0"/>
+                <w:i w:val="0"/>
+                <w:sz w:val="24"/>
+              </w:rPr>
+              <w:t>38</w:t>
+            </w:r>
+          </w:p>
+        </w:tc>
+      </w:tr>
+    </w:tbl>
+    <w:p>
+      <w:r>
+        <w:br w:type="page"/>
+      </w:r>
+    </w:p>
+    <w:p>
+      <w:pPr>
+        <w:spacing w:before="0" w:after="200" w:line="350" w:lineRule="exact"/>
+        <w:jc w:val="center"/>
       </w:pPr>
       <w:r>
         <w:rPr>
           <w:rFonts w:ascii="Times New Roman" w:hAnsi="Times New Roman"/>
-          <w:b w:val="0"/>
+          <w:b/>
           <w:i w:val="0"/>
-          <w:sz w:val="24"/>
+          <w:sz w:val="28"/>
+        </w:rPr>
+        <w:t>TABLE OF FIGURES</w:t>
+      </w:r>
+    </w:p>
+    <w:p/>
+    <w:tbl>
+      <w:tblPr>
+        <w:tblW w:type="auto" w:w="0"/>
+        <w:tblLook w:firstColumn="1" w:firstRow="1" w:lastColumn="0" w:lastRow="0" w:noHBand="0" w:noVBand="1" w:val="04A0"/>
+      </w:tblPr>
+      <w:tblGrid>
+        <w:gridCol w:w="3687"/>
+        <w:gridCol w:w="3687"/>
+        <w:gridCol w:w="3687"/>
+      </w:tblGrid>
+      <w:tr>
+        <w:tc>
+          <w:tcPr>
+            <w:tcW w:type="dxa" w:w="1872"/>
+          </w:tcPr>
+          <w:p>
+            <w:pPr>
+              <w:spacing w:before="0" w:after="80"/>
+              <w:jc w:val="left"/>
+            </w:pPr>
+            <w:r>
+              <w:rPr>
+                <w:rFonts w:ascii="Times New Roman" w:hAnsi="Times New Roman"/>
+                <w:b/>
+                <w:i w:val="0"/>
+                <w:sz w:val="24"/>
+                <w:u w:val="single"/>
+              </w:rPr>
+              <w:t>FIGURE NO</w:t>
+            </w:r>
+          </w:p>
+        </w:tc>
+        <w:tc>
+          <w:tcPr>
+            <w:tcW w:type="dxa" w:w="6048"/>
+          </w:tcPr>
+          <w:p>
+            <w:pPr>
+              <w:spacing w:before="0" w:after="80"/>
+              <w:jc w:val="left"/>
+            </w:pPr>
+            <w:r>
+              <w:rPr>
+                <w:rFonts w:ascii="Times New Roman" w:hAnsi="Times New Roman"/>
+                <w:b/>
+                <w:i w:val="0"/>
+                <w:sz w:val="24"/>
+                <w:u w:val="single"/>
+              </w:rPr>
+              <w:t>TITLE</w:t>
+            </w:r>
+          </w:p>
+        </w:tc>
+        <w:tc>
+          <w:tcPr>
+            <w:tcW w:type="dxa" w:w="1080"/>
+          </w:tcPr>
+          <w:p>
+            <w:pPr>
+              <w:spacing w:before="0" w:after="80"/>
+              <w:jc w:val="center"/>
+            </w:pPr>
+            <w:r>
+              <w:rPr>
+                <w:rFonts w:ascii="Times New Roman" w:hAnsi="Times New Roman"/>
+                <w:b/>
+                <w:i w:val="0"/>
+                <w:sz w:val="24"/>
+                <w:u w:val="single"/>
+              </w:rPr>
+              <w:t>PAGE NO</w:t>
+            </w:r>
+          </w:p>
+        </w:tc>
+      </w:tr>
+      <w:tr>
+        <w:tc>
+          <w:tcPr>
+            <w:tcW w:type="dxa" w:w="1872"/>
+          </w:tcPr>
+          <w:p>
+            <w:pPr>
+              <w:spacing w:before="0" w:after="60"/>
+              <w:jc w:val="left"/>
+            </w:pPr>
+            <w:r>
+              <w:rPr>
+                <w:rFonts w:ascii="Times New Roman" w:hAnsi="Times New Roman"/>
+                <w:b w:val="0"/>
+                <w:i w:val="0"/>
+                <w:sz w:val="24"/>
+              </w:rPr>
+              <w:t>FIGURE 3.1</w:t>
+            </w:r>
+          </w:p>
+        </w:tc>
+        <w:tc>
+          <w:tcPr>
+            <w:tcW w:type="dxa" w:w="6048"/>
+          </w:tcPr>
+          <w:p>
+            <w:pPr>
+              <w:spacing w:before="0" w:after="60"/>
+              <w:jc w:val="left"/>
+            </w:pPr>
+            <w:r>
+              <w:rPr>
+                <w:rFonts w:ascii="Times New Roman" w:hAnsi="Times New Roman"/>
+                <w:b w:val="0"/>
+                <w:i w:val="0"/>
+                <w:sz w:val="24"/>
+              </w:rPr>
+              <w:t>KAARKUN SYSTEM ARCHITECTURE DIAGRAM</w:t>
+            </w:r>
+          </w:p>
+        </w:tc>
+        <w:tc>
+          <w:tcPr>
+            <w:tcW w:type="dxa" w:w="1080"/>
+          </w:tcPr>
+          <w:p>
+            <w:pPr>
+              <w:spacing w:before="0" w:after="60"/>
+              <w:jc w:val="center"/>
+            </w:pPr>
+            <w:r>
+              <w:rPr>
+                <w:rFonts w:ascii="Times New Roman" w:hAnsi="Times New Roman"/>
+                <w:b w:val="0"/>
+                <w:i w:val="0"/>
+                <w:sz w:val="24"/>
+              </w:rPr>
+              <w:t>14</w:t>
+            </w:r>
+          </w:p>
+        </w:tc>
+      </w:tr>
+      <w:tr>
+        <w:tc>
+          <w:tcPr>
+            <w:tcW w:type="dxa" w:w="1872"/>
+          </w:tcPr>
+          <w:p>
+            <w:pPr>
+              <w:spacing w:before="0" w:after="60"/>
+              <w:jc w:val="left"/>
+            </w:pPr>
+            <w:r>
+              <w:rPr>
+                <w:rFonts w:ascii="Times New Roman" w:hAnsi="Times New Roman"/>
+                <w:b w:val="0"/>
+                <w:i w:val="0"/>
+                <w:sz w:val="24"/>
+              </w:rPr>
+              <w:t>FIGURE 3.2</w:t>
+            </w:r>
+          </w:p>
+        </w:tc>
+        <w:tc>
+          <w:tcPr>
+            <w:tcW w:type="dxa" w:w="6048"/>
+          </w:tcPr>
+          <w:p>
+            <w:pPr>
+              <w:spacing w:before="0" w:after="60"/>
+              <w:jc w:val="left"/>
+            </w:pPr>
+            <w:r>
+              <w:rPr>
+                <w:rFonts w:ascii="Times New Roman" w:hAnsi="Times New Roman"/>
+                <w:b w:val="0"/>
+                <w:i w:val="0"/>
+                <w:sz w:val="24"/>
+              </w:rPr>
+              <w:t>ENTITY-RELATIONSHIP DIAGRAM (ERD) — 11 TABLES</w:t>
+            </w:r>
+          </w:p>
+        </w:tc>
+        <w:tc>
+          <w:tcPr>
+            <w:tcW w:type="dxa" w:w="1080"/>
+          </w:tcPr>
+          <w:p>
+            <w:pPr>
+              <w:spacing w:before="0" w:after="60"/>
+              <w:jc w:val="center"/>
+            </w:pPr>
+            <w:r>
+              <w:rPr>
+                <w:rFonts w:ascii="Times New Roman" w:hAnsi="Times New Roman"/>
+                <w:b w:val="0"/>
+                <w:i w:val="0"/>
+                <w:sz w:val="24"/>
+              </w:rPr>
+              <w:t>19</w:t>
+            </w:r>
+          </w:p>
+        </w:tc>
+      </w:tr>
+      <w:tr>
+        <w:tc>
+          <w:tcPr>
+            <w:tcW w:type="dxa" w:w="1872"/>
+          </w:tcPr>
+          <w:p>
+            <w:pPr>
+              <w:spacing w:before="0" w:after="60"/>
+              <w:jc w:val="left"/>
+            </w:pPr>
+            <w:r>
+              <w:rPr>
+                <w:rFonts w:ascii="Times New Roman" w:hAnsi="Times New Roman"/>
+                <w:b w:val="0"/>
+                <w:i w:val="0"/>
+                <w:sz w:val="24"/>
+              </w:rPr>
+              <w:t>FIGURE 3.3</w:t>
+            </w:r>
+          </w:p>
+        </w:tc>
+        <w:tc>
+          <w:tcPr>
+            <w:tcW w:type="dxa" w:w="6048"/>
+          </w:tcPr>
+          <w:p>
+            <w:pPr>
+              <w:spacing w:before="0" w:after="60"/>
+              <w:jc w:val="left"/>
+            </w:pPr>
+            <w:r>
+              <w:rPr>
+                <w:rFonts w:ascii="Times New Roman" w:hAnsi="Times New Roman"/>
+                <w:b w:val="0"/>
+                <w:i w:val="0"/>
+                <w:sz w:val="24"/>
+              </w:rPr>
+              <w:t>USE CASE DIAGRAM: CUSTOMER ACTOR</w:t>
+            </w:r>
+          </w:p>
+        </w:tc>
+        <w:tc>
+          <w:tcPr>
+            <w:tcW w:type="dxa" w:w="1080"/>
+          </w:tcPr>
+          <w:p>
+            <w:pPr>
+              <w:spacing w:before="0" w:after="60"/>
+              <w:jc w:val="center"/>
+            </w:pPr>
+            <w:r>
+              <w:rPr>
+                <w:rFonts w:ascii="Times New Roman" w:hAnsi="Times New Roman"/>
+                <w:b w:val="0"/>
+                <w:i w:val="0"/>
+                <w:sz w:val="24"/>
+              </w:rPr>
+              <w:t>17</w:t>
+            </w:r>
+          </w:p>
+        </w:tc>
+      </w:tr>
+      <w:tr>
+        <w:tc>
+          <w:tcPr>
+            <w:tcW w:type="dxa" w:w="1872"/>
+          </w:tcPr>
+          <w:p>
+            <w:pPr>
+              <w:spacing w:before="0" w:after="60"/>
+              <w:jc w:val="left"/>
+            </w:pPr>
+            <w:r>
+              <w:rPr>
+                <w:rFonts w:ascii="Times New Roman" w:hAnsi="Times New Roman"/>
+                <w:b w:val="0"/>
+                <w:i w:val="0"/>
+                <w:sz w:val="24"/>
+              </w:rPr>
+              <w:t>FIGURE 3.4</w:t>
+            </w:r>
+          </w:p>
+        </w:tc>
+        <w:tc>
+          <w:tcPr>
+            <w:tcW w:type="dxa" w:w="6048"/>
+          </w:tcPr>
+          <w:p>
+            <w:pPr>
+              <w:spacing w:before="0" w:after="60"/>
+              <w:jc w:val="left"/>
+            </w:pPr>
+            <w:r>
+              <w:rPr>
+                <w:rFonts w:ascii="Times New Roman" w:hAnsi="Times New Roman"/>
+                <w:b w:val="0"/>
+                <w:i w:val="0"/>
+                <w:sz w:val="24"/>
+              </w:rPr>
+              <w:t>USE CASE DIAGRAM: SERVICE PROVIDER ACTOR</w:t>
+            </w:r>
+          </w:p>
+        </w:tc>
+        <w:tc>
+          <w:tcPr>
+            <w:tcW w:type="dxa" w:w="1080"/>
+          </w:tcPr>
+          <w:p>
+            <w:pPr>
+              <w:spacing w:before="0" w:after="60"/>
+              <w:jc w:val="center"/>
+            </w:pPr>
+            <w:r>
+              <w:rPr>
+                <w:rFonts w:ascii="Times New Roman" w:hAnsi="Times New Roman"/>
+                <w:b w:val="0"/>
+                <w:i w:val="0"/>
+                <w:sz w:val="24"/>
+              </w:rPr>
+              <w:t>18</w:t>
+            </w:r>
+          </w:p>
+        </w:tc>
+      </w:tr>
+      <w:tr>
+        <w:tc>
+          <w:tcPr>
+            <w:tcW w:type="dxa" w:w="1872"/>
+          </w:tcPr>
+          <w:p>
+            <w:pPr>
+              <w:spacing w:before="0" w:after="60"/>
+              <w:jc w:val="left"/>
+            </w:pPr>
+            <w:r>
+              <w:rPr>
+                <w:rFonts w:ascii="Times New Roman" w:hAnsi="Times New Roman"/>
+                <w:b w:val="0"/>
+                <w:i w:val="0"/>
+                <w:sz w:val="24"/>
+              </w:rPr>
+              <w:t>FIGURE 3.5</w:t>
+            </w:r>
+          </w:p>
+        </w:tc>
+        <w:tc>
+          <w:tcPr>
+            <w:tcW w:type="dxa" w:w="6048"/>
+          </w:tcPr>
+          <w:p>
+            <w:pPr>
+              <w:spacing w:before="0" w:after="60"/>
+              <w:jc w:val="left"/>
+            </w:pPr>
+            <w:r>
+              <w:rPr>
+                <w:rFonts w:ascii="Times New Roman" w:hAnsi="Times New Roman"/>
+                <w:b w:val="0"/>
+                <w:i w:val="0"/>
+                <w:sz w:val="24"/>
+              </w:rPr>
+              <w:t>FLUTTER MOBILE APP — HOME SCREEN</w:t>
+            </w:r>
+          </w:p>
+        </w:tc>
+        <w:tc>
+          <w:tcPr>
+            <w:tcW w:type="dxa" w:w="1080"/>
+          </w:tcPr>
+          <w:p>
+            <w:pPr>
+              <w:spacing w:before="0" w:after="60"/>
+              <w:jc w:val="center"/>
+            </w:pPr>
+            <w:r>
+              <w:rPr>
+                <w:rFonts w:ascii="Times New Roman" w:hAnsi="Times New Roman"/>
+                <w:b w:val="0"/>
+                <w:i w:val="0"/>
+                <w:sz w:val="24"/>
+              </w:rPr>
+              <w:t>20</w:t>
+            </w:r>
+          </w:p>
+        </w:tc>
+      </w:tr>
+      <w:tr>
+        <w:tc>
+          <w:tcPr>
+            <w:tcW w:type="dxa" w:w="1872"/>
+          </w:tcPr>
+          <w:p>
+            <w:pPr>
+              <w:spacing w:before="0" w:after="60"/>
+              <w:jc w:val="left"/>
+            </w:pPr>
+            <w:r>
+              <w:rPr>
+                <w:rFonts w:ascii="Times New Roman" w:hAnsi="Times New Roman"/>
+                <w:b w:val="0"/>
+                <w:i w:val="0"/>
+                <w:sz w:val="24"/>
+              </w:rPr>
+              <w:t>FIGURE 3.6</w:t>
+            </w:r>
+          </w:p>
+        </w:tc>
+        <w:tc>
+          <w:tcPr>
+            <w:tcW w:type="dxa" w:w="6048"/>
+          </w:tcPr>
+          <w:p>
+            <w:pPr>
+              <w:spacing w:before="0" w:after="60"/>
+              <w:jc w:val="left"/>
+            </w:pPr>
+            <w:r>
+              <w:rPr>
+                <w:rFonts w:ascii="Times New Roman" w:hAnsi="Times New Roman"/>
+                <w:b w:val="0"/>
+                <w:i w:val="0"/>
+                <w:sz w:val="24"/>
+              </w:rPr>
+              <w:t>FLUTTER MOBILE APP — JOB POSTING SCREEN</w:t>
+            </w:r>
+          </w:p>
+        </w:tc>
+        <w:tc>
+          <w:tcPr>
+            <w:tcW w:type="dxa" w:w="1080"/>
+          </w:tcPr>
+          <w:p>
+            <w:pPr>
+              <w:spacing w:before="0" w:after="60"/>
+              <w:jc w:val="center"/>
+            </w:pPr>
+            <w:r>
+              <w:rPr>
+                <w:rFonts w:ascii="Times New Roman" w:hAnsi="Times New Roman"/>
+                <w:b w:val="0"/>
+                <w:i w:val="0"/>
+                <w:sz w:val="24"/>
+              </w:rPr>
+              <w:t>20</w:t>
+            </w:r>
+          </w:p>
+        </w:tc>
+      </w:tr>
+      <w:tr>
+        <w:tc>
+          <w:tcPr>
+            <w:tcW w:type="dxa" w:w="1872"/>
+          </w:tcPr>
+          <w:p>
+            <w:pPr>
+              <w:spacing w:before="0" w:after="60"/>
+              <w:jc w:val="left"/>
+            </w:pPr>
+            <w:r>
+              <w:rPr>
+                <w:rFonts w:ascii="Times New Roman" w:hAnsi="Times New Roman"/>
+                <w:b w:val="0"/>
+                <w:i w:val="0"/>
+                <w:sz w:val="24"/>
+              </w:rPr>
+              <w:t>FIGURE 3.7</w:t>
+            </w:r>
+          </w:p>
+        </w:tc>
+        <w:tc>
+          <w:tcPr>
+            <w:tcW w:type="dxa" w:w="6048"/>
+          </w:tcPr>
+          <w:p>
+            <w:pPr>
+              <w:spacing w:before="0" w:after="60"/>
+              <w:jc w:val="left"/>
+            </w:pPr>
+            <w:r>
+              <w:rPr>
+                <w:rFonts w:ascii="Times New Roman" w:hAnsi="Times New Roman"/>
+                <w:b w:val="0"/>
+                <w:i w:val="0"/>
+                <w:sz w:val="24"/>
+              </w:rPr>
+              <w:t>FLUTTER MOBILE APP — BIDDING SCREEN</w:t>
+            </w:r>
+          </w:p>
+        </w:tc>
+        <w:tc>
+          <w:tcPr>
+            <w:tcW w:type="dxa" w:w="1080"/>
+          </w:tcPr>
+          <w:p>
+            <w:pPr>
+              <w:spacing w:before="0" w:after="60"/>
+              <w:jc w:val="center"/>
+            </w:pPr>
+            <w:r>
+              <w:rPr>
+                <w:rFonts w:ascii="Times New Roman" w:hAnsi="Times New Roman"/>
+                <w:b w:val="0"/>
+                <w:i w:val="0"/>
+                <w:sz w:val="24"/>
+              </w:rPr>
+              <w:t>21</w:t>
+            </w:r>
+          </w:p>
+        </w:tc>
+      </w:tr>
+      <w:tr>
+        <w:tc>
+          <w:tcPr>
+            <w:tcW w:type="dxa" w:w="1872"/>
+          </w:tcPr>
+          <w:p>
+            <w:pPr>
+              <w:spacing w:before="0" w:after="60"/>
+              <w:jc w:val="left"/>
+            </w:pPr>
+            <w:r>
+              <w:rPr>
+                <w:rFonts w:ascii="Times New Roman" w:hAnsi="Times New Roman"/>
+                <w:b w:val="0"/>
+                <w:i w:val="0"/>
+                <w:sz w:val="24"/>
+              </w:rPr>
+              <w:t>FIGURE 3.8</w:t>
+            </w:r>
+          </w:p>
+        </w:tc>
+        <w:tc>
+          <w:tcPr>
+            <w:tcW w:type="dxa" w:w="6048"/>
+          </w:tcPr>
+          <w:p>
+            <w:pPr>
+              <w:spacing w:before="0" w:after="60"/>
+              <w:jc w:val="left"/>
+            </w:pPr>
+            <w:r>
+              <w:rPr>
+                <w:rFonts w:ascii="Times New Roman" w:hAnsi="Times New Roman"/>
+                <w:b w:val="0"/>
+                <w:i w:val="0"/>
+                <w:sz w:val="24"/>
+              </w:rPr>
+              <w:t>FLUTTER MOBILE APP — QR CODE SCAN SCREEN</w:t>
+            </w:r>
+          </w:p>
+        </w:tc>
+        <w:tc>
+          <w:tcPr>
+            <w:tcW w:type="dxa" w:w="1080"/>
+          </w:tcPr>
+          <w:p>
+            <w:pPr>
+              <w:spacing w:before="0" w:after="60"/>
+              <w:jc w:val="center"/>
+            </w:pPr>
+            <w:r>
+              <w:rPr>
+                <w:rFonts w:ascii="Times New Roman" w:hAnsi="Times New Roman"/>
+                <w:b w:val="0"/>
+                <w:i w:val="0"/>
+                <w:sz w:val="24"/>
+              </w:rPr>
+              <w:t>21</w:t>
+            </w:r>
+          </w:p>
+        </w:tc>
+      </w:tr>
+      <w:tr>
+        <w:tc>
+          <w:tcPr>
+            <w:tcW w:type="dxa" w:w="1872"/>
+          </w:tcPr>
+          <w:p>
+            <w:pPr>
+              <w:spacing w:before="0" w:after="60"/>
+              <w:jc w:val="left"/>
+            </w:pPr>
+            <w:r>
+              <w:rPr>
+                <w:rFonts w:ascii="Times New Roman" w:hAnsi="Times New Roman"/>
+                <w:b w:val="0"/>
+                <w:i w:val="0"/>
+                <w:sz w:val="24"/>
+              </w:rPr>
+              <w:t>FIGURE 3.9</w:t>
+            </w:r>
+          </w:p>
+        </w:tc>
+        <w:tc>
+          <w:tcPr>
+            <w:tcW w:type="dxa" w:w="6048"/>
+          </w:tcPr>
+          <w:p>
+            <w:pPr>
+              <w:spacing w:before="0" w:after="60"/>
+              <w:jc w:val="left"/>
+            </w:pPr>
+            <w:r>
+              <w:rPr>
+                <w:rFonts w:ascii="Times New Roman" w:hAnsi="Times New Roman"/>
+                <w:b w:val="0"/>
+                <w:i w:val="0"/>
+                <w:sz w:val="24"/>
+              </w:rPr>
+              <w:t>FLUTTER MOBILE APP — GPS TRACKING SCREEN</w:t>
+            </w:r>
+          </w:p>
+        </w:tc>
+        <w:tc>
+          <w:tcPr>
+            <w:tcW w:type="dxa" w:w="1080"/>
+          </w:tcPr>
+          <w:p>
+            <w:pPr>
+              <w:spacing w:before="0" w:after="60"/>
+              <w:jc w:val="center"/>
+            </w:pPr>
+            <w:r>
+              <w:rPr>
+                <w:rFonts w:ascii="Times New Roman" w:hAnsi="Times New Roman"/>
+                <w:b w:val="0"/>
+                <w:i w:val="0"/>
+                <w:sz w:val="24"/>
+              </w:rPr>
+              <w:t>22</w:t>
+            </w:r>
+          </w:p>
+        </w:tc>
+      </w:tr>
+      <w:tr>
+        <w:tc>
+          <w:tcPr>
+            <w:tcW w:type="dxa" w:w="1872"/>
+          </w:tcPr>
+          <w:p>
+            <w:pPr>
+              <w:spacing w:before="0" w:after="60"/>
+              <w:jc w:val="left"/>
+            </w:pPr>
+            <w:r>
+              <w:rPr>
+                <w:rFonts w:ascii="Times New Roman" w:hAnsi="Times New Roman"/>
+                <w:b w:val="0"/>
+                <w:i w:val="0"/>
+                <w:sz w:val="24"/>
+              </w:rPr>
+              <w:t>FIGURE 3.10</w:t>
+            </w:r>
+          </w:p>
+        </w:tc>
+        <w:tc>
+          <w:tcPr>
+            <w:tcW w:type="dxa" w:w="6048"/>
+          </w:tcPr>
+          <w:p>
+            <w:pPr>
+              <w:spacing w:before="0" w:after="60"/>
+              <w:jc w:val="left"/>
+            </w:pPr>
+            <w:r>
+              <w:rPr>
+                <w:rFonts w:ascii="Times New Roman" w:hAnsi="Times New Roman"/>
+                <w:b w:val="0"/>
+                <w:i w:val="0"/>
+                <w:sz w:val="24"/>
+              </w:rPr>
+              <w:t>NEXT.JS ADMIN PANEL — DASHBOARD</w:t>
+            </w:r>
+          </w:p>
+        </w:tc>
+        <w:tc>
+          <w:tcPr>
+            <w:tcW w:type="dxa" w:w="1080"/>
+          </w:tcPr>
+          <w:p>
+            <w:pPr>
+              <w:spacing w:before="0" w:after="60"/>
+              <w:jc w:val="center"/>
+            </w:pPr>
+            <w:r>
+              <w:rPr>
+                <w:rFonts w:ascii="Times New Roman" w:hAnsi="Times New Roman"/>
+                <w:b w:val="0"/>
+                <w:i w:val="0"/>
+                <w:sz w:val="24"/>
+              </w:rPr>
+              <w:t>22</w:t>
+            </w:r>
+          </w:p>
+        </w:tc>
+      </w:tr>
+    </w:tbl>
+    <w:p>
+      <w:r>
+        <w:br w:type="page"/>
+      </w:r>
+    </w:p>
+    <w:p>
+      <w:pPr>
+        <w:spacing w:before="0" w:after="200" w:line="350" w:lineRule="exact"/>
+        <w:jc w:val="center"/>
+      </w:pPr>
+      <w:r>
+        <w:rPr>
+          <w:rFonts w:ascii="Times New Roman" w:hAnsi="Times New Roman"/>
+          <w:b/>
+          <w:i w:val="0"/>
+          <w:sz w:val="28"/>
+        </w:rPr>
+        <w:t>TABLE OF IMAGES</w:t>
+      </w:r>
+    </w:p>
+    <w:p/>
+    <w:tbl>
+      <w:tblPr>
+        <w:tblW w:type="auto" w:w="0"/>
+        <w:tblLook w:firstColumn="1" w:firstRow="1" w:lastColumn="0" w:lastRow="0" w:noHBand="0" w:noVBand="1" w:val="04A0"/>
+      </w:tblPr>
+      <w:tblGrid>
+        <w:gridCol w:w="3687"/>
+        <w:gridCol w:w="3687"/>
+        <w:gridCol w:w="3687"/>
+      </w:tblGrid>
+      <w:tr>
+        <w:tc>
+          <w:tcPr>
+            <w:tcW w:type="dxa" w:w="1872"/>
+          </w:tcPr>
+          <w:p>
+            <w:pPr>
+              <w:spacing w:before="0" w:after="80"/>
+              <w:jc w:val="left"/>
+            </w:pPr>
+            <w:r>
+              <w:rPr>
+                <w:rFonts w:ascii="Times New Roman" w:hAnsi="Times New Roman"/>
+                <w:b/>
+                <w:i w:val="0"/>
+                <w:sz w:val="24"/>
+                <w:u w:val="single"/>
+              </w:rPr>
+              <w:t>IMAGE NO</w:t>
+            </w:r>
+          </w:p>
+        </w:tc>
+        <w:tc>
+          <w:tcPr>
+            <w:tcW w:type="dxa" w:w="6048"/>
+          </w:tcPr>
+          <w:p>
+            <w:pPr>
+              <w:spacing w:before="0" w:after="80"/>
+              <w:jc w:val="left"/>
+            </w:pPr>
+            <w:r>
+              <w:rPr>
+                <w:rFonts w:ascii="Times New Roman" w:hAnsi="Times New Roman"/>
+                <w:b/>
+                <w:i w:val="0"/>
+                <w:sz w:val="24"/>
+                <w:u w:val="single"/>
+              </w:rPr>
+              <w:t>TITLE</w:t>
+            </w:r>
+          </w:p>
+        </w:tc>
+        <w:tc>
+          <w:tcPr>
+            <w:tcW w:type="dxa" w:w="1080"/>
+          </w:tcPr>
+          <w:p>
+            <w:pPr>
+              <w:spacing w:before="0" w:after="80"/>
+              <w:jc w:val="center"/>
+            </w:pPr>
+            <w:r>
+              <w:rPr>
+                <w:rFonts w:ascii="Times New Roman" w:hAnsi="Times New Roman"/>
+                <w:b/>
+                <w:i w:val="0"/>
+                <w:sz w:val="24"/>
+                <w:u w:val="single"/>
+              </w:rPr>
+              <w:t>PAGE NO</w:t>
+            </w:r>
+          </w:p>
+        </w:tc>
+      </w:tr>
+      <w:tr>
+        <w:tc>
+          <w:tcPr>
+            <w:tcW w:type="dxa" w:w="1872"/>
+          </w:tcPr>
+          <w:p>
+            <w:pPr>
+              <w:spacing w:before="0" w:after="60"/>
+              <w:jc w:val="left"/>
+            </w:pPr>
+            <w:r>
+              <w:rPr>
+                <w:rFonts w:ascii="Times New Roman" w:hAnsi="Times New Roman"/>
+                <w:b w:val="0"/>
+                <w:i w:val="0"/>
+                <w:sz w:val="24"/>
+              </w:rPr>
+              <w:t>IMAGE 3.1</w:t>
+            </w:r>
+          </w:p>
+        </w:tc>
+        <w:tc>
+          <w:tcPr>
+            <w:tcW w:type="dxa" w:w="6048"/>
+          </w:tcPr>
+          <w:p>
+            <w:pPr>
+              <w:spacing w:before="0" w:after="60"/>
+              <w:jc w:val="left"/>
+            </w:pPr>
+            <w:r>
+              <w:rPr>
+                <w:rFonts w:ascii="Times New Roman" w:hAnsi="Times New Roman"/>
+                <w:b w:val="0"/>
+                <w:i w:val="0"/>
+                <w:sz w:val="24"/>
+              </w:rPr>
+              <w:t>KAARKUN APP — CUSTOMER HOME SCREEN</w:t>
+            </w:r>
+          </w:p>
+        </w:tc>
+        <w:tc>
+          <w:tcPr>
+            <w:tcW w:type="dxa" w:w="1080"/>
+          </w:tcPr>
+          <w:p>
+            <w:pPr>
+              <w:spacing w:before="0" w:after="60"/>
+              <w:jc w:val="center"/>
+            </w:pPr>
+            <w:r>
+              <w:rPr>
+                <w:rFonts w:ascii="Times New Roman" w:hAnsi="Times New Roman"/>
+                <w:b w:val="0"/>
+                <w:i w:val="0"/>
+                <w:sz w:val="24"/>
+              </w:rPr>
+              <w:t>20</w:t>
+            </w:r>
+          </w:p>
+        </w:tc>
+      </w:tr>
+      <w:tr>
+        <w:tc>
+          <w:tcPr>
+            <w:tcW w:type="dxa" w:w="1872"/>
+          </w:tcPr>
+          <w:p>
+            <w:pPr>
+              <w:spacing w:before="0" w:after="60"/>
+              <w:jc w:val="left"/>
+            </w:pPr>
+            <w:r>
+              <w:rPr>
+                <w:rFonts w:ascii="Times New Roman" w:hAnsi="Times New Roman"/>
+                <w:b w:val="0"/>
+                <w:i w:val="0"/>
+                <w:sz w:val="24"/>
+              </w:rPr>
+              <w:t>IMAGE 3.2</w:t>
+            </w:r>
+          </w:p>
+        </w:tc>
+        <w:tc>
+          <w:tcPr>
+            <w:tcW w:type="dxa" w:w="6048"/>
+          </w:tcPr>
+          <w:p>
+            <w:pPr>
+              <w:spacing w:before="0" w:after="60"/>
+              <w:jc w:val="left"/>
+            </w:pPr>
+            <w:r>
+              <w:rPr>
+                <w:rFonts w:ascii="Times New Roman" w:hAnsi="Times New Roman"/>
+                <w:b w:val="0"/>
+                <w:i w:val="0"/>
+                <w:sz w:val="24"/>
+              </w:rPr>
+              <w:t>KAARKUN APP — POST A JOB SCREEN</w:t>
+            </w:r>
+          </w:p>
+        </w:tc>
+        <w:tc>
+          <w:tcPr>
+            <w:tcW w:type="dxa" w:w="1080"/>
+          </w:tcPr>
+          <w:p>
+            <w:pPr>
+              <w:spacing w:before="0" w:after="60"/>
+              <w:jc w:val="center"/>
+            </w:pPr>
+            <w:r>
+              <w:rPr>
+                <w:rFonts w:ascii="Times New Roman" w:hAnsi="Times New Roman"/>
+                <w:b w:val="0"/>
+                <w:i w:val="0"/>
+                <w:sz w:val="24"/>
+              </w:rPr>
+              <w:t>20</w:t>
+            </w:r>
+          </w:p>
+        </w:tc>
+      </w:tr>
+      <w:tr>
+        <w:tc>
+          <w:tcPr>
+            <w:tcW w:type="dxa" w:w="1872"/>
+          </w:tcPr>
+          <w:p>
+            <w:pPr>
+              <w:spacing w:before="0" w:after="60"/>
+              <w:jc w:val="left"/>
+            </w:pPr>
+            <w:r>
+              <w:rPr>
+                <w:rFonts w:ascii="Times New Roman" w:hAnsi="Times New Roman"/>
+                <w:b w:val="0"/>
+                <w:i w:val="0"/>
+                <w:sz w:val="24"/>
+              </w:rPr>
+              <w:t>IMAGE 3.3</w:t>
+            </w:r>
+          </w:p>
+        </w:tc>
+        <w:tc>
+          <w:tcPr>
+            <w:tcW w:type="dxa" w:w="6048"/>
+          </w:tcPr>
+          <w:p>
+            <w:pPr>
+              <w:spacing w:before="0" w:after="60"/>
+              <w:jc w:val="left"/>
+            </w:pPr>
+            <w:r>
+              <w:rPr>
+                <w:rFonts w:ascii="Times New Roman" w:hAnsi="Times New Roman"/>
+                <w:b w:val="0"/>
+                <w:i w:val="0"/>
+                <w:sz w:val="24"/>
+              </w:rPr>
+              <w:t>KAARKUN APP — PROVIDER BID SCREEN</w:t>
+            </w:r>
+          </w:p>
+        </w:tc>
+        <w:tc>
+          <w:tcPr>
+            <w:tcW w:type="dxa" w:w="1080"/>
+          </w:tcPr>
+          <w:p>
+            <w:pPr>
+              <w:spacing w:before="0" w:after="60"/>
+              <w:jc w:val="center"/>
+            </w:pPr>
+            <w:r>
+              <w:rPr>
+                <w:rFonts w:ascii="Times New Roman" w:hAnsi="Times New Roman"/>
+                <w:b w:val="0"/>
+                <w:i w:val="0"/>
+                <w:sz w:val="24"/>
+              </w:rPr>
+              <w:t>21</w:t>
+            </w:r>
+          </w:p>
+        </w:tc>
+      </w:tr>
+      <w:tr>
+        <w:tc>
+          <w:tcPr>
+            <w:tcW w:type="dxa" w:w="1872"/>
+          </w:tcPr>
+          <w:p>
+            <w:pPr>
+              <w:spacing w:before="0" w:after="60"/>
+              <w:jc w:val="left"/>
+            </w:pPr>
+            <w:r>
+              <w:rPr>
+                <w:rFonts w:ascii="Times New Roman" w:hAnsi="Times New Roman"/>
+                <w:b w:val="0"/>
+                <w:i w:val="0"/>
+                <w:sz w:val="24"/>
+              </w:rPr>
+              <w:t>IMAGE 3.4</w:t>
+            </w:r>
+          </w:p>
+        </w:tc>
+        <w:tc>
+          <w:tcPr>
+            <w:tcW w:type="dxa" w:w="6048"/>
+          </w:tcPr>
+          <w:p>
+            <w:pPr>
+              <w:spacing w:before="0" w:after="60"/>
+              <w:jc w:val="left"/>
+            </w:pPr>
+            <w:r>
+              <w:rPr>
+                <w:rFonts w:ascii="Times New Roman" w:hAnsi="Times New Roman"/>
+                <w:b w:val="0"/>
+                <w:i w:val="0"/>
+                <w:sz w:val="24"/>
+              </w:rPr>
+              <w:t>KAARKUN APP — QR CODE VERIFICATION SCREEN</w:t>
+            </w:r>
+          </w:p>
+        </w:tc>
+        <w:tc>
+          <w:tcPr>
+            <w:tcW w:type="dxa" w:w="1080"/>
+          </w:tcPr>
+          <w:p>
+            <w:pPr>
+              <w:spacing w:before="0" w:after="60"/>
+              <w:jc w:val="center"/>
+            </w:pPr>
+            <w:r>
+              <w:rPr>
+                <w:rFonts w:ascii="Times New Roman" w:hAnsi="Times New Roman"/>
+                <w:b w:val="0"/>
+                <w:i w:val="0"/>
+                <w:sz w:val="24"/>
+              </w:rPr>
+              <w:t>21</w:t>
+            </w:r>
+          </w:p>
+        </w:tc>
+      </w:tr>
+      <w:tr>
+        <w:tc>
+          <w:tcPr>
+            <w:tcW w:type="dxa" w:w="1872"/>
+          </w:tcPr>
+          <w:p>
+            <w:pPr>
+              <w:spacing w:before="0" w:after="60"/>
+              <w:jc w:val="left"/>
+            </w:pPr>
+            <w:r>
+              <w:rPr>
+                <w:rFonts w:ascii="Times New Roman" w:hAnsi="Times New Roman"/>
+                <w:b w:val="0"/>
+                <w:i w:val="0"/>
+                <w:sz w:val="24"/>
+              </w:rPr>
+              <w:t>IMAGE 3.5</w:t>
+            </w:r>
+          </w:p>
+        </w:tc>
+        <w:tc>
+          <w:tcPr>
+            <w:tcW w:type="dxa" w:w="6048"/>
+          </w:tcPr>
+          <w:p>
+            <w:pPr>
+              <w:spacing w:before="0" w:after="60"/>
+              <w:jc w:val="left"/>
+            </w:pPr>
+            <w:r>
+              <w:rPr>
+                <w:rFonts w:ascii="Times New Roman" w:hAnsi="Times New Roman"/>
+                <w:b w:val="0"/>
+                <w:i w:val="0"/>
+                <w:sz w:val="24"/>
+              </w:rPr>
+              <w:t>KAARKUN APP — REAL-TIME GPS TRACKING SCREEN</w:t>
+            </w:r>
+          </w:p>
+        </w:tc>
+        <w:tc>
+          <w:tcPr>
+            <w:tcW w:type="dxa" w:w="1080"/>
+          </w:tcPr>
+          <w:p>
+            <w:pPr>
+              <w:spacing w:before="0" w:after="60"/>
+              <w:jc w:val="center"/>
+            </w:pPr>
+            <w:r>
+              <w:rPr>
+                <w:rFonts w:ascii="Times New Roman" w:hAnsi="Times New Roman"/>
+                <w:b w:val="0"/>
+                <w:i w:val="0"/>
+                <w:sz w:val="24"/>
+              </w:rPr>
+              <w:t>22</w:t>
+            </w:r>
+          </w:p>
+        </w:tc>
+      </w:tr>
+      <w:tr>
+        <w:tc>
+          <w:tcPr>
+            <w:tcW w:type="dxa" w:w="1872"/>
+          </w:tcPr>
+          <w:p>
+            <w:pPr>
+              <w:spacing w:before="0" w:after="60"/>
+              <w:jc w:val="left"/>
+            </w:pPr>
+            <w:r>
+              <w:rPr>
+                <w:rFonts w:ascii="Times New Roman" w:hAnsi="Times New Roman"/>
+                <w:b w:val="0"/>
+                <w:i w:val="0"/>
+                <w:sz w:val="24"/>
+              </w:rPr>
+              <w:t>IMAGE 3.6</w:t>
+            </w:r>
+          </w:p>
+        </w:tc>
+        <w:tc>
+          <w:tcPr>
+            <w:tcW w:type="dxa" w:w="6048"/>
+          </w:tcPr>
+          <w:p>
+            <w:pPr>
+              <w:spacing w:before="0" w:after="60"/>
+              <w:jc w:val="left"/>
+            </w:pPr>
+            <w:r>
+              <w:rPr>
+                <w:rFonts w:ascii="Times New Roman" w:hAnsi="Times New Roman"/>
+                <w:b w:val="0"/>
+                <w:i w:val="0"/>
+                <w:sz w:val="24"/>
+              </w:rPr>
+              <w:t>KAARKUN APP — IN-APP CHAT SCREEN</w:t>
+            </w:r>
+          </w:p>
+        </w:tc>
+        <w:tc>
+          <w:tcPr>
+            <w:tcW w:type="dxa" w:w="1080"/>
+          </w:tcPr>
+          <w:p>
+            <w:pPr>
+              <w:spacing w:before="0" w:after="60"/>
+              <w:jc w:val="center"/>
+            </w:pPr>
+            <w:r>
+              <w:rPr>
+                <w:rFonts w:ascii="Times New Roman" w:hAnsi="Times New Roman"/>
+                <w:b w:val="0"/>
+                <w:i w:val="0"/>
+                <w:sz w:val="24"/>
+              </w:rPr>
+              <w:t>22</w:t>
+            </w:r>
+          </w:p>
+        </w:tc>
+      </w:tr>
+      <w:tr>
+        <w:tc>
+          <w:tcPr>
+            <w:tcW w:type="dxa" w:w="1872"/>
+          </w:tcPr>
+          <w:p>
+            <w:pPr>
+              <w:spacing w:before="0" w:after="60"/>
+              <w:jc w:val="left"/>
+            </w:pPr>
+            <w:r>
+              <w:rPr>
+                <w:rFonts w:ascii="Times New Roman" w:hAnsi="Times New Roman"/>
+                <w:b w:val="0"/>
+                <w:i w:val="0"/>
+                <w:sz w:val="24"/>
+              </w:rPr>
+              <w:t>IMAGE 3.7</w:t>
+            </w:r>
+          </w:p>
+        </w:tc>
+        <w:tc>
+          <w:tcPr>
+            <w:tcW w:type="dxa" w:w="6048"/>
+          </w:tcPr>
+          <w:p>
+            <w:pPr>
+              <w:spacing w:before="0" w:after="60"/>
+              <w:jc w:val="left"/>
+            </w:pPr>
+            <w:r>
+              <w:rPr>
+                <w:rFonts w:ascii="Times New Roman" w:hAnsi="Times New Roman"/>
+                <w:b w:val="0"/>
+                <w:i w:val="0"/>
+                <w:sz w:val="24"/>
+              </w:rPr>
+              <w:t>KAARKUN APP — PROVIDER PROFILE SCREEN</w:t>
+            </w:r>
+          </w:p>
+        </w:tc>
+        <w:tc>
+          <w:tcPr>
+            <w:tcW w:type="dxa" w:w="1080"/>
+          </w:tcPr>
+          <w:p>
+            <w:pPr>
+              <w:spacing w:before="0" w:after="60"/>
+              <w:jc w:val="center"/>
+            </w:pPr>
+            <w:r>
+              <w:rPr>
+                <w:rFonts w:ascii="Times New Roman" w:hAnsi="Times New Roman"/>
+                <w:b w:val="0"/>
+                <w:i w:val="0"/>
+                <w:sz w:val="24"/>
+              </w:rPr>
+              <w:t>22</w:t>
+            </w:r>
+          </w:p>
+        </w:tc>
+      </w:tr>
+      <w:tr>
+        <w:tc>
+          <w:tcPr>
+            <w:tcW w:type="dxa" w:w="1872"/>
+          </w:tcPr>
+          <w:p>
+            <w:pPr>
+              <w:spacing w:before="0" w:after="60"/>
+              <w:jc w:val="left"/>
+            </w:pPr>
+            <w:r>
+              <w:rPr>
+                <w:rFonts w:ascii="Times New Roman" w:hAnsi="Times New Roman"/>
+                <w:b w:val="0"/>
+                <w:i w:val="0"/>
+                <w:sz w:val="24"/>
+              </w:rPr>
+              <w:t>IMAGE 3.8</w:t>
+            </w:r>
+          </w:p>
+        </w:tc>
+        <w:tc>
+          <w:tcPr>
+            <w:tcW w:type="dxa" w:w="6048"/>
+          </w:tcPr>
+          <w:p>
+            <w:pPr>
+              <w:spacing w:before="0" w:after="60"/>
+              <w:jc w:val="left"/>
+            </w:pPr>
+            <w:r>
+              <w:rPr>
+                <w:rFonts w:ascii="Times New Roman" w:hAnsi="Times New Roman"/>
+                <w:b w:val="0"/>
+                <w:i w:val="0"/>
+                <w:sz w:val="24"/>
+              </w:rPr>
+              <w:t>KAARKUN ADMIN PANEL — USER MANAGEMENT</w:t>
+            </w:r>
+          </w:p>
+        </w:tc>
+        <w:tc>
+          <w:tcPr>
+            <w:tcW w:type="dxa" w:w="1080"/>
+          </w:tcPr>
+          <w:p>
+            <w:pPr>
+              <w:spacing w:before="0" w:after="60"/>
+              <w:jc w:val="center"/>
+            </w:pPr>
+            <w:r>
+              <w:rPr>
+                <w:rFonts w:ascii="Times New Roman" w:hAnsi="Times New Roman"/>
+                <w:b w:val="0"/>
+                <w:i w:val="0"/>
+                <w:sz w:val="24"/>
+              </w:rPr>
+              <w:t>22</w:t>
+            </w:r>
+          </w:p>
+        </w:tc>
+      </w:tr>
+      <w:tr>
+        <w:tc>
+          <w:tcPr>
+            <w:tcW w:type="dxa" w:w="1872"/>
+          </w:tcPr>
+          <w:p>
+            <w:pPr>
+              <w:spacing w:before="0" w:after="60"/>
+              <w:jc w:val="left"/>
+            </w:pPr>
+            <w:r>
+              <w:rPr>
+                <w:rFonts w:ascii="Times New Roman" w:hAnsi="Times New Roman"/>
+                <w:b w:val="0"/>
+                <w:i w:val="0"/>
+                <w:sz w:val="24"/>
+              </w:rPr>
+              <w:t>IMAGE 3.9</w:t>
+            </w:r>
+          </w:p>
+        </w:tc>
+        <w:tc>
+          <w:tcPr>
+            <w:tcW w:type="dxa" w:w="6048"/>
+          </w:tcPr>
+          <w:p>
+            <w:pPr>
+              <w:spacing w:before="0" w:after="60"/>
+              <w:jc w:val="left"/>
+            </w:pPr>
+            <w:r>
+              <w:rPr>
+                <w:rFonts w:ascii="Times New Roman" w:hAnsi="Times New Roman"/>
+                <w:b w:val="0"/>
+                <w:i w:val="0"/>
+                <w:sz w:val="24"/>
+              </w:rPr>
+              <w:t>KAARKUN ADMIN PANEL — PROVIDER VERIFICATION</w:t>
+            </w:r>
+          </w:p>
+        </w:tc>
+        <w:tc>
+          <w:tcPr>
+            <w:tcW w:type="dxa" w:w="1080"/>
+          </w:tcPr>
+          <w:p>
+            <w:pPr>
+              <w:spacing w:before="0" w:after="60"/>
+              <w:jc w:val="center"/>
+            </w:pPr>
+            <w:r>
+              <w:rPr>
+                <w:rFonts w:ascii="Times New Roman" w:hAnsi="Times New Roman"/>
+                <w:b w:val="0"/>
+                <w:i w:val="0"/>
+                <w:sz w:val="24"/>
+              </w:rPr>
+              <w:t>22</w:t>
+            </w:r>
+          </w:p>
+        </w:tc>
+      </w:tr>
+      <w:tr>
+        <w:tc>
+          <w:tcPr>
+            <w:tcW w:type="dxa" w:w="1872"/>
+          </w:tcPr>
+          <w:p>
+            <w:pPr>
+              <w:spacing w:before="0" w:after="60"/>
+              <w:jc w:val="left"/>
+            </w:pPr>
+            <w:r>
+              <w:rPr>
+                <w:rFonts w:ascii="Times New Roman" w:hAnsi="Times New Roman"/>
+                <w:b w:val="0"/>
+                <w:i w:val="0"/>
+                <w:sz w:val="24"/>
+              </w:rPr>
+              <w:t>IMAGE 3.10</w:t>
+            </w:r>
+          </w:p>
+        </w:tc>
+        <w:tc>
+          <w:tcPr>
+            <w:tcW w:type="dxa" w:w="6048"/>
+          </w:tcPr>
+          <w:p>
+            <w:pPr>
+              <w:spacing w:before="0" w:after="60"/>
+              <w:jc w:val="left"/>
+            </w:pPr>
+            <w:r>
+              <w:rPr>
+                <w:rFonts w:ascii="Times New Roman" w:hAnsi="Times New Roman"/>
+                <w:b w:val="0"/>
+                <w:i w:val="0"/>
+                <w:sz w:val="24"/>
+              </w:rPr>
+              <w:t>KAARKUN ADMIN PANEL — DASHBOARD OVERVIEW</w:t>
+            </w:r>
+          </w:p>
+        </w:tc>
+        <w:tc>
+          <w:tcPr>
+            <w:tcW w:type="dxa" w:w="1080"/>
+          </w:tcPr>
+          <w:p>
+            <w:pPr>
+              <w:spacing w:before="0" w:after="60"/>
+              <w:jc w:val="center"/>
+            </w:pPr>
+            <w:r>
+              <w:rPr>
+                <w:rFonts w:ascii="Times New Roman" w:hAnsi="Times New Roman"/>
+                <w:b w:val="0"/>
+                <w:i w:val="0"/>
+                <w:sz w:val="24"/>
+              </w:rPr>
+              <w:t>22</w:t>
+            </w:r>
+          </w:p>
+        </w:tc>
+      </w:tr>
+    </w:tbl>
+    <w:p>
+      <w:r>
+        <w:br w:type="page"/>
+      </w:r>
+    </w:p>
+    <w:p>
+      <w:pPr>
+        <w:spacing w:before="0" w:after="200" w:line="350" w:lineRule="exact"/>
+        <w:jc w:val="center"/>
+      </w:pPr>
+      <w:r>
+        <w:rPr>
+          <w:rFonts w:ascii="Times New Roman" w:hAnsi="Times New Roman"/>
+          <w:b/>
+          <w:i w:val="0"/>
+          <w:sz w:val="28"/>
         </w:rPr>
         <w:t>LIST OF TABLES</w:t>
-        <w:tab/>
-        <w:t>III</w:t>
-      </w:r>
-    </w:p>
-    <w:p>
-      <w:pPr>
-        <w:tabs>
-          <w:tab w:pos="7920" w:val="left"/>
-        </w:tabs>
-        <w:spacing w:before="160" w:after="160"/>
+      </w:r>
+    </w:p>
+    <w:p/>
+    <w:tbl>
+      <w:tblPr>
+        <w:tblW w:type="auto" w:w="0"/>
+        <w:tblLook w:firstColumn="1" w:firstRow="1" w:lastColumn="0" w:lastRow="0" w:noHBand="0" w:noVBand="1" w:val="04A0"/>
+      </w:tblPr>
+      <w:tblGrid>
+        <w:gridCol w:w="3687"/>
+        <w:gridCol w:w="3687"/>
+        <w:gridCol w:w="3687"/>
+      </w:tblGrid>
+      <w:tr>
+        <w:tc>
+          <w:tcPr>
+            <w:tcW w:type="dxa" w:w="1872"/>
+          </w:tcPr>
+          <w:p>
+            <w:pPr>
+              <w:spacing w:before="0" w:after="80"/>
+              <w:jc w:val="left"/>
+            </w:pPr>
+            <w:r>
+              <w:rPr>
+                <w:rFonts w:ascii="Times New Roman" w:hAnsi="Times New Roman"/>
+                <w:b/>
+                <w:i w:val="0"/>
+                <w:sz w:val="24"/>
+                <w:u w:val="single"/>
+              </w:rPr>
+              <w:t>TABLE NO</w:t>
+            </w:r>
+          </w:p>
+        </w:tc>
+        <w:tc>
+          <w:tcPr>
+            <w:tcW w:type="dxa" w:w="6048"/>
+          </w:tcPr>
+          <w:p>
+            <w:pPr>
+              <w:spacing w:before="0" w:after="80"/>
+              <w:jc w:val="left"/>
+            </w:pPr>
+            <w:r>
+              <w:rPr>
+                <w:rFonts w:ascii="Times New Roman" w:hAnsi="Times New Roman"/>
+                <w:b/>
+                <w:i w:val="0"/>
+                <w:sz w:val="24"/>
+                <w:u w:val="single"/>
+              </w:rPr>
+              <w:t>TITLE</w:t>
+            </w:r>
+          </w:p>
+        </w:tc>
+        <w:tc>
+          <w:tcPr>
+            <w:tcW w:type="dxa" w:w="1080"/>
+          </w:tcPr>
+          <w:p>
+            <w:pPr>
+              <w:spacing w:before="0" w:after="80"/>
+              <w:jc w:val="center"/>
+            </w:pPr>
+            <w:r>
+              <w:rPr>
+                <w:rFonts w:ascii="Times New Roman" w:hAnsi="Times New Roman"/>
+                <w:b/>
+                <w:i w:val="0"/>
+                <w:sz w:val="24"/>
+                <w:u w:val="single"/>
+              </w:rPr>
+              <w:t>PAGE NO</w:t>
+            </w:r>
+          </w:p>
+        </w:tc>
+      </w:tr>
+      <w:tr>
+        <w:tc>
+          <w:tcPr>
+            <w:tcW w:type="dxa" w:w="1872"/>
+          </w:tcPr>
+          <w:p>
+            <w:pPr>
+              <w:spacing w:before="0" w:after="60"/>
+              <w:jc w:val="left"/>
+            </w:pPr>
+            <w:r>
+              <w:rPr>
+                <w:rFonts w:ascii="Times New Roman" w:hAnsi="Times New Roman"/>
+                <w:b w:val="0"/>
+                <w:i w:val="0"/>
+                <w:sz w:val="24"/>
+              </w:rPr>
+              <w:t>TABLE 1.1</w:t>
+            </w:r>
+          </w:p>
+        </w:tc>
+        <w:tc>
+          <w:tcPr>
+            <w:tcW w:type="dxa" w:w="6048"/>
+          </w:tcPr>
+          <w:p>
+            <w:pPr>
+              <w:spacing w:before="0" w:after="60"/>
+              <w:jc w:val="left"/>
+            </w:pPr>
+            <w:r>
+              <w:rPr>
+                <w:rFonts w:ascii="Times New Roman" w:hAnsi="Times New Roman"/>
+                <w:b w:val="0"/>
+                <w:i w:val="0"/>
+                <w:sz w:val="24"/>
+              </w:rPr>
+              <w:t>SCOPE AND LIMITATIONS OF KAARKUN</w:t>
+            </w:r>
+          </w:p>
+        </w:tc>
+        <w:tc>
+          <w:tcPr>
+            <w:tcW w:type="dxa" w:w="1080"/>
+          </w:tcPr>
+          <w:p>
+            <w:pPr>
+              <w:spacing w:before="0" w:after="60"/>
+              <w:jc w:val="center"/>
+            </w:pPr>
+            <w:r>
+              <w:rPr>
+                <w:rFonts w:ascii="Times New Roman" w:hAnsi="Times New Roman"/>
+                <w:b w:val="0"/>
+                <w:i w:val="0"/>
+                <w:sz w:val="24"/>
+              </w:rPr>
+              <w:t>6</w:t>
+            </w:r>
+          </w:p>
+        </w:tc>
+      </w:tr>
+      <w:tr>
+        <w:tc>
+          <w:tcPr>
+            <w:tcW w:type="dxa" w:w="1872"/>
+          </w:tcPr>
+          <w:p>
+            <w:pPr>
+              <w:spacing w:before="0" w:after="60"/>
+              <w:jc w:val="left"/>
+            </w:pPr>
+            <w:r>
+              <w:rPr>
+                <w:rFonts w:ascii="Times New Roman" w:hAnsi="Times New Roman"/>
+                <w:b w:val="0"/>
+                <w:i w:val="0"/>
+                <w:sz w:val="24"/>
+              </w:rPr>
+              <w:t>TABLE 2.1</w:t>
+            </w:r>
+          </w:p>
+        </w:tc>
+        <w:tc>
+          <w:tcPr>
+            <w:tcW w:type="dxa" w:w="6048"/>
+          </w:tcPr>
+          <w:p>
+            <w:pPr>
+              <w:spacing w:before="0" w:after="60"/>
+              <w:jc w:val="left"/>
+            </w:pPr>
+            <w:r>
+              <w:rPr>
+                <w:rFonts w:ascii="Times New Roman" w:hAnsi="Times New Roman"/>
+                <w:b w:val="0"/>
+                <w:i w:val="0"/>
+                <w:sz w:val="24"/>
+              </w:rPr>
+              <w:t>COMPARATIVE ANALYSIS OF SERVICE MARKETPLACE PLATFORMS</w:t>
+            </w:r>
+          </w:p>
+        </w:tc>
+        <w:tc>
+          <w:tcPr>
+            <w:tcW w:type="dxa" w:w="1080"/>
+          </w:tcPr>
+          <w:p>
+            <w:pPr>
+              <w:spacing w:before="0" w:after="60"/>
+              <w:jc w:val="center"/>
+            </w:pPr>
+            <w:r>
+              <w:rPr>
+                <w:rFonts w:ascii="Times New Roman" w:hAnsi="Times New Roman"/>
+                <w:b w:val="0"/>
+                <w:i w:val="0"/>
+                <w:sz w:val="24"/>
+              </w:rPr>
+              <w:t>11</w:t>
+            </w:r>
+          </w:p>
+        </w:tc>
+      </w:tr>
+      <w:tr>
+        <w:tc>
+          <w:tcPr>
+            <w:tcW w:type="dxa" w:w="1872"/>
+          </w:tcPr>
+          <w:p>
+            <w:pPr>
+              <w:spacing w:before="0" w:after="60"/>
+              <w:jc w:val="left"/>
+            </w:pPr>
+            <w:r>
+              <w:rPr>
+                <w:rFonts w:ascii="Times New Roman" w:hAnsi="Times New Roman"/>
+                <w:b w:val="0"/>
+                <w:i w:val="0"/>
+                <w:sz w:val="24"/>
+              </w:rPr>
+              <w:t>TABLE 3.1</w:t>
+            </w:r>
+          </w:p>
+        </w:tc>
+        <w:tc>
+          <w:tcPr>
+            <w:tcW w:type="dxa" w:w="6048"/>
+          </w:tcPr>
+          <w:p>
+            <w:pPr>
+              <w:spacing w:before="0" w:after="60"/>
+              <w:jc w:val="left"/>
+            </w:pPr>
+            <w:r>
+              <w:rPr>
+                <w:rFonts w:ascii="Times New Roman" w:hAnsi="Times New Roman"/>
+                <w:b w:val="0"/>
+                <w:i w:val="0"/>
+                <w:sz w:val="24"/>
+              </w:rPr>
+              <w:t>KAARKUN FUNCTIONAL REQUIREMENTS</w:t>
+            </w:r>
+          </w:p>
+        </w:tc>
+        <w:tc>
+          <w:tcPr>
+            <w:tcW w:type="dxa" w:w="1080"/>
+          </w:tcPr>
+          <w:p>
+            <w:pPr>
+              <w:spacing w:before="0" w:after="60"/>
+              <w:jc w:val="center"/>
+            </w:pPr>
+            <w:r>
+              <w:rPr>
+                <w:rFonts w:ascii="Times New Roman" w:hAnsi="Times New Roman"/>
+                <w:b w:val="0"/>
+                <w:i w:val="0"/>
+                <w:sz w:val="24"/>
+              </w:rPr>
+              <w:t>15</w:t>
+            </w:r>
+          </w:p>
+        </w:tc>
+      </w:tr>
+      <w:tr>
+        <w:tc>
+          <w:tcPr>
+            <w:tcW w:type="dxa" w:w="1872"/>
+          </w:tcPr>
+          <w:p>
+            <w:pPr>
+              <w:spacing w:before="0" w:after="60"/>
+              <w:jc w:val="left"/>
+            </w:pPr>
+            <w:r>
+              <w:rPr>
+                <w:rFonts w:ascii="Times New Roman" w:hAnsi="Times New Roman"/>
+                <w:b w:val="0"/>
+                <w:i w:val="0"/>
+                <w:sz w:val="24"/>
+              </w:rPr>
+              <w:t>TABLE 3.2</w:t>
+            </w:r>
+          </w:p>
+        </w:tc>
+        <w:tc>
+          <w:tcPr>
+            <w:tcW w:type="dxa" w:w="6048"/>
+          </w:tcPr>
+          <w:p>
+            <w:pPr>
+              <w:spacing w:before="0" w:after="60"/>
+              <w:jc w:val="left"/>
+            </w:pPr>
+            <w:r>
+              <w:rPr>
+                <w:rFonts w:ascii="Times New Roman" w:hAnsi="Times New Roman"/>
+                <w:b w:val="0"/>
+                <w:i w:val="0"/>
+                <w:sz w:val="24"/>
+              </w:rPr>
+              <w:t>SECURITY MEASURES BY SYSTEM LAYER</w:t>
+            </w:r>
+          </w:p>
+        </w:tc>
+        <w:tc>
+          <w:tcPr>
+            <w:tcW w:type="dxa" w:w="1080"/>
+          </w:tcPr>
+          <w:p>
+            <w:pPr>
+              <w:spacing w:before="0" w:after="60"/>
+              <w:jc w:val="center"/>
+            </w:pPr>
+            <w:r>
+              <w:rPr>
+                <w:rFonts w:ascii="Times New Roman" w:hAnsi="Times New Roman"/>
+                <w:b w:val="0"/>
+                <w:i w:val="0"/>
+                <w:sz w:val="24"/>
+              </w:rPr>
+              <w:t>21</w:t>
+            </w:r>
+          </w:p>
+        </w:tc>
+      </w:tr>
+      <w:tr>
+        <w:tc>
+          <w:tcPr>
+            <w:tcW w:type="dxa" w:w="1872"/>
+          </w:tcPr>
+          <w:p>
+            <w:pPr>
+              <w:spacing w:before="0" w:after="60"/>
+              <w:jc w:val="left"/>
+            </w:pPr>
+            <w:r>
+              <w:rPr>
+                <w:rFonts w:ascii="Times New Roman" w:hAnsi="Times New Roman"/>
+                <w:b w:val="0"/>
+                <w:i w:val="0"/>
+                <w:sz w:val="24"/>
+              </w:rPr>
+              <w:t>TABLE 4.1</w:t>
+            </w:r>
+          </w:p>
+        </w:tc>
+        <w:tc>
+          <w:tcPr>
+            <w:tcW w:type="dxa" w:w="6048"/>
+          </w:tcPr>
+          <w:p>
+            <w:pPr>
+              <w:spacing w:before="0" w:after="60"/>
+              <w:jc w:val="left"/>
+            </w:pPr>
+            <w:r>
+              <w:rPr>
+                <w:rFonts w:ascii="Times New Roman" w:hAnsi="Times New Roman"/>
+                <w:b w:val="0"/>
+                <w:i w:val="0"/>
+                <w:sz w:val="24"/>
+              </w:rPr>
+              <w:t>FUNCTIONAL TEST CASE RESULTS</w:t>
+            </w:r>
+          </w:p>
+        </w:tc>
+        <w:tc>
+          <w:tcPr>
+            <w:tcW w:type="dxa" w:w="1080"/>
+          </w:tcPr>
+          <w:p>
+            <w:pPr>
+              <w:spacing w:before="0" w:after="60"/>
+              <w:jc w:val="center"/>
+            </w:pPr>
+            <w:r>
+              <w:rPr>
+                <w:rFonts w:ascii="Times New Roman" w:hAnsi="Times New Roman"/>
+                <w:b w:val="0"/>
+                <w:i w:val="0"/>
+                <w:sz w:val="24"/>
+              </w:rPr>
+              <w:t>23</w:t>
+            </w:r>
+          </w:p>
+        </w:tc>
+      </w:tr>
+      <w:tr>
+        <w:tc>
+          <w:tcPr>
+            <w:tcW w:type="dxa" w:w="1872"/>
+          </w:tcPr>
+          <w:p>
+            <w:pPr>
+              <w:spacing w:before="0" w:after="60"/>
+              <w:jc w:val="left"/>
+            </w:pPr>
+            <w:r>
+              <w:rPr>
+                <w:rFonts w:ascii="Times New Roman" w:hAnsi="Times New Roman"/>
+                <w:b w:val="0"/>
+                <w:i w:val="0"/>
+                <w:sz w:val="24"/>
+              </w:rPr>
+              <w:t>TABLE 4.2</w:t>
+            </w:r>
+          </w:p>
+        </w:tc>
+        <w:tc>
+          <w:tcPr>
+            <w:tcW w:type="dxa" w:w="6048"/>
+          </w:tcPr>
+          <w:p>
+            <w:pPr>
+              <w:spacing w:before="0" w:after="60"/>
+              <w:jc w:val="left"/>
+            </w:pPr>
+            <w:r>
+              <w:rPr>
+                <w:rFonts w:ascii="Times New Roman" w:hAnsi="Times New Roman"/>
+                <w:b w:val="0"/>
+                <w:i w:val="0"/>
+                <w:sz w:val="24"/>
+              </w:rPr>
+              <w:t>INTEGRATION TEST SCENARIOS</w:t>
+            </w:r>
+          </w:p>
+        </w:tc>
+        <w:tc>
+          <w:tcPr>
+            <w:tcW w:type="dxa" w:w="1080"/>
+          </w:tcPr>
+          <w:p>
+            <w:pPr>
+              <w:spacing w:before="0" w:after="60"/>
+              <w:jc w:val="center"/>
+            </w:pPr>
+            <w:r>
+              <w:rPr>
+                <w:rFonts w:ascii="Times New Roman" w:hAnsi="Times New Roman"/>
+                <w:b w:val="0"/>
+                <w:i w:val="0"/>
+                <w:sz w:val="24"/>
+              </w:rPr>
+              <w:t>27</w:t>
+            </w:r>
+          </w:p>
+        </w:tc>
+      </w:tr>
+      <w:tr>
+        <w:tc>
+          <w:tcPr>
+            <w:tcW w:type="dxa" w:w="1872"/>
+          </w:tcPr>
+          <w:p>
+            <w:pPr>
+              <w:spacing w:before="0" w:after="60"/>
+              <w:jc w:val="left"/>
+            </w:pPr>
+            <w:r>
+              <w:rPr>
+                <w:rFonts w:ascii="Times New Roman" w:hAnsi="Times New Roman"/>
+                <w:b w:val="0"/>
+                <w:i w:val="0"/>
+                <w:sz w:val="24"/>
+              </w:rPr>
+              <w:t>TABLE 4.3</w:t>
+            </w:r>
+          </w:p>
+        </w:tc>
+        <w:tc>
+          <w:tcPr>
+            <w:tcW w:type="dxa" w:w="6048"/>
+          </w:tcPr>
+          <w:p>
+            <w:pPr>
+              <w:spacing w:before="0" w:after="60"/>
+              <w:jc w:val="left"/>
+            </w:pPr>
+            <w:r>
+              <w:rPr>
+                <w:rFonts w:ascii="Times New Roman" w:hAnsi="Times New Roman"/>
+                <w:b w:val="0"/>
+                <w:i w:val="0"/>
+                <w:sz w:val="24"/>
+              </w:rPr>
+              <w:t>RESEARCH OBJECTIVES COMPLIANCE MATRIX</w:t>
+            </w:r>
+          </w:p>
+        </w:tc>
+        <w:tc>
+          <w:tcPr>
+            <w:tcW w:type="dxa" w:w="1080"/>
+          </w:tcPr>
+          <w:p>
+            <w:pPr>
+              <w:spacing w:before="0" w:after="60"/>
+              <w:jc w:val="center"/>
+            </w:pPr>
+            <w:r>
+              <w:rPr>
+                <w:rFonts w:ascii="Times New Roman" w:hAnsi="Times New Roman"/>
+                <w:b w:val="0"/>
+                <w:i w:val="0"/>
+                <w:sz w:val="24"/>
+              </w:rPr>
+              <w:t>28</w:t>
+            </w:r>
+          </w:p>
+        </w:tc>
+      </w:tr>
+    </w:tbl>
+    <w:p>
+      <w:r>
+        <w:br w:type="page"/>
+      </w:r>
+    </w:p>
+    <w:p>
+      <w:pPr>
+        <w:spacing w:before="0" w:after="200" w:line="350" w:lineRule="exact"/>
+        <w:jc w:val="center"/>
       </w:pPr>
       <w:r>
         <w:rPr>
           <w:rFonts w:ascii="Times New Roman" w:hAnsi="Times New Roman"/>
-          <w:b w:val="0"/>
+          <w:b/>
           <w:i w:val="0"/>
-          <w:sz w:val="24"/>
-        </w:rPr>
-        <w:t>LIST OF FIGURES</w:t>
-        <w:tab/>
-        <w:t>IV</w:t>
-      </w:r>
-    </w:p>
-    <w:p>
-      <w:pPr>
-        <w:tabs>
-          <w:tab w:pos="7920" w:val="left"/>
-        </w:tabs>
-        <w:spacing w:before="160" w:after="160"/>
-      </w:pPr>
-      <w:r>
-        <w:rPr>
-          <w:rFonts w:ascii="Times New Roman" w:hAnsi="Times New Roman"/>
-          <w:b w:val="0"/>
-          <w:i w:val="0"/>
-          <w:sz w:val="24"/>
+          <w:sz w:val="28"/>
         </w:rPr>
         <w:t>LIST OF ABBREVIATIONS</w:t>
-        <w:tab/>
-        <w:t>V</w:t>
-      </w:r>
-    </w:p>
-    <w:p>
-      <w:pPr>
-        <w:tabs>
-          <w:tab w:pos="7920" w:val="left"/>
-        </w:tabs>
-        <w:spacing w:before="160" w:after="160"/>
-      </w:pPr>
-      <w:r>
-        <w:rPr>
-          <w:rFonts w:ascii="Times New Roman" w:hAnsi="Times New Roman"/>
-          <w:b w:val="0"/>
-          <w:i w:val="0"/>
-          <w:sz w:val="24"/>
-        </w:rPr>
-        <w:t>ACKNOWLEDGMENTS</w:t>
-        <w:tab/>
-        <w:t>VI</w:t>
-      </w:r>
-    </w:p>
-    <w:p>
-      <w:pPr>
-        <w:tabs>
-          <w:tab w:pos="7920" w:val="left"/>
-        </w:tabs>
-        <w:spacing w:before="160" w:after="160"/>
-      </w:pPr>
-      <w:r>
-        <w:rPr>
-          <w:rFonts w:ascii="Times New Roman" w:hAnsi="Times New Roman"/>
-          <w:b w:val="0"/>
-          <w:i w:val="0"/>
-          <w:sz w:val="24"/>
-        </w:rPr>
-        <w:t>ABSTRACT</w:t>
-        <w:tab/>
-        <w:t>1</w:t>
-      </w:r>
-    </w:p>
-    <w:p>
-      <w:pPr>
-        <w:tabs>
-          <w:tab w:pos="7920" w:val="left"/>
-        </w:tabs>
-        <w:spacing w:before="160" w:after="160"/>
-      </w:pPr>
-      <w:r>
-        <w:rPr>
-          <w:rFonts w:ascii="Times New Roman" w:hAnsi="Times New Roman"/>
-          <w:b w:val="0"/>
-          <w:i w:val="0"/>
-          <w:sz w:val="24"/>
-        </w:rPr>
-        <w:t>CHAPTER-I   INTRODUCTION</w:t>
-        <w:tab/>
-        <w:t>2</w:t>
-      </w:r>
-    </w:p>
-    <w:p>
-      <w:pPr>
-        <w:tabs>
-          <w:tab w:pos="7920" w:val="left"/>
-        </w:tabs>
-        <w:spacing w:before="160" w:after="160"/>
-      </w:pPr>
-      <w:r>
-        <w:rPr>
-          <w:rFonts w:ascii="Times New Roman" w:hAnsi="Times New Roman"/>
-          <w:b w:val="0"/>
-          <w:i w:val="0"/>
-          <w:sz w:val="24"/>
-        </w:rPr>
-        <w:t>CHAPTER-II  REVIEW OF LITERATURE</w:t>
-        <w:tab/>
-        <w:t>8</w:t>
-      </w:r>
-    </w:p>
-    <w:p>
-      <w:pPr>
-        <w:tabs>
-          <w:tab w:pos="7920" w:val="left"/>
-        </w:tabs>
-        <w:spacing w:before="160" w:after="160"/>
-      </w:pPr>
-      <w:r>
-        <w:rPr>
-          <w:rFonts w:ascii="Times New Roman" w:hAnsi="Times New Roman"/>
-          <w:b w:val="0"/>
-          <w:i w:val="0"/>
-          <w:sz w:val="24"/>
-        </w:rPr>
-        <w:t>CHAPTER-III MATERIALS AND METHODS</w:t>
-        <w:tab/>
-        <w:t>13</w:t>
-      </w:r>
-    </w:p>
-    <w:p>
-      <w:pPr>
-        <w:tabs>
-          <w:tab w:pos="7920" w:val="left"/>
-        </w:tabs>
-        <w:spacing w:before="160" w:after="160"/>
-      </w:pPr>
-      <w:r>
-        <w:rPr>
-          <w:rFonts w:ascii="Times New Roman" w:hAnsi="Times New Roman"/>
-          <w:b w:val="0"/>
-          <w:i w:val="0"/>
-          <w:sz w:val="24"/>
-        </w:rPr>
-        <w:t>CHAPTER-IV  RESULTS AND DISCUSSION</w:t>
-        <w:tab/>
-        <w:t>22</w:t>
-      </w:r>
-    </w:p>
-    <w:p>
-      <w:pPr>
-        <w:tabs>
-          <w:tab w:pos="7920" w:val="left"/>
-        </w:tabs>
-        <w:spacing w:before="160" w:after="160"/>
-      </w:pPr>
-      <w:r>
-        <w:rPr>
-          <w:rFonts w:ascii="Times New Roman" w:hAnsi="Times New Roman"/>
-          <w:b w:val="0"/>
-          <w:i w:val="0"/>
-          <w:sz w:val="24"/>
-        </w:rPr>
-        <w:t>CHAPTER-V   SUMMARY</w:t>
-        <w:tab/>
-        <w:t>30</w:t>
-      </w:r>
-    </w:p>
-    <w:p>
-      <w:pPr>
-        <w:tabs>
-          <w:tab w:pos="7920" w:val="left"/>
-        </w:tabs>
-        <w:spacing w:before="160" w:after="160"/>
-      </w:pPr>
-      <w:r>
-        <w:rPr>
-          <w:rFonts w:ascii="Times New Roman" w:hAnsi="Times New Roman"/>
-          <w:b w:val="0"/>
-          <w:i w:val="0"/>
-          <w:sz w:val="24"/>
-        </w:rPr>
-        <w:t>CHAPTER-VI  CONCLUSION AND RECOMMENDATIONS</w:t>
-        <w:tab/>
-        <w:t>33</w:t>
-      </w:r>
-    </w:p>
-    <w:p>
-      <w:pPr>
-        <w:tabs>
-          <w:tab w:pos="7920" w:val="left"/>
-        </w:tabs>
-        <w:spacing w:before="160" w:after="160"/>
-      </w:pPr>
-      <w:r>
-        <w:rPr>
-          <w:rFonts w:ascii="Times New Roman" w:hAnsi="Times New Roman"/>
-          <w:b w:val="0"/>
-          <w:i w:val="0"/>
-          <w:sz w:val="24"/>
-        </w:rPr>
-        <w:t>LITERATURE CITED</w:t>
-        <w:tab/>
-        <w:t>36</w:t>
-      </w:r>
-    </w:p>
-    <w:p>
-      <w:pPr>
-        <w:tabs>
-          <w:tab w:pos="7920" w:val="left"/>
-        </w:tabs>
-        <w:spacing w:before="160" w:after="160"/>
-      </w:pPr>
-      <w:r>
-        <w:rPr>
-          <w:rFonts w:ascii="Times New Roman" w:hAnsi="Times New Roman"/>
-          <w:b w:val="0"/>
-          <w:i w:val="0"/>
-          <w:sz w:val="24"/>
-        </w:rPr>
-        <w:t>SHORT BIOGRAPHY OF THE SCHOLAR</w:t>
-        <w:tab/>
-        <w:t>38</w:t>
-      </w:r>
-    </w:p>
-    <w:p>
-      <w:r>
-        <w:br w:type="page"/>
-      </w:r>
-    </w:p>
-    <w:p>
-      <w:pPr>
-        <w:spacing w:before="0" w:after="120" w:line="300" w:lineRule="exact"/>
-        <w:jc w:val="center"/>
-      </w:pPr>
-      <w:r>
-        <w:rPr>
-          <w:rFonts w:ascii="Times New Roman" w:hAnsi="Times New Roman"/>
-          <w:b/>
-          <w:i w:val="0"/>
-          <w:sz w:val="24"/>
-        </w:rPr>
-        <w:t>LIST OF TABLES</w:t>
       </w:r>
     </w:p>
     <w:p/>
-    <w:p>
-      <w:pPr>
-        <w:tabs>
-          <w:tab w:pos="7920" w:val="left"/>
-        </w:tabs>
-        <w:spacing w:before="120" w:after="120"/>
-      </w:pPr>
-      <w:r>
-        <w:rPr>
-          <w:rFonts w:ascii="Times New Roman" w:hAnsi="Times New Roman"/>
-          <w:b w:val="0"/>
-          <w:i w:val="0"/>
-          <w:sz w:val="24"/>
-        </w:rPr>
-        <w:t>Table 1.1  Scope and Limitations of Kaarkun</w:t>
-        <w:tab/>
-        <w:t>6</w:t>
-      </w:r>
-    </w:p>
-    <w:p>
-      <w:pPr>
-        <w:tabs>
-          <w:tab w:pos="7920" w:val="left"/>
-        </w:tabs>
-        <w:spacing w:before="120" w:after="120"/>
-      </w:pPr>
-      <w:r>
-        <w:rPr>
-          <w:rFonts w:ascii="Times New Roman" w:hAnsi="Times New Roman"/>
-          <w:b w:val="0"/>
-          <w:i w:val="0"/>
-          <w:sz w:val="24"/>
-        </w:rPr>
-        <w:t>Table 2.1  Comparative Analysis of Service Marketplace Platforms</w:t>
-        <w:tab/>
-        <w:t>11</w:t>
-      </w:r>
-    </w:p>
-    <w:p>
-      <w:pPr>
-        <w:tabs>
-          <w:tab w:pos="7920" w:val="left"/>
-        </w:tabs>
-        <w:spacing w:before="120" w:after="120"/>
-      </w:pPr>
-      <w:r>
-        <w:rPr>
-          <w:rFonts w:ascii="Times New Roman" w:hAnsi="Times New Roman"/>
-          <w:b w:val="0"/>
-          <w:i w:val="0"/>
-          <w:sz w:val="24"/>
-        </w:rPr>
-        <w:t>Table 3.1  Kaarkun Functional Requirements</w:t>
-        <w:tab/>
-        <w:t>15</w:t>
-      </w:r>
-    </w:p>
-    <w:p>
-      <w:pPr>
-        <w:tabs>
-          <w:tab w:pos="7920" w:val="left"/>
-        </w:tabs>
-        <w:spacing w:before="120" w:after="120"/>
-      </w:pPr>
-      <w:r>
-        <w:rPr>
-          <w:rFonts w:ascii="Times New Roman" w:hAnsi="Times New Roman"/>
-          <w:b w:val="0"/>
-          <w:i w:val="0"/>
-          <w:sz w:val="24"/>
-        </w:rPr>
-        <w:t>Table 3.2  Security Measures by System Layer</w:t>
-        <w:tab/>
-        <w:t>21</w:t>
-      </w:r>
-    </w:p>
-    <w:p>
-      <w:pPr>
-        <w:tabs>
-          <w:tab w:pos="7920" w:val="left"/>
-        </w:tabs>
-        <w:spacing w:before="120" w:after="120"/>
-      </w:pPr>
-      <w:r>
-        <w:rPr>
-          <w:rFonts w:ascii="Times New Roman" w:hAnsi="Times New Roman"/>
-          <w:b w:val="0"/>
-          <w:i w:val="0"/>
-          <w:sz w:val="24"/>
-        </w:rPr>
-        <w:t>Table 4.1  Functional Test Case Results</w:t>
-        <w:tab/>
-        <w:t>23</w:t>
-      </w:r>
-    </w:p>
-    <w:p>
-      <w:pPr>
-        <w:tabs>
-          <w:tab w:pos="7920" w:val="left"/>
-        </w:tabs>
-        <w:spacing w:before="120" w:after="120"/>
-      </w:pPr>
-      <w:r>
-        <w:rPr>
-          <w:rFonts w:ascii="Times New Roman" w:hAnsi="Times New Roman"/>
-          <w:b w:val="0"/>
-          <w:i w:val="0"/>
-          <w:sz w:val="24"/>
-        </w:rPr>
-        <w:t>Table 4.2  Integration Test Scenarios</w:t>
-        <w:tab/>
-        <w:t>27</w:t>
-      </w:r>
-    </w:p>
-    <w:p>
-      <w:pPr>
-        <w:tabs>
-          <w:tab w:pos="7920" w:val="left"/>
-        </w:tabs>
-        <w:spacing w:before="120" w:after="120"/>
-      </w:pPr>
-      <w:r>
-        <w:rPr>
-          <w:rFonts w:ascii="Times New Roman" w:hAnsi="Times New Roman"/>
-          <w:b w:val="0"/>
-          <w:i w:val="0"/>
-          <w:sz w:val="24"/>
-        </w:rPr>
-        <w:t>Table 4.3  Research Objectives Compliance Matrix</w:t>
-        <w:tab/>
-        <w:t>28</w:t>
-      </w:r>
-    </w:p>
-    <w:p>
-      <w:r>
-        <w:br w:type="page"/>
-      </w:r>
-    </w:p>
-    <w:p>
-      <w:pPr>
-        <w:spacing w:before="0" w:after="120" w:line="300" w:lineRule="exact"/>
-        <w:jc w:val="center"/>
-      </w:pPr>
-      <w:r>
-        <w:rPr>
-          <w:rFonts w:ascii="Times New Roman" w:hAnsi="Times New Roman"/>
-          <w:b/>
-          <w:i w:val="0"/>
-          <w:sz w:val="24"/>
-        </w:rPr>
-        <w:t>LIST OF FIGURES</w:t>
-      </w:r>
-    </w:p>
-    <w:p/>
-    <w:p>
-      <w:pPr>
-        <w:tabs>
-          <w:tab w:pos="7920" w:val="left"/>
-        </w:tabs>
-        <w:spacing w:before="120" w:after="120"/>
-      </w:pPr>
-      <w:r>
-        <w:rPr>
-          <w:rFonts w:ascii="Times New Roman" w:hAnsi="Times New Roman"/>
-          <w:b w:val="0"/>
-          <w:i w:val="0"/>
-          <w:sz w:val="24"/>
-        </w:rPr>
-        <w:t>Figure 3.1  Kaarkun System Architecture Diagram</w:t>
-        <w:tab/>
-        <w:t>14</w:t>
-      </w:r>
-    </w:p>
-    <w:p>
-      <w:pPr>
-        <w:tabs>
-          <w:tab w:pos="7920" w:val="left"/>
-        </w:tabs>
-        <w:spacing w:before="120" w:after="120"/>
-      </w:pPr>
-      <w:r>
-        <w:rPr>
-          <w:rFonts w:ascii="Times New Roman" w:hAnsi="Times New Roman"/>
-          <w:b w:val="0"/>
-          <w:i w:val="0"/>
-          <w:sz w:val="24"/>
-        </w:rPr>
-        <w:t>Figure 3.2  Entity-Relationship Diagram: Kaarkun Database (11 Tables)</w:t>
-        <w:tab/>
-        <w:t>19</w:t>
-      </w:r>
-    </w:p>
-    <w:p>
-      <w:pPr>
-        <w:tabs>
-          <w:tab w:pos="7920" w:val="left"/>
-        </w:tabs>
-        <w:spacing w:before="120" w:after="120"/>
-      </w:pPr>
-      <w:r>
-        <w:rPr>
-          <w:rFonts w:ascii="Times New Roman" w:hAnsi="Times New Roman"/>
-          <w:b w:val="0"/>
-          <w:i w:val="0"/>
-          <w:sz w:val="24"/>
-        </w:rPr>
-        <w:t>Figure 3.3  Use Case Diagram: Customer Actor</w:t>
-        <w:tab/>
-        <w:t>17</w:t>
-      </w:r>
-    </w:p>
-    <w:p>
-      <w:pPr>
-        <w:tabs>
-          <w:tab w:pos="7920" w:val="left"/>
-        </w:tabs>
-        <w:spacing w:before="120" w:after="120"/>
-      </w:pPr>
-      <w:r>
-        <w:rPr>
-          <w:rFonts w:ascii="Times New Roman" w:hAnsi="Times New Roman"/>
-          <w:b w:val="0"/>
-          <w:i w:val="0"/>
-          <w:sz w:val="24"/>
-        </w:rPr>
-        <w:t>Figure 3.4  Use Case Diagram: Service Provider Actor</w:t>
-        <w:tab/>
-        <w:t>18</w:t>
-      </w:r>
-    </w:p>
-    <w:p>
-      <w:pPr>
-        <w:tabs>
-          <w:tab w:pos="7920" w:val="left"/>
-        </w:tabs>
-        <w:spacing w:before="120" w:after="120"/>
-      </w:pPr>
-      <w:r>
-        <w:rPr>
-          <w:rFonts w:ascii="Times New Roman" w:hAnsi="Times New Roman"/>
-          <w:b w:val="0"/>
-          <w:i w:val="0"/>
-          <w:sz w:val="24"/>
-        </w:rPr>
-        <w:t>Figure 3.5  Flutter Mobile App — Home Screen Screenshot</w:t>
-        <w:tab/>
-        <w:t>20</w:t>
-      </w:r>
-    </w:p>
-    <w:p>
-      <w:pPr>
-        <w:tabs>
-          <w:tab w:pos="7920" w:val="left"/>
-        </w:tabs>
-        <w:spacing w:before="120" w:after="120"/>
-      </w:pPr>
-      <w:r>
-        <w:rPr>
-          <w:rFonts w:ascii="Times New Roman" w:hAnsi="Times New Roman"/>
-          <w:b w:val="0"/>
-          <w:i w:val="0"/>
-          <w:sz w:val="24"/>
-        </w:rPr>
-        <w:t>Figure 3.6  Flutter Mobile App — Job Posting Screen Screenshot</w:t>
-        <w:tab/>
-        <w:t>20</w:t>
-      </w:r>
-    </w:p>
-    <w:p>
-      <w:pPr>
-        <w:tabs>
-          <w:tab w:pos="7920" w:val="left"/>
-        </w:tabs>
-        <w:spacing w:before="120" w:after="120"/>
-      </w:pPr>
-      <w:r>
-        <w:rPr>
-          <w:rFonts w:ascii="Times New Roman" w:hAnsi="Times New Roman"/>
-          <w:b w:val="0"/>
-          <w:i w:val="0"/>
-          <w:sz w:val="24"/>
-        </w:rPr>
-        <w:t>Figure 3.7  Flutter Mobile App — Bidding Screen Screenshot</w:t>
-        <w:tab/>
-        <w:t>21</w:t>
-      </w:r>
-    </w:p>
-    <w:p>
-      <w:pPr>
-        <w:tabs>
-          <w:tab w:pos="7920" w:val="left"/>
-        </w:tabs>
-        <w:spacing w:before="120" w:after="120"/>
-      </w:pPr>
-      <w:r>
-        <w:rPr>
-          <w:rFonts w:ascii="Times New Roman" w:hAnsi="Times New Roman"/>
-          <w:b w:val="0"/>
-          <w:i w:val="0"/>
-          <w:sz w:val="24"/>
-        </w:rPr>
-        <w:t>Figure 3.8  Flutter Mobile App — QR Code Scan Screen Screenshot</w:t>
-        <w:tab/>
-        <w:t>21</w:t>
-      </w:r>
-    </w:p>
-    <w:p>
-      <w:pPr>
-        <w:tabs>
-          <w:tab w:pos="7920" w:val="left"/>
-        </w:tabs>
-        <w:spacing w:before="120" w:after="120"/>
-      </w:pPr>
-      <w:r>
-        <w:rPr>
-          <w:rFonts w:ascii="Times New Roman" w:hAnsi="Times New Roman"/>
-          <w:b w:val="0"/>
-          <w:i w:val="0"/>
-          <w:sz w:val="24"/>
-        </w:rPr>
-        <w:t>Figure 3.9  Flutter Mobile App — Real-Time GPS Tracking Screen</w:t>
-        <w:tab/>
-        <w:t>22</w:t>
-      </w:r>
-    </w:p>
-    <w:p>
-      <w:pPr>
-        <w:tabs>
-          <w:tab w:pos="7920" w:val="left"/>
-        </w:tabs>
-        <w:spacing w:before="120" w:after="120"/>
-      </w:pPr>
-      <w:r>
-        <w:rPr>
-          <w:rFonts w:ascii="Times New Roman" w:hAnsi="Times New Roman"/>
-          <w:b w:val="0"/>
-          <w:i w:val="0"/>
-          <w:sz w:val="24"/>
-        </w:rPr>
-        <w:t>Figure 3.10  Next.js Admin Panel — Dashboard Screenshot</w:t>
-        <w:tab/>
-        <w:t>22</w:t>
-      </w:r>
-    </w:p>
-    <w:p>
-      <w:r>
-        <w:br w:type="page"/>
-      </w:r>
-    </w:p>
-    <w:p>
-      <w:pPr>
-        <w:spacing w:before="0" w:after="120" w:line="300" w:lineRule="exact"/>
-        <w:jc w:val="center"/>
-      </w:pPr>
-      <w:r>
-        <w:rPr>
-          <w:rFonts w:ascii="Times New Roman" w:hAnsi="Times New Roman"/>
-          <w:b/>
-          <w:i w:val="0"/>
-          <w:sz w:val="24"/>
-        </w:rPr>
-        <w:t>LIST OF ABBREVIATIONS</w:t>
-      </w:r>
-    </w:p>
-    <w:p/>
-    <w:p>
-      <w:pPr>
-        <w:tabs>
-          <w:tab w:pos="2160" w:val="left"/>
-        </w:tabs>
-        <w:spacing w:before="80" w:after="80"/>
-      </w:pPr>
-      <w:r>
-        <w:rPr>
-          <w:rFonts w:ascii="Times New Roman" w:hAnsi="Times New Roman"/>
-          <w:b w:val="0"/>
-          <w:i w:val="0"/>
-          <w:sz w:val="24"/>
-        </w:rPr>
-        <w:t>AI</w:t>
-        <w:tab/>
-        <w:t>Artificial Intelligence</w:t>
-      </w:r>
-    </w:p>
-    <w:p>
-      <w:pPr>
-        <w:tabs>
-          <w:tab w:pos="2160" w:val="left"/>
-        </w:tabs>
-        <w:spacing w:before="80" w:after="80"/>
-      </w:pPr>
-      <w:r>
-        <w:rPr>
-          <w:rFonts w:ascii="Times New Roman" w:hAnsi="Times New Roman"/>
-          <w:b w:val="0"/>
-          <w:i w:val="0"/>
-          <w:sz w:val="24"/>
-        </w:rPr>
-        <w:t>API</w:t>
-        <w:tab/>
-        <w:t>Application Programming Interface</w:t>
-      </w:r>
-    </w:p>
-    <w:p>
-      <w:pPr>
-        <w:tabs>
-          <w:tab w:pos="2160" w:val="left"/>
-        </w:tabs>
-        <w:spacing w:before="80" w:after="80"/>
-      </w:pPr>
-      <w:r>
-        <w:rPr>
-          <w:rFonts w:ascii="Times New Roman" w:hAnsi="Times New Roman"/>
-          <w:b w:val="0"/>
-          <w:i w:val="0"/>
-          <w:sz w:val="24"/>
-        </w:rPr>
-        <w:t>ASRB</w:t>
-        <w:tab/>
-        <w:t>Advanced Studies and Research Board</w:t>
-      </w:r>
-    </w:p>
-    <w:p>
-      <w:pPr>
-        <w:tabs>
-          <w:tab w:pos="2160" w:val="left"/>
-        </w:tabs>
-        <w:spacing w:before="80" w:after="80"/>
-      </w:pPr>
-      <w:r>
-        <w:rPr>
-          <w:rFonts w:ascii="Times New Roman" w:hAnsi="Times New Roman"/>
-          <w:b w:val="0"/>
-          <w:i w:val="0"/>
-          <w:sz w:val="24"/>
-        </w:rPr>
-        <w:t>BCrypt</w:t>
-        <w:tab/>
-        <w:t>Password-Hashing Algorithm</w:t>
-      </w:r>
-    </w:p>
-    <w:p>
-      <w:pPr>
-        <w:tabs>
-          <w:tab w:pos="2160" w:val="left"/>
-        </w:tabs>
-        <w:spacing w:before="80" w:after="80"/>
-      </w:pPr>
-      <w:r>
-        <w:rPr>
-          <w:rFonts w:ascii="Times New Roman" w:hAnsi="Times New Roman"/>
-          <w:b w:val="0"/>
-          <w:i w:val="0"/>
-          <w:sz w:val="24"/>
-        </w:rPr>
-        <w:t>CORS</w:t>
-        <w:tab/>
-        <w:t>Cross-Origin Resource Sharing</w:t>
-      </w:r>
-    </w:p>
-    <w:p>
-      <w:pPr>
-        <w:tabs>
-          <w:tab w:pos="2160" w:val="left"/>
-        </w:tabs>
-        <w:spacing w:before="80" w:after="80"/>
-      </w:pPr>
-      <w:r>
-        <w:rPr>
-          <w:rFonts w:ascii="Times New Roman" w:hAnsi="Times New Roman"/>
-          <w:b w:val="0"/>
-          <w:i w:val="0"/>
-          <w:sz w:val="24"/>
-        </w:rPr>
-        <w:t>CSS</w:t>
-        <w:tab/>
-        <w:t>Cascading Style Sheets</w:t>
-      </w:r>
-    </w:p>
-    <w:p>
-      <w:pPr>
-        <w:tabs>
-          <w:tab w:pos="2160" w:val="left"/>
-        </w:tabs>
-        <w:spacing w:before="80" w:after="80"/>
-      </w:pPr>
-      <w:r>
-        <w:rPr>
-          <w:rFonts w:ascii="Times New Roman" w:hAnsi="Times New Roman"/>
-          <w:b w:val="0"/>
-          <w:i w:val="0"/>
-          <w:sz w:val="24"/>
-        </w:rPr>
-        <w:t>DB</w:t>
-        <w:tab/>
-        <w:t>Database</w:t>
-      </w:r>
-    </w:p>
-    <w:p>
-      <w:pPr>
-        <w:tabs>
-          <w:tab w:pos="2160" w:val="left"/>
-        </w:tabs>
-        <w:spacing w:before="80" w:after="80"/>
-      </w:pPr>
-      <w:r>
-        <w:rPr>
-          <w:rFonts w:ascii="Times New Roman" w:hAnsi="Times New Roman"/>
-          <w:b w:val="0"/>
-          <w:i w:val="0"/>
-          <w:sz w:val="24"/>
-        </w:rPr>
-        <w:t>DSR</w:t>
-        <w:tab/>
-        <w:t>Design Science Research</w:t>
-      </w:r>
-    </w:p>
-    <w:p>
-      <w:pPr>
-        <w:tabs>
-          <w:tab w:pos="2160" w:val="left"/>
-        </w:tabs>
-        <w:spacing w:before="80" w:after="80"/>
-      </w:pPr>
-      <w:r>
-        <w:rPr>
-          <w:rFonts w:ascii="Times New Roman" w:hAnsi="Times New Roman"/>
-          <w:b w:val="0"/>
-          <w:i w:val="0"/>
-          <w:sz w:val="24"/>
-        </w:rPr>
-        <w:t>ERD</w:t>
-        <w:tab/>
-        <w:t>Entity-Relationship Diagram</w:t>
-      </w:r>
-    </w:p>
-    <w:p>
-      <w:pPr>
-        <w:tabs>
-          <w:tab w:pos="2160" w:val="left"/>
-        </w:tabs>
-        <w:spacing w:before="80" w:after="80"/>
-      </w:pPr>
-      <w:r>
-        <w:rPr>
-          <w:rFonts w:ascii="Times New Roman" w:hAnsi="Times New Roman"/>
-          <w:b w:val="0"/>
-          <w:i w:val="0"/>
-          <w:sz w:val="24"/>
-        </w:rPr>
-        <w:t>FK</w:t>
-        <w:tab/>
-        <w:t>Foreign Key</w:t>
-      </w:r>
-    </w:p>
-    <w:p>
-      <w:pPr>
-        <w:tabs>
-          <w:tab w:pos="2160" w:val="left"/>
-        </w:tabs>
-        <w:spacing w:before="80" w:after="80"/>
-      </w:pPr>
-      <w:r>
-        <w:rPr>
-          <w:rFonts w:ascii="Times New Roman" w:hAnsi="Times New Roman"/>
-          <w:b w:val="0"/>
-          <w:i w:val="0"/>
-          <w:sz w:val="24"/>
-        </w:rPr>
-        <w:t>GPS</w:t>
-        <w:tab/>
-        <w:t>Global Positioning System</w:t>
-      </w:r>
-    </w:p>
-    <w:p>
-      <w:pPr>
-        <w:tabs>
-          <w:tab w:pos="2160" w:val="left"/>
-        </w:tabs>
-        <w:spacing w:before="80" w:after="80"/>
-      </w:pPr>
-      <w:r>
-        <w:rPr>
-          <w:rFonts w:ascii="Times New Roman" w:hAnsi="Times New Roman"/>
-          <w:b w:val="0"/>
-          <w:i w:val="0"/>
-          <w:sz w:val="24"/>
-        </w:rPr>
-        <w:t>HTML</w:t>
-        <w:tab/>
-        <w:t>Hypertext Markup Language</w:t>
-      </w:r>
-    </w:p>
-    <w:p>
-      <w:pPr>
-        <w:tabs>
-          <w:tab w:pos="2160" w:val="left"/>
-        </w:tabs>
-        <w:spacing w:before="80" w:after="80"/>
-      </w:pPr>
-      <w:r>
-        <w:rPr>
-          <w:rFonts w:ascii="Times New Roman" w:hAnsi="Times New Roman"/>
-          <w:b w:val="0"/>
-          <w:i w:val="0"/>
-          <w:sz w:val="24"/>
-        </w:rPr>
-        <w:t>HTTP</w:t>
-        <w:tab/>
-        <w:t>Hypertext Transfer Protocol</w:t>
-      </w:r>
-    </w:p>
-    <w:p>
-      <w:pPr>
-        <w:tabs>
-          <w:tab w:pos="2160" w:val="left"/>
-        </w:tabs>
-        <w:spacing w:before="80" w:after="80"/>
-      </w:pPr>
-      <w:r>
-        <w:rPr>
-          <w:rFonts w:ascii="Times New Roman" w:hAnsi="Times New Roman"/>
-          <w:b w:val="0"/>
-          <w:i w:val="0"/>
-          <w:sz w:val="24"/>
-        </w:rPr>
-        <w:t>HTTPS</w:t>
-        <w:tab/>
-        <w:t>Hypertext Transfer Protocol Secure</w:t>
-      </w:r>
-    </w:p>
-    <w:p>
-      <w:pPr>
-        <w:tabs>
-          <w:tab w:pos="2160" w:val="left"/>
-        </w:tabs>
-        <w:spacing w:before="80" w:after="80"/>
-      </w:pPr>
-      <w:r>
-        <w:rPr>
-          <w:rFonts w:ascii="Times New Roman" w:hAnsi="Times New Roman"/>
-          <w:b w:val="0"/>
-          <w:i w:val="0"/>
-          <w:sz w:val="24"/>
-        </w:rPr>
-        <w:t>JWT</w:t>
-        <w:tab/>
-        <w:t>JSON Web Token</w:t>
-      </w:r>
-    </w:p>
-    <w:p>
-      <w:pPr>
-        <w:tabs>
-          <w:tab w:pos="2160" w:val="left"/>
-        </w:tabs>
-        <w:spacing w:before="80" w:after="80"/>
-      </w:pPr>
-      <w:r>
-        <w:rPr>
-          <w:rFonts w:ascii="Times New Roman" w:hAnsi="Times New Roman"/>
-          <w:b w:val="0"/>
-          <w:i w:val="0"/>
-          <w:sz w:val="24"/>
-        </w:rPr>
-        <w:t>KP</w:t>
-        <w:tab/>
-        <w:t>Khyber Pakhtunkhwa</w:t>
-      </w:r>
-    </w:p>
-    <w:p>
-      <w:pPr>
-        <w:tabs>
-          <w:tab w:pos="2160" w:val="left"/>
-        </w:tabs>
-        <w:spacing w:before="80" w:after="80"/>
-      </w:pPr>
-      <w:r>
-        <w:rPr>
-          <w:rFonts w:ascii="Times New Roman" w:hAnsi="Times New Roman"/>
-          <w:b w:val="0"/>
-          <w:i w:val="0"/>
-          <w:sz w:val="24"/>
-        </w:rPr>
-        <w:t>MySQL</w:t>
-        <w:tab/>
-        <w:t>My Structured Query Language</w:t>
-      </w:r>
-    </w:p>
-    <w:p>
-      <w:pPr>
-        <w:tabs>
-          <w:tab w:pos="2160" w:val="left"/>
-        </w:tabs>
-        <w:spacing w:before="80" w:after="80"/>
-      </w:pPr>
-      <w:r>
-        <w:rPr>
-          <w:rFonts w:ascii="Times New Roman" w:hAnsi="Times New Roman"/>
-          <w:b w:val="0"/>
-          <w:i w:val="0"/>
-          <w:sz w:val="24"/>
-        </w:rPr>
-        <w:t>NLP</w:t>
-        <w:tab/>
-        <w:t>Natural Language Processing</w:t>
-      </w:r>
-    </w:p>
-    <w:p>
-      <w:pPr>
-        <w:tabs>
-          <w:tab w:pos="2160" w:val="left"/>
-        </w:tabs>
-        <w:spacing w:before="80" w:after="80"/>
-      </w:pPr>
-      <w:r>
-        <w:rPr>
-          <w:rFonts w:ascii="Times New Roman" w:hAnsi="Times New Roman"/>
-          <w:b w:val="0"/>
-          <w:i w:val="0"/>
-          <w:sz w:val="24"/>
-        </w:rPr>
-        <w:t>ORM</w:t>
-        <w:tab/>
-        <w:t>Object-Relational Mapping</w:t>
-      </w:r>
-    </w:p>
-    <w:p>
-      <w:pPr>
-        <w:tabs>
-          <w:tab w:pos="2160" w:val="left"/>
-        </w:tabs>
-        <w:spacing w:before="80" w:after="80"/>
-      </w:pPr>
-      <w:r>
-        <w:rPr>
-          <w:rFonts w:ascii="Times New Roman" w:hAnsi="Times New Roman"/>
-          <w:b w:val="0"/>
-          <w:i w:val="0"/>
-          <w:sz w:val="24"/>
-        </w:rPr>
-        <w:t>PK</w:t>
-        <w:tab/>
-        <w:t>Primary Key</w:t>
-      </w:r>
-    </w:p>
-    <w:p>
-      <w:pPr>
-        <w:tabs>
-          <w:tab w:pos="2160" w:val="left"/>
-        </w:tabs>
-        <w:spacing w:before="80" w:after="80"/>
-      </w:pPr>
-      <w:r>
-        <w:rPr>
-          <w:rFonts w:ascii="Times New Roman" w:hAnsi="Times New Roman"/>
-          <w:b w:val="0"/>
-          <w:i w:val="0"/>
-          <w:sz w:val="24"/>
-        </w:rPr>
-        <w:t>QR</w:t>
-        <w:tab/>
-        <w:t>Quick Response</w:t>
-      </w:r>
-    </w:p>
-    <w:p>
-      <w:pPr>
-        <w:tabs>
-          <w:tab w:pos="2160" w:val="left"/>
-        </w:tabs>
-        <w:spacing w:before="80" w:after="80"/>
-      </w:pPr>
-      <w:r>
-        <w:rPr>
-          <w:rFonts w:ascii="Times New Roman" w:hAnsi="Times New Roman"/>
-          <w:b w:val="0"/>
-          <w:i w:val="0"/>
-          <w:sz w:val="24"/>
-        </w:rPr>
-        <w:t>REST</w:t>
-        <w:tab/>
-        <w:t>Representational State Transfer</w:t>
-      </w:r>
-    </w:p>
-    <w:p>
-      <w:pPr>
-        <w:tabs>
-          <w:tab w:pos="2160" w:val="left"/>
-        </w:tabs>
-        <w:spacing w:before="80" w:after="80"/>
-      </w:pPr>
-      <w:r>
-        <w:rPr>
-          <w:rFonts w:ascii="Times New Roman" w:hAnsi="Times New Roman"/>
-          <w:b w:val="0"/>
-          <w:i w:val="0"/>
-          <w:sz w:val="24"/>
-        </w:rPr>
-        <w:t>SDK</w:t>
-        <w:tab/>
-        <w:t>Software Development Kit</w:t>
-      </w:r>
-    </w:p>
-    <w:p>
-      <w:pPr>
-        <w:tabs>
-          <w:tab w:pos="2160" w:val="left"/>
-        </w:tabs>
-        <w:spacing w:before="80" w:after="80"/>
-      </w:pPr>
-      <w:r>
-        <w:rPr>
-          <w:rFonts w:ascii="Times New Roman" w:hAnsi="Times New Roman"/>
-          <w:b w:val="0"/>
-          <w:i w:val="0"/>
-          <w:sz w:val="24"/>
-        </w:rPr>
-        <w:t>UI</w:t>
-        <w:tab/>
-        <w:t>User Interface</w:t>
-      </w:r>
-    </w:p>
-    <w:p>
-      <w:pPr>
-        <w:tabs>
-          <w:tab w:pos="2160" w:val="left"/>
-        </w:tabs>
-        <w:spacing w:before="80" w:after="80"/>
-      </w:pPr>
-      <w:r>
-        <w:rPr>
-          <w:rFonts w:ascii="Times New Roman" w:hAnsi="Times New Roman"/>
-          <w:b w:val="0"/>
-          <w:i w:val="0"/>
-          <w:sz w:val="24"/>
-        </w:rPr>
-        <w:t>UX</w:t>
-        <w:tab/>
-        <w:t>User Experience</w:t>
-      </w:r>
-    </w:p>
+    <w:tbl>
+      <w:tblPr>
+        <w:tblW w:type="auto" w:w="0"/>
+        <w:tblLook w:firstColumn="1" w:firstRow="1" w:lastColumn="0" w:lastRow="0" w:noHBand="0" w:noVBand="1" w:val="04A0"/>
+      </w:tblPr>
+      <w:tblGrid>
+        <w:gridCol w:w="3687"/>
+        <w:gridCol w:w="3687"/>
+        <w:gridCol w:w="3687"/>
+      </w:tblGrid>
+      <w:tr>
+        <w:tc>
+          <w:tcPr>
+            <w:tcW w:type="dxa" w:w="1872"/>
+          </w:tcPr>
+          <w:p>
+            <w:pPr>
+              <w:spacing w:before="0" w:after="80"/>
+              <w:jc w:val="left"/>
+            </w:pPr>
+            <w:r>
+              <w:rPr>
+                <w:rFonts w:ascii="Times New Roman" w:hAnsi="Times New Roman"/>
+                <w:b/>
+                <w:i w:val="0"/>
+                <w:sz w:val="24"/>
+                <w:u w:val="single"/>
+              </w:rPr>
+              <w:t>ABBREVIATION</w:t>
+            </w:r>
+          </w:p>
+        </w:tc>
+        <w:tc>
+          <w:tcPr>
+            <w:tcW w:type="dxa" w:w="6048"/>
+          </w:tcPr>
+          <w:p>
+            <w:pPr>
+              <w:spacing w:before="0" w:after="80"/>
+              <w:jc w:val="left"/>
+            </w:pPr>
+            <w:r>
+              <w:rPr>
+                <w:rFonts w:ascii="Times New Roman" w:hAnsi="Times New Roman"/>
+                <w:b/>
+                <w:i w:val="0"/>
+                <w:sz w:val="24"/>
+                <w:u w:val="single"/>
+              </w:rPr>
+              <w:t>FULL FORM</w:t>
+            </w:r>
+          </w:p>
+        </w:tc>
+        <w:tc>
+          <w:tcPr>
+            <w:tcW w:type="dxa" w:w="1080"/>
+          </w:tcPr>
+          <w:p>
+            <w:pPr>
+              <w:spacing w:before="0" w:after="80"/>
+              <w:jc w:val="center"/>
+            </w:pPr>
+            <w:r>
+              <w:rPr>
+                <w:rFonts w:ascii="Times New Roman" w:hAnsi="Times New Roman"/>
+                <w:b/>
+                <w:i w:val="0"/>
+                <w:sz w:val="24"/>
+                <w:u w:val="single"/>
+              </w:rPr>
+            </w:r>
+          </w:p>
+        </w:tc>
+      </w:tr>
+      <w:tr>
+        <w:tc>
+          <w:tcPr>
+            <w:tcW w:type="dxa" w:w="1872"/>
+          </w:tcPr>
+          <w:p>
+            <w:pPr>
+              <w:spacing w:before="0" w:after="60"/>
+              <w:jc w:val="left"/>
+            </w:pPr>
+            <w:r>
+              <w:rPr>
+                <w:rFonts w:ascii="Times New Roman" w:hAnsi="Times New Roman"/>
+                <w:b w:val="0"/>
+                <w:i w:val="0"/>
+                <w:sz w:val="24"/>
+              </w:rPr>
+              <w:t>AI</w:t>
+            </w:r>
+          </w:p>
+        </w:tc>
+        <w:tc>
+          <w:tcPr>
+            <w:tcW w:type="dxa" w:w="6048"/>
+          </w:tcPr>
+          <w:p>
+            <w:pPr>
+              <w:spacing w:before="0" w:after="60"/>
+              <w:jc w:val="left"/>
+            </w:pPr>
+            <w:r>
+              <w:rPr>
+                <w:rFonts w:ascii="Times New Roman" w:hAnsi="Times New Roman"/>
+                <w:b w:val="0"/>
+                <w:i w:val="0"/>
+                <w:sz w:val="24"/>
+              </w:rPr>
+              <w:t>Artificial Intelligence</w:t>
+            </w:r>
+          </w:p>
+        </w:tc>
+        <w:tc>
+          <w:tcPr>
+            <w:tcW w:type="dxa" w:w="1080"/>
+          </w:tcPr>
+          <w:p>
+            <w:pPr>
+              <w:spacing w:before="0" w:after="60"/>
+              <w:jc w:val="center"/>
+            </w:pPr>
+          </w:p>
+        </w:tc>
+      </w:tr>
+      <w:tr>
+        <w:tc>
+          <w:tcPr>
+            <w:tcW w:type="dxa" w:w="1872"/>
+          </w:tcPr>
+          <w:p>
+            <w:pPr>
+              <w:spacing w:before="0" w:after="60"/>
+              <w:jc w:val="left"/>
+            </w:pPr>
+            <w:r>
+              <w:rPr>
+                <w:rFonts w:ascii="Times New Roman" w:hAnsi="Times New Roman"/>
+                <w:b w:val="0"/>
+                <w:i w:val="0"/>
+                <w:sz w:val="24"/>
+              </w:rPr>
+              <w:t>API</w:t>
+            </w:r>
+          </w:p>
+        </w:tc>
+        <w:tc>
+          <w:tcPr>
+            <w:tcW w:type="dxa" w:w="6048"/>
+          </w:tcPr>
+          <w:p>
+            <w:pPr>
+              <w:spacing w:before="0" w:after="60"/>
+              <w:jc w:val="left"/>
+            </w:pPr>
+            <w:r>
+              <w:rPr>
+                <w:rFonts w:ascii="Times New Roman" w:hAnsi="Times New Roman"/>
+                <w:b w:val="0"/>
+                <w:i w:val="0"/>
+                <w:sz w:val="24"/>
+              </w:rPr>
+              <w:t>Application Programming Interface</w:t>
+            </w:r>
+          </w:p>
+        </w:tc>
+        <w:tc>
+          <w:tcPr>
+            <w:tcW w:type="dxa" w:w="1080"/>
+          </w:tcPr>
+          <w:p>
+            <w:pPr>
+              <w:spacing w:before="0" w:after="60"/>
+              <w:jc w:val="center"/>
+            </w:pPr>
+          </w:p>
+        </w:tc>
+      </w:tr>
+      <w:tr>
+        <w:tc>
+          <w:tcPr>
+            <w:tcW w:type="dxa" w:w="1872"/>
+          </w:tcPr>
+          <w:p>
+            <w:pPr>
+              <w:spacing w:before="0" w:after="60"/>
+              <w:jc w:val="left"/>
+            </w:pPr>
+            <w:r>
+              <w:rPr>
+                <w:rFonts w:ascii="Times New Roman" w:hAnsi="Times New Roman"/>
+                <w:b w:val="0"/>
+                <w:i w:val="0"/>
+                <w:sz w:val="24"/>
+              </w:rPr>
+              <w:t>ASRB</w:t>
+            </w:r>
+          </w:p>
+        </w:tc>
+        <w:tc>
+          <w:tcPr>
+            <w:tcW w:type="dxa" w:w="6048"/>
+          </w:tcPr>
+          <w:p>
+            <w:pPr>
+              <w:spacing w:before="0" w:after="60"/>
+              <w:jc w:val="left"/>
+            </w:pPr>
+            <w:r>
+              <w:rPr>
+                <w:rFonts w:ascii="Times New Roman" w:hAnsi="Times New Roman"/>
+                <w:b w:val="0"/>
+                <w:i w:val="0"/>
+                <w:sz w:val="24"/>
+              </w:rPr>
+              <w:t>Advanced Studies and Research Board</w:t>
+            </w:r>
+          </w:p>
+        </w:tc>
+        <w:tc>
+          <w:tcPr>
+            <w:tcW w:type="dxa" w:w="1080"/>
+          </w:tcPr>
+          <w:p>
+            <w:pPr>
+              <w:spacing w:before="0" w:after="60"/>
+              <w:jc w:val="center"/>
+            </w:pPr>
+          </w:p>
+        </w:tc>
+      </w:tr>
+      <w:tr>
+        <w:tc>
+          <w:tcPr>
+            <w:tcW w:type="dxa" w:w="1872"/>
+          </w:tcPr>
+          <w:p>
+            <w:pPr>
+              <w:spacing w:before="0" w:after="60"/>
+              <w:jc w:val="left"/>
+            </w:pPr>
+            <w:r>
+              <w:rPr>
+                <w:rFonts w:ascii="Times New Roman" w:hAnsi="Times New Roman"/>
+                <w:b w:val="0"/>
+                <w:i w:val="0"/>
+                <w:sz w:val="24"/>
+              </w:rPr>
+              <w:t>BCrypt</w:t>
+            </w:r>
+          </w:p>
+        </w:tc>
+        <w:tc>
+          <w:tcPr>
+            <w:tcW w:type="dxa" w:w="6048"/>
+          </w:tcPr>
+          <w:p>
+            <w:pPr>
+              <w:spacing w:before="0" w:after="60"/>
+              <w:jc w:val="left"/>
+            </w:pPr>
+            <w:r>
+              <w:rPr>
+                <w:rFonts w:ascii="Times New Roman" w:hAnsi="Times New Roman"/>
+                <w:b w:val="0"/>
+                <w:i w:val="0"/>
+                <w:sz w:val="24"/>
+              </w:rPr>
+              <w:t>Password-Hashing Algorithm (Blowfish)</w:t>
+            </w:r>
+          </w:p>
+        </w:tc>
+        <w:tc>
+          <w:tcPr>
+            <w:tcW w:type="dxa" w:w="1080"/>
+          </w:tcPr>
+          <w:p>
+            <w:pPr>
+              <w:spacing w:before="0" w:after="60"/>
+              <w:jc w:val="center"/>
+            </w:pPr>
+          </w:p>
+        </w:tc>
+      </w:tr>
+      <w:tr>
+        <w:tc>
+          <w:tcPr>
+            <w:tcW w:type="dxa" w:w="1872"/>
+          </w:tcPr>
+          <w:p>
+            <w:pPr>
+              <w:spacing w:before="0" w:after="60"/>
+              <w:jc w:val="left"/>
+            </w:pPr>
+            <w:r>
+              <w:rPr>
+                <w:rFonts w:ascii="Times New Roman" w:hAnsi="Times New Roman"/>
+                <w:b w:val="0"/>
+                <w:i w:val="0"/>
+                <w:sz w:val="24"/>
+              </w:rPr>
+              <w:t>CORS</w:t>
+            </w:r>
+          </w:p>
+        </w:tc>
+        <w:tc>
+          <w:tcPr>
+            <w:tcW w:type="dxa" w:w="6048"/>
+          </w:tcPr>
+          <w:p>
+            <w:pPr>
+              <w:spacing w:before="0" w:after="60"/>
+              <w:jc w:val="left"/>
+            </w:pPr>
+            <w:r>
+              <w:rPr>
+                <w:rFonts w:ascii="Times New Roman" w:hAnsi="Times New Roman"/>
+                <w:b w:val="0"/>
+                <w:i w:val="0"/>
+                <w:sz w:val="24"/>
+              </w:rPr>
+              <w:t>Cross-Origin Resource Sharing</w:t>
+            </w:r>
+          </w:p>
+        </w:tc>
+        <w:tc>
+          <w:tcPr>
+            <w:tcW w:type="dxa" w:w="1080"/>
+          </w:tcPr>
+          <w:p>
+            <w:pPr>
+              <w:spacing w:before="0" w:after="60"/>
+              <w:jc w:val="center"/>
+            </w:pPr>
+          </w:p>
+        </w:tc>
+      </w:tr>
+      <w:tr>
+        <w:tc>
+          <w:tcPr>
+            <w:tcW w:type="dxa" w:w="1872"/>
+          </w:tcPr>
+          <w:p>
+            <w:pPr>
+              <w:spacing w:before="0" w:after="60"/>
+              <w:jc w:val="left"/>
+            </w:pPr>
+            <w:r>
+              <w:rPr>
+                <w:rFonts w:ascii="Times New Roman" w:hAnsi="Times New Roman"/>
+                <w:b w:val="0"/>
+                <w:i w:val="0"/>
+                <w:sz w:val="24"/>
+              </w:rPr>
+              <w:t>DSR</w:t>
+            </w:r>
+          </w:p>
+        </w:tc>
+        <w:tc>
+          <w:tcPr>
+            <w:tcW w:type="dxa" w:w="6048"/>
+          </w:tcPr>
+          <w:p>
+            <w:pPr>
+              <w:spacing w:before="0" w:after="60"/>
+              <w:jc w:val="left"/>
+            </w:pPr>
+            <w:r>
+              <w:rPr>
+                <w:rFonts w:ascii="Times New Roman" w:hAnsi="Times New Roman"/>
+                <w:b w:val="0"/>
+                <w:i w:val="0"/>
+                <w:sz w:val="24"/>
+              </w:rPr>
+              <w:t>Design Science Research</w:t>
+            </w:r>
+          </w:p>
+        </w:tc>
+        <w:tc>
+          <w:tcPr>
+            <w:tcW w:type="dxa" w:w="1080"/>
+          </w:tcPr>
+          <w:p>
+            <w:pPr>
+              <w:spacing w:before="0" w:after="60"/>
+              <w:jc w:val="center"/>
+            </w:pPr>
+          </w:p>
+        </w:tc>
+      </w:tr>
+      <w:tr>
+        <w:tc>
+          <w:tcPr>
+            <w:tcW w:type="dxa" w:w="1872"/>
+          </w:tcPr>
+          <w:p>
+            <w:pPr>
+              <w:spacing w:before="0" w:after="60"/>
+              <w:jc w:val="left"/>
+            </w:pPr>
+            <w:r>
+              <w:rPr>
+                <w:rFonts w:ascii="Times New Roman" w:hAnsi="Times New Roman"/>
+                <w:b w:val="0"/>
+                <w:i w:val="0"/>
+                <w:sz w:val="24"/>
+              </w:rPr>
+              <w:t>ERD</w:t>
+            </w:r>
+          </w:p>
+        </w:tc>
+        <w:tc>
+          <w:tcPr>
+            <w:tcW w:type="dxa" w:w="6048"/>
+          </w:tcPr>
+          <w:p>
+            <w:pPr>
+              <w:spacing w:before="0" w:after="60"/>
+              <w:jc w:val="left"/>
+            </w:pPr>
+            <w:r>
+              <w:rPr>
+                <w:rFonts w:ascii="Times New Roman" w:hAnsi="Times New Roman"/>
+                <w:b w:val="0"/>
+                <w:i w:val="0"/>
+                <w:sz w:val="24"/>
+              </w:rPr>
+              <w:t>Entity-Relationship Diagram</w:t>
+            </w:r>
+          </w:p>
+        </w:tc>
+        <w:tc>
+          <w:tcPr>
+            <w:tcW w:type="dxa" w:w="1080"/>
+          </w:tcPr>
+          <w:p>
+            <w:pPr>
+              <w:spacing w:before="0" w:after="60"/>
+              <w:jc w:val="center"/>
+            </w:pPr>
+          </w:p>
+        </w:tc>
+      </w:tr>
+      <w:tr>
+        <w:tc>
+          <w:tcPr>
+            <w:tcW w:type="dxa" w:w="1872"/>
+          </w:tcPr>
+          <w:p>
+            <w:pPr>
+              <w:spacing w:before="0" w:after="60"/>
+              <w:jc w:val="left"/>
+            </w:pPr>
+            <w:r>
+              <w:rPr>
+                <w:rFonts w:ascii="Times New Roman" w:hAnsi="Times New Roman"/>
+                <w:b w:val="0"/>
+                <w:i w:val="0"/>
+                <w:sz w:val="24"/>
+              </w:rPr>
+              <w:t>FK</w:t>
+            </w:r>
+          </w:p>
+        </w:tc>
+        <w:tc>
+          <w:tcPr>
+            <w:tcW w:type="dxa" w:w="6048"/>
+          </w:tcPr>
+          <w:p>
+            <w:pPr>
+              <w:spacing w:before="0" w:after="60"/>
+              <w:jc w:val="left"/>
+            </w:pPr>
+            <w:r>
+              <w:rPr>
+                <w:rFonts w:ascii="Times New Roman" w:hAnsi="Times New Roman"/>
+                <w:b w:val="0"/>
+                <w:i w:val="0"/>
+                <w:sz w:val="24"/>
+              </w:rPr>
+              <w:t>Foreign Key</w:t>
+            </w:r>
+          </w:p>
+        </w:tc>
+        <w:tc>
+          <w:tcPr>
+            <w:tcW w:type="dxa" w:w="1080"/>
+          </w:tcPr>
+          <w:p>
+            <w:pPr>
+              <w:spacing w:before="0" w:after="60"/>
+              <w:jc w:val="center"/>
+            </w:pPr>
+          </w:p>
+        </w:tc>
+      </w:tr>
+      <w:tr>
+        <w:tc>
+          <w:tcPr>
+            <w:tcW w:type="dxa" w:w="1872"/>
+          </w:tcPr>
+          <w:p>
+            <w:pPr>
+              <w:spacing w:before="0" w:after="60"/>
+              <w:jc w:val="left"/>
+            </w:pPr>
+            <w:r>
+              <w:rPr>
+                <w:rFonts w:ascii="Times New Roman" w:hAnsi="Times New Roman"/>
+                <w:b w:val="0"/>
+                <w:i w:val="0"/>
+                <w:sz w:val="24"/>
+              </w:rPr>
+              <w:t>GPS</w:t>
+            </w:r>
+          </w:p>
+        </w:tc>
+        <w:tc>
+          <w:tcPr>
+            <w:tcW w:type="dxa" w:w="6048"/>
+          </w:tcPr>
+          <w:p>
+            <w:pPr>
+              <w:spacing w:before="0" w:after="60"/>
+              <w:jc w:val="left"/>
+            </w:pPr>
+            <w:r>
+              <w:rPr>
+                <w:rFonts w:ascii="Times New Roman" w:hAnsi="Times New Roman"/>
+                <w:b w:val="0"/>
+                <w:i w:val="0"/>
+                <w:sz w:val="24"/>
+              </w:rPr>
+              <w:t>Global Positioning System</w:t>
+            </w:r>
+          </w:p>
+        </w:tc>
+        <w:tc>
+          <w:tcPr>
+            <w:tcW w:type="dxa" w:w="1080"/>
+          </w:tcPr>
+          <w:p>
+            <w:pPr>
+              <w:spacing w:before="0" w:after="60"/>
+              <w:jc w:val="center"/>
+            </w:pPr>
+          </w:p>
+        </w:tc>
+      </w:tr>
+      <w:tr>
+        <w:tc>
+          <w:tcPr>
+            <w:tcW w:type="dxa" w:w="1872"/>
+          </w:tcPr>
+          <w:p>
+            <w:pPr>
+              <w:spacing w:before="0" w:after="60"/>
+              <w:jc w:val="left"/>
+            </w:pPr>
+            <w:r>
+              <w:rPr>
+                <w:rFonts w:ascii="Times New Roman" w:hAnsi="Times New Roman"/>
+                <w:b w:val="0"/>
+                <w:i w:val="0"/>
+                <w:sz w:val="24"/>
+              </w:rPr>
+              <w:t>HTTP</w:t>
+            </w:r>
+          </w:p>
+        </w:tc>
+        <w:tc>
+          <w:tcPr>
+            <w:tcW w:type="dxa" w:w="6048"/>
+          </w:tcPr>
+          <w:p>
+            <w:pPr>
+              <w:spacing w:before="0" w:after="60"/>
+              <w:jc w:val="left"/>
+            </w:pPr>
+            <w:r>
+              <w:rPr>
+                <w:rFonts w:ascii="Times New Roman" w:hAnsi="Times New Roman"/>
+                <w:b w:val="0"/>
+                <w:i w:val="0"/>
+                <w:sz w:val="24"/>
+              </w:rPr>
+              <w:t>Hypertext Transfer Protocol</w:t>
+            </w:r>
+          </w:p>
+        </w:tc>
+        <w:tc>
+          <w:tcPr>
+            <w:tcW w:type="dxa" w:w="1080"/>
+          </w:tcPr>
+          <w:p>
+            <w:pPr>
+              <w:spacing w:before="0" w:after="60"/>
+              <w:jc w:val="center"/>
+            </w:pPr>
+          </w:p>
+        </w:tc>
+      </w:tr>
+      <w:tr>
+        <w:tc>
+          <w:tcPr>
+            <w:tcW w:type="dxa" w:w="1872"/>
+          </w:tcPr>
+          <w:p>
+            <w:pPr>
+              <w:spacing w:before="0" w:after="60"/>
+              <w:jc w:val="left"/>
+            </w:pPr>
+            <w:r>
+              <w:rPr>
+                <w:rFonts w:ascii="Times New Roman" w:hAnsi="Times New Roman"/>
+                <w:b w:val="0"/>
+                <w:i w:val="0"/>
+                <w:sz w:val="24"/>
+              </w:rPr>
+              <w:t>HTTPS</w:t>
+            </w:r>
+          </w:p>
+        </w:tc>
+        <w:tc>
+          <w:tcPr>
+            <w:tcW w:type="dxa" w:w="6048"/>
+          </w:tcPr>
+          <w:p>
+            <w:pPr>
+              <w:spacing w:before="0" w:after="60"/>
+              <w:jc w:val="left"/>
+            </w:pPr>
+            <w:r>
+              <w:rPr>
+                <w:rFonts w:ascii="Times New Roman" w:hAnsi="Times New Roman"/>
+                <w:b w:val="0"/>
+                <w:i w:val="0"/>
+                <w:sz w:val="24"/>
+              </w:rPr>
+              <w:t>Hypertext Transfer Protocol Secure</w:t>
+            </w:r>
+          </w:p>
+        </w:tc>
+        <w:tc>
+          <w:tcPr>
+            <w:tcW w:type="dxa" w:w="1080"/>
+          </w:tcPr>
+          <w:p>
+            <w:pPr>
+              <w:spacing w:before="0" w:after="60"/>
+              <w:jc w:val="center"/>
+            </w:pPr>
+          </w:p>
+        </w:tc>
+      </w:tr>
+      <w:tr>
+        <w:tc>
+          <w:tcPr>
+            <w:tcW w:type="dxa" w:w="1872"/>
+          </w:tcPr>
+          <w:p>
+            <w:pPr>
+              <w:spacing w:before="0" w:after="60"/>
+              <w:jc w:val="left"/>
+            </w:pPr>
+            <w:r>
+              <w:rPr>
+                <w:rFonts w:ascii="Times New Roman" w:hAnsi="Times New Roman"/>
+                <w:b w:val="0"/>
+                <w:i w:val="0"/>
+                <w:sz w:val="24"/>
+              </w:rPr>
+              <w:t>JWT</w:t>
+            </w:r>
+          </w:p>
+        </w:tc>
+        <w:tc>
+          <w:tcPr>
+            <w:tcW w:type="dxa" w:w="6048"/>
+          </w:tcPr>
+          <w:p>
+            <w:pPr>
+              <w:spacing w:before="0" w:after="60"/>
+              <w:jc w:val="left"/>
+            </w:pPr>
+            <w:r>
+              <w:rPr>
+                <w:rFonts w:ascii="Times New Roman" w:hAnsi="Times New Roman"/>
+                <w:b w:val="0"/>
+                <w:i w:val="0"/>
+                <w:sz w:val="24"/>
+              </w:rPr>
+              <w:t>JSON Web Token</w:t>
+            </w:r>
+          </w:p>
+        </w:tc>
+        <w:tc>
+          <w:tcPr>
+            <w:tcW w:type="dxa" w:w="1080"/>
+          </w:tcPr>
+          <w:p>
+            <w:pPr>
+              <w:spacing w:before="0" w:after="60"/>
+              <w:jc w:val="center"/>
+            </w:pPr>
+          </w:p>
+        </w:tc>
+      </w:tr>
+      <w:tr>
+        <w:tc>
+          <w:tcPr>
+            <w:tcW w:type="dxa" w:w="1872"/>
+          </w:tcPr>
+          <w:p>
+            <w:pPr>
+              <w:spacing w:before="0" w:after="60"/>
+              <w:jc w:val="left"/>
+            </w:pPr>
+            <w:r>
+              <w:rPr>
+                <w:rFonts w:ascii="Times New Roman" w:hAnsi="Times New Roman"/>
+                <w:b w:val="0"/>
+                <w:i w:val="0"/>
+                <w:sz w:val="24"/>
+              </w:rPr>
+              <w:t>KP</w:t>
+            </w:r>
+          </w:p>
+        </w:tc>
+        <w:tc>
+          <w:tcPr>
+            <w:tcW w:type="dxa" w:w="6048"/>
+          </w:tcPr>
+          <w:p>
+            <w:pPr>
+              <w:spacing w:before="0" w:after="60"/>
+              <w:jc w:val="left"/>
+            </w:pPr>
+            <w:r>
+              <w:rPr>
+                <w:rFonts w:ascii="Times New Roman" w:hAnsi="Times New Roman"/>
+                <w:b w:val="0"/>
+                <w:i w:val="0"/>
+                <w:sz w:val="24"/>
+              </w:rPr>
+              <w:t>Khyber Pakhtunkhwa</w:t>
+            </w:r>
+          </w:p>
+        </w:tc>
+        <w:tc>
+          <w:tcPr>
+            <w:tcW w:type="dxa" w:w="1080"/>
+          </w:tcPr>
+          <w:p>
+            <w:pPr>
+              <w:spacing w:before="0" w:after="60"/>
+              <w:jc w:val="center"/>
+            </w:pPr>
+          </w:p>
+        </w:tc>
+      </w:tr>
+      <w:tr>
+        <w:tc>
+          <w:tcPr>
+            <w:tcW w:type="dxa" w:w="1872"/>
+          </w:tcPr>
+          <w:p>
+            <w:pPr>
+              <w:spacing w:before="0" w:after="60"/>
+              <w:jc w:val="left"/>
+            </w:pPr>
+            <w:r>
+              <w:rPr>
+                <w:rFonts w:ascii="Times New Roman" w:hAnsi="Times New Roman"/>
+                <w:b w:val="0"/>
+                <w:i w:val="0"/>
+                <w:sz w:val="24"/>
+              </w:rPr>
+              <w:t>MySQL</w:t>
+            </w:r>
+          </w:p>
+        </w:tc>
+        <w:tc>
+          <w:tcPr>
+            <w:tcW w:type="dxa" w:w="6048"/>
+          </w:tcPr>
+          <w:p>
+            <w:pPr>
+              <w:spacing w:before="0" w:after="60"/>
+              <w:jc w:val="left"/>
+            </w:pPr>
+            <w:r>
+              <w:rPr>
+                <w:rFonts w:ascii="Times New Roman" w:hAnsi="Times New Roman"/>
+                <w:b w:val="0"/>
+                <w:i w:val="0"/>
+                <w:sz w:val="24"/>
+              </w:rPr>
+              <w:t>My Structured Query Language</w:t>
+            </w:r>
+          </w:p>
+        </w:tc>
+        <w:tc>
+          <w:tcPr>
+            <w:tcW w:type="dxa" w:w="1080"/>
+          </w:tcPr>
+          <w:p>
+            <w:pPr>
+              <w:spacing w:before="0" w:after="60"/>
+              <w:jc w:val="center"/>
+            </w:pPr>
+          </w:p>
+        </w:tc>
+      </w:tr>
+      <w:tr>
+        <w:tc>
+          <w:tcPr>
+            <w:tcW w:type="dxa" w:w="1872"/>
+          </w:tcPr>
+          <w:p>
+            <w:pPr>
+              <w:spacing w:before="0" w:after="60"/>
+              <w:jc w:val="left"/>
+            </w:pPr>
+            <w:r>
+              <w:rPr>
+                <w:rFonts w:ascii="Times New Roman" w:hAnsi="Times New Roman"/>
+                <w:b w:val="0"/>
+                <w:i w:val="0"/>
+                <w:sz w:val="24"/>
+              </w:rPr>
+              <w:t>NLP</w:t>
+            </w:r>
+          </w:p>
+        </w:tc>
+        <w:tc>
+          <w:tcPr>
+            <w:tcW w:type="dxa" w:w="6048"/>
+          </w:tcPr>
+          <w:p>
+            <w:pPr>
+              <w:spacing w:before="0" w:after="60"/>
+              <w:jc w:val="left"/>
+            </w:pPr>
+            <w:r>
+              <w:rPr>
+                <w:rFonts w:ascii="Times New Roman" w:hAnsi="Times New Roman"/>
+                <w:b w:val="0"/>
+                <w:i w:val="0"/>
+                <w:sz w:val="24"/>
+              </w:rPr>
+              <w:t>Natural Language Processing</w:t>
+            </w:r>
+          </w:p>
+        </w:tc>
+        <w:tc>
+          <w:tcPr>
+            <w:tcW w:type="dxa" w:w="1080"/>
+          </w:tcPr>
+          <w:p>
+            <w:pPr>
+              <w:spacing w:before="0" w:after="60"/>
+              <w:jc w:val="center"/>
+            </w:pPr>
+          </w:p>
+        </w:tc>
+      </w:tr>
+      <w:tr>
+        <w:tc>
+          <w:tcPr>
+            <w:tcW w:type="dxa" w:w="1872"/>
+          </w:tcPr>
+          <w:p>
+            <w:pPr>
+              <w:spacing w:before="0" w:after="60"/>
+              <w:jc w:val="left"/>
+            </w:pPr>
+            <w:r>
+              <w:rPr>
+                <w:rFonts w:ascii="Times New Roman" w:hAnsi="Times New Roman"/>
+                <w:b w:val="0"/>
+                <w:i w:val="0"/>
+                <w:sz w:val="24"/>
+              </w:rPr>
+              <w:t>PK</w:t>
+            </w:r>
+          </w:p>
+        </w:tc>
+        <w:tc>
+          <w:tcPr>
+            <w:tcW w:type="dxa" w:w="6048"/>
+          </w:tcPr>
+          <w:p>
+            <w:pPr>
+              <w:spacing w:before="0" w:after="60"/>
+              <w:jc w:val="left"/>
+            </w:pPr>
+            <w:r>
+              <w:rPr>
+                <w:rFonts w:ascii="Times New Roman" w:hAnsi="Times New Roman"/>
+                <w:b w:val="0"/>
+                <w:i w:val="0"/>
+                <w:sz w:val="24"/>
+              </w:rPr>
+              <w:t>Primary Key</w:t>
+            </w:r>
+          </w:p>
+        </w:tc>
+        <w:tc>
+          <w:tcPr>
+            <w:tcW w:type="dxa" w:w="1080"/>
+          </w:tcPr>
+          <w:p>
+            <w:pPr>
+              <w:spacing w:before="0" w:after="60"/>
+              <w:jc w:val="center"/>
+            </w:pPr>
+          </w:p>
+        </w:tc>
+      </w:tr>
+      <w:tr>
+        <w:tc>
+          <w:tcPr>
+            <w:tcW w:type="dxa" w:w="1872"/>
+          </w:tcPr>
+          <w:p>
+            <w:pPr>
+              <w:spacing w:before="0" w:after="60"/>
+              <w:jc w:val="left"/>
+            </w:pPr>
+            <w:r>
+              <w:rPr>
+                <w:rFonts w:ascii="Times New Roman" w:hAnsi="Times New Roman"/>
+                <w:b w:val="0"/>
+                <w:i w:val="0"/>
+                <w:sz w:val="24"/>
+              </w:rPr>
+              <w:t>QR</w:t>
+            </w:r>
+          </w:p>
+        </w:tc>
+        <w:tc>
+          <w:tcPr>
+            <w:tcW w:type="dxa" w:w="6048"/>
+          </w:tcPr>
+          <w:p>
+            <w:pPr>
+              <w:spacing w:before="0" w:after="60"/>
+              <w:jc w:val="left"/>
+            </w:pPr>
+            <w:r>
+              <w:rPr>
+                <w:rFonts w:ascii="Times New Roman" w:hAnsi="Times New Roman"/>
+                <w:b w:val="0"/>
+                <w:i w:val="0"/>
+                <w:sz w:val="24"/>
+              </w:rPr>
+              <w:t>Quick Response</w:t>
+            </w:r>
+          </w:p>
+        </w:tc>
+        <w:tc>
+          <w:tcPr>
+            <w:tcW w:type="dxa" w:w="1080"/>
+          </w:tcPr>
+          <w:p>
+            <w:pPr>
+              <w:spacing w:before="0" w:after="60"/>
+              <w:jc w:val="center"/>
+            </w:pPr>
+          </w:p>
+        </w:tc>
+      </w:tr>
+      <w:tr>
+        <w:tc>
+          <w:tcPr>
+            <w:tcW w:type="dxa" w:w="1872"/>
+          </w:tcPr>
+          <w:p>
+            <w:pPr>
+              <w:spacing w:before="0" w:after="60"/>
+              <w:jc w:val="left"/>
+            </w:pPr>
+            <w:r>
+              <w:rPr>
+                <w:rFonts w:ascii="Times New Roman" w:hAnsi="Times New Roman"/>
+                <w:b w:val="0"/>
+                <w:i w:val="0"/>
+                <w:sz w:val="24"/>
+              </w:rPr>
+              <w:t>REST</w:t>
+            </w:r>
+          </w:p>
+        </w:tc>
+        <w:tc>
+          <w:tcPr>
+            <w:tcW w:type="dxa" w:w="6048"/>
+          </w:tcPr>
+          <w:p>
+            <w:pPr>
+              <w:spacing w:before="0" w:after="60"/>
+              <w:jc w:val="left"/>
+            </w:pPr>
+            <w:r>
+              <w:rPr>
+                <w:rFonts w:ascii="Times New Roman" w:hAnsi="Times New Roman"/>
+                <w:b w:val="0"/>
+                <w:i w:val="0"/>
+                <w:sz w:val="24"/>
+              </w:rPr>
+              <w:t>Representational State Transfer</w:t>
+            </w:r>
+          </w:p>
+        </w:tc>
+        <w:tc>
+          <w:tcPr>
+            <w:tcW w:type="dxa" w:w="1080"/>
+          </w:tcPr>
+          <w:p>
+            <w:pPr>
+              <w:spacing w:before="0" w:after="60"/>
+              <w:jc w:val="center"/>
+            </w:pPr>
+          </w:p>
+        </w:tc>
+      </w:tr>
+      <w:tr>
+        <w:tc>
+          <w:tcPr>
+            <w:tcW w:type="dxa" w:w="1872"/>
+          </w:tcPr>
+          <w:p>
+            <w:pPr>
+              <w:spacing w:before="0" w:after="60"/>
+              <w:jc w:val="left"/>
+            </w:pPr>
+            <w:r>
+              <w:rPr>
+                <w:rFonts w:ascii="Times New Roman" w:hAnsi="Times New Roman"/>
+                <w:b w:val="0"/>
+                <w:i w:val="0"/>
+                <w:sz w:val="24"/>
+              </w:rPr>
+              <w:t>SDK</w:t>
+            </w:r>
+          </w:p>
+        </w:tc>
+        <w:tc>
+          <w:tcPr>
+            <w:tcW w:type="dxa" w:w="6048"/>
+          </w:tcPr>
+          <w:p>
+            <w:pPr>
+              <w:spacing w:before="0" w:after="60"/>
+              <w:jc w:val="left"/>
+            </w:pPr>
+            <w:r>
+              <w:rPr>
+                <w:rFonts w:ascii="Times New Roman" w:hAnsi="Times New Roman"/>
+                <w:b w:val="0"/>
+                <w:i w:val="0"/>
+                <w:sz w:val="24"/>
+              </w:rPr>
+              <w:t>Software Development Kit</w:t>
+            </w:r>
+          </w:p>
+        </w:tc>
+        <w:tc>
+          <w:tcPr>
+            <w:tcW w:type="dxa" w:w="1080"/>
+          </w:tcPr>
+          <w:p>
+            <w:pPr>
+              <w:spacing w:before="0" w:after="60"/>
+              <w:jc w:val="center"/>
+            </w:pPr>
+          </w:p>
+        </w:tc>
+      </w:tr>
+      <w:tr>
+        <w:tc>
+          <w:tcPr>
+            <w:tcW w:type="dxa" w:w="1872"/>
+          </w:tcPr>
+          <w:p>
+            <w:pPr>
+              <w:spacing w:before="0" w:after="60"/>
+              <w:jc w:val="left"/>
+            </w:pPr>
+            <w:r>
+              <w:rPr>
+                <w:rFonts w:ascii="Times New Roman" w:hAnsi="Times New Roman"/>
+                <w:b w:val="0"/>
+                <w:i w:val="0"/>
+                <w:sz w:val="24"/>
+              </w:rPr>
+              <w:t>UI</w:t>
+            </w:r>
+          </w:p>
+        </w:tc>
+        <w:tc>
+          <w:tcPr>
+            <w:tcW w:type="dxa" w:w="6048"/>
+          </w:tcPr>
+          <w:p>
+            <w:pPr>
+              <w:spacing w:before="0" w:after="60"/>
+              <w:jc w:val="left"/>
+            </w:pPr>
+            <w:r>
+              <w:rPr>
+                <w:rFonts w:ascii="Times New Roman" w:hAnsi="Times New Roman"/>
+                <w:b w:val="0"/>
+                <w:i w:val="0"/>
+                <w:sz w:val="24"/>
+              </w:rPr>
+              <w:t>User Interface</w:t>
+            </w:r>
+          </w:p>
+        </w:tc>
+        <w:tc>
+          <w:tcPr>
+            <w:tcW w:type="dxa" w:w="1080"/>
+          </w:tcPr>
+          <w:p>
+            <w:pPr>
+              <w:spacing w:before="0" w:after="60"/>
+              <w:jc w:val="center"/>
+            </w:pPr>
+          </w:p>
+        </w:tc>
+      </w:tr>
+      <w:tr>
+        <w:tc>
+          <w:tcPr>
+            <w:tcW w:type="dxa" w:w="1872"/>
+          </w:tcPr>
+          <w:p>
+            <w:pPr>
+              <w:spacing w:before="0" w:after="60"/>
+              <w:jc w:val="left"/>
+            </w:pPr>
+            <w:r>
+              <w:rPr>
+                <w:rFonts w:ascii="Times New Roman" w:hAnsi="Times New Roman"/>
+                <w:b w:val="0"/>
+                <w:i w:val="0"/>
+                <w:sz w:val="24"/>
+              </w:rPr>
+              <w:t>UX</w:t>
+            </w:r>
+          </w:p>
+        </w:tc>
+        <w:tc>
+          <w:tcPr>
+            <w:tcW w:type="dxa" w:w="6048"/>
+          </w:tcPr>
+          <w:p>
+            <w:pPr>
+              <w:spacing w:before="0" w:after="60"/>
+              <w:jc w:val="left"/>
+            </w:pPr>
+            <w:r>
+              <w:rPr>
+                <w:rFonts w:ascii="Times New Roman" w:hAnsi="Times New Roman"/>
+                <w:b w:val="0"/>
+                <w:i w:val="0"/>
+                <w:sz w:val="24"/>
+              </w:rPr>
+              <w:t>User Experience</w:t>
+            </w:r>
+          </w:p>
+        </w:tc>
+        <w:tc>
+          <w:tcPr>
+            <w:tcW w:type="dxa" w:w="1080"/>
+          </w:tcPr>
+          <w:p>
+            <w:pPr>
+              <w:spacing w:before="0" w:after="60"/>
+              <w:jc w:val="center"/>
+            </w:pPr>
+          </w:p>
+        </w:tc>
+      </w:tr>
+      <w:tr>
+        <w:tc>
+          <w:tcPr>
+            <w:tcW w:type="dxa" w:w="1872"/>
+          </w:tcPr>
+          <w:p>
+            <w:pPr>
+              <w:spacing w:before="0" w:after="60"/>
+              <w:jc w:val="left"/>
+            </w:pPr>
+            <w:r>
+              <w:rPr>
+                <w:rFonts w:ascii="Times New Roman" w:hAnsi="Times New Roman"/>
+                <w:b w:val="0"/>
+                <w:i w:val="0"/>
+                <w:sz w:val="24"/>
+              </w:rPr>
+              <w:t>WS</w:t>
+            </w:r>
+          </w:p>
+        </w:tc>
+        <w:tc>
+          <w:tcPr>
+            <w:tcW w:type="dxa" w:w="6048"/>
+          </w:tcPr>
+          <w:p>
+            <w:pPr>
+              <w:spacing w:before="0" w:after="60"/>
+              <w:jc w:val="left"/>
+            </w:pPr>
+            <w:r>
+              <w:rPr>
+                <w:rFonts w:ascii="Times New Roman" w:hAnsi="Times New Roman"/>
+                <w:b w:val="0"/>
+                <w:i w:val="0"/>
+                <w:sz w:val="24"/>
+              </w:rPr>
+              <w:t>WebSocket</w:t>
+            </w:r>
+          </w:p>
+        </w:tc>
+        <w:tc>
+          <w:tcPr>
+            <w:tcW w:type="dxa" w:w="1080"/>
+          </w:tcPr>
+          <w:p>
+            <w:pPr>
+              <w:spacing w:before="0" w:after="60"/>
+              <w:jc w:val="center"/>
+            </w:pPr>
+          </w:p>
+        </w:tc>
+      </w:tr>
+    </w:tbl>
     <w:p>
       <w:r>
         <w:br w:type="page"/>

--- a/Zaheer FYP.docx
+++ b/Zaheer FYP.docx
@@ -4182,7 +4182,36 @@
         <w:t>TABLE OF CONTENTS</w:t>
       </w:r>
     </w:p>
-    <w:p/>
+    <w:p>
+      <w:pPr>
+        <w:spacing w:before="0" w:after="0" w:line="360" w:lineRule="exact"/>
+        <w:jc w:val="left"/>
+      </w:pPr>
+      <w:r>
+        <w:rPr>
+          <w:rFonts w:ascii="Times New Roman" w:hAnsi="Times New Roman"/>
+          <w:b w:val="0"/>
+          <w:i w:val="0"/>
+          <w:sz w:val="24"/>
+        </w:rPr>
+        <w:t>_________________________________________________________________</w:t>
+      </w:r>
+    </w:p>
+    <w:p>
+      <w:pPr>
+        <w:spacing w:before="0" w:after="120" w:line="360" w:lineRule="exact"/>
+        <w:jc w:val="left"/>
+      </w:pPr>
+      <w:r>
+        <w:rPr>
+          <w:rFonts w:ascii="Times New Roman" w:hAnsi="Times New Roman"/>
+          <w:b w:val="0"/>
+          <w:i w:val="0"/>
+          <w:sz w:val="24"/>
+        </w:rPr>
+        <w:t>_________________________________________________________________</w:t>
+      </w:r>
+    </w:p>
     <w:tbl>
       <w:tblPr>
         <w:tblW w:type="auto" w:w="0"/>
@@ -7229,7 +7258,36 @@
         <w:t>TABLE OF FIGURES</w:t>
       </w:r>
     </w:p>
-    <w:p/>
+    <w:p>
+      <w:pPr>
+        <w:spacing w:before="0" w:after="0" w:line="360" w:lineRule="exact"/>
+        <w:jc w:val="left"/>
+      </w:pPr>
+      <w:r>
+        <w:rPr>
+          <w:rFonts w:ascii="Times New Roman" w:hAnsi="Times New Roman"/>
+          <w:b w:val="0"/>
+          <w:i w:val="0"/>
+          <w:sz w:val="24"/>
+        </w:rPr>
+        <w:t>_________________________________________________________________</w:t>
+      </w:r>
+    </w:p>
+    <w:p>
+      <w:pPr>
+        <w:spacing w:before="0" w:after="120" w:line="360" w:lineRule="exact"/>
+        <w:jc w:val="left"/>
+      </w:pPr>
+      <w:r>
+        <w:rPr>
+          <w:rFonts w:ascii="Times New Roman" w:hAnsi="Times New Roman"/>
+          <w:b w:val="0"/>
+          <w:i w:val="0"/>
+          <w:sz w:val="24"/>
+        </w:rPr>
+        <w:t>_________________________________________________________________</w:t>
+      </w:r>
+    </w:p>
     <w:tbl>
       <w:tblPr>
         <w:tblW w:type="auto" w:w="0"/>
@@ -7946,7 +8004,36 @@
         <w:t>TABLE OF IMAGES</w:t>
       </w:r>
     </w:p>
-    <w:p/>
+    <w:p>
+      <w:pPr>
+        <w:spacing w:before="0" w:after="0" w:line="360" w:lineRule="exact"/>
+        <w:jc w:val="left"/>
+      </w:pPr>
+      <w:r>
+        <w:rPr>
+          <w:rFonts w:ascii="Times New Roman" w:hAnsi="Times New Roman"/>
+          <w:b w:val="0"/>
+          <w:i w:val="0"/>
+          <w:sz w:val="24"/>
+        </w:rPr>
+        <w:t>_________________________________________________________________</w:t>
+      </w:r>
+    </w:p>
+    <w:p>
+      <w:pPr>
+        <w:spacing w:before="0" w:after="120" w:line="360" w:lineRule="exact"/>
+        <w:jc w:val="left"/>
+      </w:pPr>
+      <w:r>
+        <w:rPr>
+          <w:rFonts w:ascii="Times New Roman" w:hAnsi="Times New Roman"/>
+          <w:b w:val="0"/>
+          <w:i w:val="0"/>
+          <w:sz w:val="24"/>
+        </w:rPr>
+        <w:t>_________________________________________________________________</w:t>
+      </w:r>
+    </w:p>
     <w:tbl>
       <w:tblPr>
         <w:tblW w:type="auto" w:w="0"/>
@@ -8663,7 +8750,36 @@
         <w:t>LIST OF TABLES</w:t>
       </w:r>
     </w:p>
-    <w:p/>
+    <w:p>
+      <w:pPr>
+        <w:spacing w:before="0" w:after="0" w:line="360" w:lineRule="exact"/>
+        <w:jc w:val="left"/>
+      </w:pPr>
+      <w:r>
+        <w:rPr>
+          <w:rFonts w:ascii="Times New Roman" w:hAnsi="Times New Roman"/>
+          <w:b w:val="0"/>
+          <w:i w:val="0"/>
+          <w:sz w:val="24"/>
+        </w:rPr>
+        <w:t>_________________________________________________________________</w:t>
+      </w:r>
+    </w:p>
+    <w:p>
+      <w:pPr>
+        <w:spacing w:before="0" w:after="120" w:line="360" w:lineRule="exact"/>
+        <w:jc w:val="left"/>
+      </w:pPr>
+      <w:r>
+        <w:rPr>
+          <w:rFonts w:ascii="Times New Roman" w:hAnsi="Times New Roman"/>
+          <w:b w:val="0"/>
+          <w:i w:val="0"/>
+          <w:sz w:val="24"/>
+        </w:rPr>
+        <w:t>_________________________________________________________________</w:t>
+      </w:r>
+    </w:p>
     <w:tbl>
       <w:tblPr>
         <w:tblW w:type="auto" w:w="0"/>
@@ -9194,7 +9310,36 @@
         <w:t>LIST OF ABBREVIATIONS</w:t>
       </w:r>
     </w:p>
-    <w:p/>
+    <w:p>
+      <w:pPr>
+        <w:spacing w:before="0" w:after="0" w:line="360" w:lineRule="exact"/>
+        <w:jc w:val="left"/>
+      </w:pPr>
+      <w:r>
+        <w:rPr>
+          <w:rFonts w:ascii="Times New Roman" w:hAnsi="Times New Roman"/>
+          <w:b w:val="0"/>
+          <w:i w:val="0"/>
+          <w:sz w:val="24"/>
+        </w:rPr>
+        <w:t>_________________________________________________________________</w:t>
+      </w:r>
+    </w:p>
+    <w:p>
+      <w:pPr>
+        <w:spacing w:before="0" w:after="120" w:line="360" w:lineRule="exact"/>
+        <w:jc w:val="left"/>
+      </w:pPr>
+      <w:r>
+        <w:rPr>
+          <w:rFonts w:ascii="Times New Roman" w:hAnsi="Times New Roman"/>
+          <w:b w:val="0"/>
+          <w:i w:val="0"/>
+          <w:sz w:val="24"/>
+        </w:rPr>
+        <w:t>_________________________________________________________________</w:t>
+      </w:r>
+    </w:p>
     <w:tbl>
       <w:tblPr>
         <w:tblW w:type="auto" w:w="0"/>
@@ -10456,7 +10601,36 @@
         <w:t>ACKNOWLEDGMENTS</w:t>
       </w:r>
     </w:p>
-    <w:p/>
+    <w:p>
+      <w:pPr>
+        <w:spacing w:before="0" w:after="0" w:line="360" w:lineRule="exact"/>
+        <w:jc w:val="left"/>
+      </w:pPr>
+      <w:r>
+        <w:rPr>
+          <w:rFonts w:ascii="Times New Roman" w:hAnsi="Times New Roman"/>
+          <w:b w:val="0"/>
+          <w:i w:val="0"/>
+          <w:sz w:val="24"/>
+        </w:rPr>
+        <w:t>_________________________________________________________________</w:t>
+      </w:r>
+    </w:p>
+    <w:p>
+      <w:pPr>
+        <w:spacing w:before="0" w:after="200" w:line="360" w:lineRule="exact"/>
+        <w:jc w:val="left"/>
+      </w:pPr>
+      <w:r>
+        <w:rPr>
+          <w:rFonts w:ascii="Times New Roman" w:hAnsi="Times New Roman"/>
+          <w:b w:val="0"/>
+          <w:i w:val="0"/>
+          <w:sz w:val="24"/>
+        </w:rPr>
+        <w:t>_________________________________________________________________</w:t>
+      </w:r>
+    </w:p>
     <w:p>
       <w:pPr>
         <w:spacing w:before="0" w:after="120" w:line="360" w:lineRule="exact"/>
@@ -10635,7 +10809,36 @@
         <w:t>ABSTRACT</w:t>
       </w:r>
     </w:p>
-    <w:p/>
+    <w:p>
+      <w:pPr>
+        <w:spacing w:before="0" w:after="0" w:line="360" w:lineRule="exact"/>
+        <w:jc w:val="left"/>
+      </w:pPr>
+      <w:r>
+        <w:rPr>
+          <w:rFonts w:ascii="Times New Roman" w:hAnsi="Times New Roman"/>
+          <w:b w:val="0"/>
+          <w:i w:val="0"/>
+          <w:sz w:val="24"/>
+        </w:rPr>
+        <w:t>_________________________________________________________________</w:t>
+      </w:r>
+    </w:p>
+    <w:p>
+      <w:pPr>
+        <w:spacing w:before="0" w:after="200" w:line="360" w:lineRule="exact"/>
+        <w:jc w:val="left"/>
+      </w:pPr>
+      <w:r>
+        <w:rPr>
+          <w:rFonts w:ascii="Times New Roman" w:hAnsi="Times New Roman"/>
+          <w:b w:val="0"/>
+          <w:i w:val="0"/>
+          <w:sz w:val="24"/>
+        </w:rPr>
+        <w:t>_________________________________________________________________</w:t>
+      </w:r>
+    </w:p>
     <w:p>
       <w:pPr>
         <w:spacing w:before="0" w:after="120" w:line="360" w:lineRule="exact"/>
@@ -13974,7 +14177,7 @@
                 <w:i w:val="0"/>
                 <w:sz w:val="20"/>
               </w:rPr>
-              <w:t>After service completion, customer shall submit a star rating (1–5) and optional review.</w:t>
+              <w:t>After service completion, customer shall submit a star rating (1-5) and optional review.</w:t>
             </w:r>
           </w:p>
         </w:tc>
@@ -18360,7 +18563,7 @@
                 <w:i w:val="0"/>
                 <w:sz w:val="20"/>
               </w:rPr>
-              <w:t>Complete booking lifecycle: job post → bid → accept → QR check-in → checkout → review</w:t>
+              <w:t>Complete booking lifecycle: job post -&gt; bid -&gt; accept -&gt; QR check-in -&gt; checkout -&gt; review</w:t>
             </w:r>
           </w:p>
         </w:tc>
@@ -18426,7 +18629,7 @@
                 <w:i w:val="0"/>
                 <w:sz w:val="20"/>
               </w:rPr>
-              <w:t>Real-time tracking: provider emits GPS → server relays → customer map updates</w:t>
+              <w:t>Real-time tracking: provider emits GPS -&gt; server relays -&gt; customer map updates</w:t>
             </w:r>
           </w:p>
         </w:tc>
@@ -18492,7 +18695,7 @@
                 <w:i w:val="0"/>
                 <w:sz w:val="20"/>
               </w:rPr>
-              <w:t>Full chat exchange: customer sends message → persisted → provider receives → replies</w:t>
+              <w:t>Full chat exchange: customer sends message -&gt; persisted -&gt; provider receives -&gt; replies</w:t>
             </w:r>
           </w:p>
         </w:tc>
@@ -18558,7 +18761,7 @@
                 <w:i w:val="0"/>
                 <w:sz w:val="20"/>
               </w:rPr>
-              <w:t>Admin approves provider → provider logs in → appears in customer job feed</w:t>
+              <w:t>Admin approves provider -&gt; provider logs in -&gt; appears in customer job feed</w:t>
             </w:r>
           </w:p>
         </w:tc>
@@ -18624,7 +18827,7 @@
                 <w:i w:val="0"/>
                 <w:sz w:val="20"/>
               </w:rPr>
-              <w:t>Chatbot: user queries → keyword match → response → unmatched query fallback</w:t>
+              <w:t>Chatbot: user queries -&gt; keyword match -&gt; response -&gt; unmatched query fallback</w:t>
             </w:r>
           </w:p>
         </w:tc>
@@ -19199,7 +19402,7 @@
                 <w:i w:val="0"/>
                 <w:sz w:val="18"/>
               </w:rPr>
-              <w:t>TC-05, TC-12–14, TC-19, TC-20, TC-24</w:t>
+              <w:t>TC-05, TC-12-14, TC-19, TC-20, TC-24</w:t>
             </w:r>
           </w:p>
         </w:tc>
@@ -19741,7 +19944,36 @@
         <w:t>LITERATURE CITED</w:t>
       </w:r>
     </w:p>
-    <w:p/>
+    <w:p>
+      <w:pPr>
+        <w:spacing w:before="0" w:after="0" w:line="360" w:lineRule="exact"/>
+        <w:jc w:val="left"/>
+      </w:pPr>
+      <w:r>
+        <w:rPr>
+          <w:rFonts w:ascii="Times New Roman" w:hAnsi="Times New Roman"/>
+          <w:b w:val="0"/>
+          <w:i w:val="0"/>
+          <w:sz w:val="24"/>
+        </w:rPr>
+        <w:t>_________________________________________________________________</w:t>
+      </w:r>
+    </w:p>
+    <w:p>
+      <w:pPr>
+        <w:spacing w:before="0" w:after="200" w:line="360" w:lineRule="exact"/>
+        <w:jc w:val="left"/>
+      </w:pPr>
+      <w:r>
+        <w:rPr>
+          <w:rFonts w:ascii="Times New Roman" w:hAnsi="Times New Roman"/>
+          <w:b w:val="0"/>
+          <w:i w:val="0"/>
+          <w:sz w:val="24"/>
+        </w:rPr>
+        <w:t>_________________________________________________________________</w:t>
+      </w:r>
+    </w:p>
     <w:p>
       <w:pPr>
         <w:spacing w:before="0" w:after="200" w:line="360" w:lineRule="exact"/>
@@ -19755,7 +19987,7 @@
           <w:i w:val="0"/>
           <w:sz w:val="24"/>
         </w:rPr>
-        <w:t>Ahmad, S., &amp; Hussain, M. (2022). Digital labour platforms and informal sector employment in Pakistan: Opportunities and structural barriers. Pakistan Journal of Social Sciences, 42(1), 45–61.</w:t>
+        <w:t>Ahmad, S., &amp; Hussain, M. (2022). Digital labour platforms and informal sector employment in Pakistan: Opportunities and structural barriers. Pakistan Journal of Social Sciences, 42(1), 45-61.</w:t>
       </w:r>
     </w:p>
     <w:p>
@@ -19771,7 +20003,7 @@
           <w:i w:val="0"/>
           <w:sz w:val="24"/>
         </w:rPr>
-        <w:t>Ahmed, N., Rehman, A., &amp; Shah, S. A. (2021). Mobile commerce adoption in developing economies: Evidence from Khyber Pakhtunkhwa, Pakistan. Journal of Information Technology &amp; Development, 27(3), 112–129.</w:t>
+        <w:t>Ahmed, N., Rehman, A., &amp; Shah, S. A. (2021). Mobile commerce adoption in developing economies: Evidence from Khyber Pakhtunkhwa, Pakistan. Journal of Information Technology &amp; Development, 27(3), 112-129.</w:t>
       </w:r>
     </w:p>
     <w:p>
@@ -19819,7 +20051,7 @@
           <w:i w:val="0"/>
           <w:sz w:val="24"/>
         </w:rPr>
-        <w:t>De Reuver, M., Sorensen, C., &amp; Basole, R. C. (2018). The digital platform: A research agenda. Journal of Information Technology, 33(2), 124–135.</w:t>
+        <w:t>De Reuver, M., Sorensen, C., &amp; Basole, R. C. (2018). The digital platform: A research agenda. Journal of Information Technology, 33(2), 124-135.</w:t>
       </w:r>
     </w:p>
     <w:p>
@@ -19851,7 +20083,7 @@
           <w:i w:val="0"/>
           <w:sz w:val="24"/>
         </w:rPr>
-        <w:t>Farhan, M., &amp; Baig, U. (2020). An analysis of freelancing platforms and gig economy growth in Pakistan. Proceedings of the International Conference on Computing and Information Technology, 23–29.</w:t>
+        <w:t>Farhan, M., &amp; Baig, U. (2020). An analysis of freelancing platforms and gig economy growth in Pakistan. Proceedings of the International Conference on Computing and Information Technology, 23-29.</w:t>
       </w:r>
     </w:p>
     <w:p>
@@ -19883,7 +20115,7 @@
           <w:i w:val="0"/>
           <w:sz w:val="24"/>
         </w:rPr>
-        <w:t>Hagiu, A., &amp; Wright, J. (2015). Multi-sided platforms. International Journal of Industrial Organization, 43, 162–174.</w:t>
+        <w:t>Hagiu, A., &amp; Wright, J. (2015). Multi-sided platforms. International Journal of Industrial Organization, 43, 162-174.</w:t>
       </w:r>
     </w:p>
     <w:p>
@@ -19899,7 +20131,7 @@
           <w:i w:val="0"/>
           <w:sz w:val="24"/>
         </w:rPr>
-        <w:t>Hevner, A. R., March, S. T., Park, J., &amp; Ram, S. (2004). Design science in information systems research. MIS Quarterly, 28(1), 75–105.</w:t>
+        <w:t>Hevner, A. R., March, S. T., Park, J., &amp; Ram, S. (2004). Design science in information systems research. MIS Quarterly, 28(1), 75-105.</w:t>
       </w:r>
     </w:p>
     <w:p>
@@ -19947,7 +20179,7 @@
           <w:i w:val="0"/>
           <w:sz w:val="24"/>
         </w:rPr>
-        <w:t>Lim, W. M., Kumar, S., &amp; Ali, F. (2022). Advancing knowledge through literature reviews: What, why, and how to contribute. The Service Industries Journal, 42(7–8), 481–513.</w:t>
+        <w:t>Lim, W. M., Kumar, S., &amp; Ali, F. (2022). Advancing knowledge through literature reviews: What, why, and how to contribute. The Service Industries Journal, 42(7-8), 481-513.</w:t>
       </w:r>
     </w:p>
     <w:p>
@@ -19963,7 +20195,7 @@
           <w:i w:val="0"/>
           <w:sz w:val="24"/>
         </w:rPr>
-        <w:t>Malik, A., &amp; Khan, S. (2020). Platform economy and service market transformation in South Asian cities. Asian Development Review, 37(2), 134–158.</w:t>
+        <w:t>Malik, A., &amp; Khan, S. (2020). Platform economy and service market transformation in South Asian cities. Asian Development Review, 37(2), 134-158.</w:t>
       </w:r>
     </w:p>
     <w:p>
@@ -19995,7 +20227,7 @@
           <w:i w:val="0"/>
           <w:sz w:val="24"/>
         </w:rPr>
-        <w:t>Parker, G., Van Alstyne, M., &amp; Choudary, S. P. (2016). Platform revolution: How networked markets are transforming the economy — and how to make them work for you. W. W. Norton &amp; Company.</w:t>
+        <w:t>Parker, G., Van Alstyne, M., &amp; Choudary, S. P. (2016). Platform revolution: How networked markets are transforming the economy and how to make them work for you. W. W. Norton &amp; Company.</w:t>
       </w:r>
     </w:p>
     <w:p>
@@ -20011,7 +20243,7 @@
           <w:i w:val="0"/>
           <w:sz w:val="24"/>
         </w:rPr>
-        <w:t>Peffers, K., Tuunanen, T., Rothenberger, M. A., &amp; Chatterjee, S. (2007). A design science research methodology for information systems research. Journal of Management Information Systems, 24(3), 45–77.</w:t>
+        <w:t>Peffers, K., Tuunanen, T., Rothenberger, M. A., &amp; Chatterjee, S. (2007). A design science research methodology for information systems research. Journal of Management Information Systems, 24(3), 45-77.</w:t>
       </w:r>
     </w:p>
     <w:p>
@@ -20027,7 +20259,7 @@
           <w:i w:val="0"/>
           <w:sz w:val="24"/>
         </w:rPr>
-        <w:t>Rahman, F., &amp; Ali, M. (2019). E-commerce growth in Pakistan: Opportunities and challenges in the informal economy. South Asian Studies, 34(2), 89–104.</w:t>
+        <w:t>Rahman, F., &amp; Ali, M. (2019). E-commerce growth in Pakistan: Opportunities and challenges in the informal economy. South Asian Studies, 34(2), 89-104.</w:t>
       </w:r>
     </w:p>
     <w:p>
@@ -20043,7 +20275,7 @@
           <w:i w:val="0"/>
           <w:sz w:val="24"/>
         </w:rPr>
-        <w:t>Rochet, J.-C., &amp; Tirole, J. (2003). Platform competition in two-sided markets. Journal of the European Economic Association, 1(4), 990–1029.</w:t>
+        <w:t>Rochet, J.-C., &amp; Tirole, J. (2003). Platform competition in two-sided markets. Journal of the European Economic Association, 1(4), 990-1029.</w:t>
       </w:r>
     </w:p>
     <w:p>
@@ -20059,7 +20291,7 @@
           <w:i w:val="0"/>
           <w:sz w:val="24"/>
         </w:rPr>
-        <w:t>Royce, W. W. (1970). Managing the development of large software systems. Proceedings of IEEE WESCON, 26, 1–9.</w:t>
+        <w:t>Royce, W. W. (1970). Managing the development of large software systems. Proceedings of IEEE WESCON, 26, 1-9.</w:t>
       </w:r>
     </w:p>
     <w:p>
@@ -20146,7 +20378,36 @@
         <w:t>SHORT BIOGRAPHY OF THE SCHOLAR</w:t>
       </w:r>
     </w:p>
-    <w:p/>
+    <w:p>
+      <w:pPr>
+        <w:spacing w:before="0" w:after="0" w:line="360" w:lineRule="exact"/>
+        <w:jc w:val="left"/>
+      </w:pPr>
+      <w:r>
+        <w:rPr>
+          <w:rFonts w:ascii="Times New Roman" w:hAnsi="Times New Roman"/>
+          <w:b w:val="0"/>
+          <w:i w:val="0"/>
+          <w:sz w:val="24"/>
+        </w:rPr>
+        <w:t>_________________________________________________________________</w:t>
+      </w:r>
+    </w:p>
+    <w:p>
+      <w:pPr>
+        <w:spacing w:before="0" w:after="200" w:line="360" w:lineRule="exact"/>
+        <w:jc w:val="left"/>
+      </w:pPr>
+      <w:r>
+        <w:rPr>
+          <w:rFonts w:ascii="Times New Roman" w:hAnsi="Times New Roman"/>
+          <w:b w:val="0"/>
+          <w:i w:val="0"/>
+          <w:sz w:val="24"/>
+        </w:rPr>
+        <w:t>_________________________________________________________________</w:t>
+      </w:r>
+    </w:p>
     <w:p>
       <w:pPr>
         <w:spacing w:before="0" w:after="120" w:line="360" w:lineRule="exact"/>

--- a/Zaheer FYP.docx
+++ b/Zaheer FYP.docx
@@ -637,8 +637,8 @@
           <w:type w:val="continuous"/>
           <w:pgSz w:w="11910" w:h="16840"/>
           <w:pgMar w:top="940" w:right="283" w:bottom="1240" w:left="566" w:header="0" w:footer="1049" w:gutter="0"/>
-          <w:pgNumType w:start="1"/>
           <w:cols w:space="720"/>
+          <w:pgNumType w:fmt="upperRoman" w:start="1"/>
         </w:sectPr>
       </w:pPr>
     </w:p>
@@ -1608,6 +1608,7 @@
           <w:pgSz w:w="11910" w:h="16840"/>
           <w:pgMar w:top="620" w:right="283" w:bottom="1240" w:left="566" w:header="0" w:footer="1049" w:gutter="0"/>
           <w:cols w:space="720"/>
+          <w:pgNumType w:fmt="upperRoman"/>
         </w:sectPr>
       </w:pPr>
     </w:p>
@@ -2203,6 +2204,7 @@
           <w:pgSz w:w="11910" w:h="16840"/>
           <w:pgMar w:top="940" w:right="283" w:bottom="1240" w:left="566" w:header="0" w:footer="1049" w:gutter="0"/>
           <w:cols w:space="720"/>
+          <w:pgNumType w:fmt="upperRoman"/>
         </w:sectPr>
       </w:pPr>
     </w:p>
@@ -2374,6 +2376,7 @@
             <w:col w:w="5086" w:space="456"/>
             <w:col w:w="5519"/>
           </w:cols>
+          <w:pgNumType w:fmt="upperRoman"/>
         </w:sectPr>
       </w:pPr>
     </w:p>
@@ -2565,6 +2568,7 @@
           <w:pgSz w:w="11910" w:h="16840"/>
           <w:pgMar w:top="940" w:right="283" w:bottom="1240" w:left="566" w:header="0" w:footer="1049" w:gutter="0"/>
           <w:cols w:space="720"/>
+          <w:pgNumType w:fmt="upperRoman"/>
         </w:sectPr>
       </w:pPr>
     </w:p>
@@ -3202,6 +3206,7 @@
           <w:pgSz w:w="11910" w:h="16840"/>
           <w:pgMar w:top="940" w:right="283" w:bottom="1240" w:left="566" w:header="0" w:footer="1049" w:gutter="0"/>
           <w:cols w:space="720"/>
+          <w:pgNumType w:fmt="upperRoman"/>
         </w:sectPr>
       </w:pPr>
     </w:p>
@@ -3960,6 +3965,7 @@
     <w:p>
       <w:pPr>
         <w:ind w:left="884"/>
+        <w:jc w:val="center"/>
         <w:rPr>
           <w:b/>
           <w:sz w:val="24"/>
@@ -4121,7 +4127,7 @@
       <w:pPr>
         <w:pStyle w:val="BodyText"/>
         <w:spacing w:before="120" w:line="345" w:lineRule="auto"/>
-        <w:ind w:left="4561" w:right="4136"/>
+        <w:jc w:val="center"/>
       </w:pPr>
       <w:r>
         <w:t>Director QEC University</w:t>
@@ -4365,7 +4371,7 @@
           <w:rFonts w:eastAsia="Calibri"/>
           <w:sz w:val="24"/>
         </w:rPr>
-        <w:t>TABLE OF FIGURES…………………………………………………………................4</w:t>
+        <w:t>TABLE OF FIGURES…………………………………………………………................IX</w:t>
       </w:r>
     </w:p>
     <w:p>
@@ -4393,7 +4399,7 @@
           <w:sz w:val="24"/>
         </w:rPr>
         <w:tab/>
-        <w:t>……………………………………………………………………..5</w:t>
+        <w:t>……………………………………………………………………..X</w:t>
       </w:r>
     </w:p>
     <w:p>
@@ -4413,7 +4419,7 @@
           <w:rFonts w:eastAsia="Calibri"/>
           <w:sz w:val="24"/>
         </w:rPr>
-        <w:t>LIST OF TABLES………………………………………………………………………...6</w:t>
+        <w:t>LIST OF TABLES………………………………………………………………………...XI</w:t>
       </w:r>
     </w:p>
     <w:p>
@@ -4441,7 +4447,7 @@
           <w:sz w:val="24"/>
         </w:rPr>
         <w:tab/>
-        <w:t>…………………………………………………………….7</w:t>
+        <w:t>…………………………………………………………….XII</w:t>
       </w:r>
     </w:p>
     <w:p>
@@ -4461,7 +4467,7 @@
           <w:rFonts w:eastAsia="Calibri"/>
           <w:sz w:val="24"/>
         </w:rPr>
-        <w:t>ACKNOWLEDGMENTS………………………………………………………………..8</w:t>
+        <w:t>ACKNOWLEDGMENTS………………………………………………………………..XIII</w:t>
       </w:r>
     </w:p>
     <w:p>
@@ -4489,7 +4495,7 @@
           <w:rFonts w:eastAsia="Calibri"/>
           <w:sz w:val="24"/>
         </w:rPr>
-        <w:t>………………………………………………………………………………..1</w:t>
+        <w:t>………………………………………………………………………………..14</w:t>
       </w:r>
     </w:p>
     <w:p>
@@ -4586,7 +4592,7 @@
           <w:rFonts w:eastAsia="Calibri"/>
           <w:sz w:val="24"/>
         </w:rPr>
-        <w:t>1.1.1</w:t>
+        <w:t>1.1.2</w:t>
       </w:r>
       <w:r>
         <w:rPr>
@@ -4614,7 +4620,7 @@
           <w:rFonts w:eastAsia="Calibri"/>
           <w:sz w:val="24"/>
         </w:rPr>
-        <w:t>1.1.2</w:t>
+        <w:t>1.1.3</w:t>
       </w:r>
       <w:r>
         <w:rPr>
@@ -4622,7 +4628,7 @@
           <w:sz w:val="24"/>
         </w:rPr>
         <w:tab/>
-        <w:t>PROJECT OBJECTIVES…………………………………………………..3</w:t>
+        <w:t>RESEARCH OBJECTIVES…………………………………………………..3</w:t>
       </w:r>
     </w:p>
     <w:p>
@@ -4642,23 +4648,18 @@
           <w:rFonts w:eastAsia="Calibri"/>
           <w:sz w:val="24"/>
         </w:rPr>
-        <w:t>1.1.3</w:t>
-      </w:r>
-      <w:r>
-        <w:rPr>
-          <w:rFonts w:eastAsia="Calibri"/>
-          <w:sz w:val="24"/>
-        </w:rPr>
-        <w:tab/>
-        <w:t>FEATURES OF KAARKUN</w:t>
-      </w:r>
-      <w:r>
-        <w:rPr>
-          <w:rFonts w:eastAsia="Calibri"/>
-          <w:sz w:val="24"/>
-        </w:rPr>
-        <w:tab/>
-        <w:t>……………………………………………...4</w:t>
+      </w:r>
+      <w:r>
+        <w:rPr>
+          <w:rFonts w:eastAsia="Calibri"/>
+          <w:sz w:val="24"/>
+        </w:rPr>
+      </w:r>
+      <w:r>
+        <w:rPr>
+          <w:rFonts w:eastAsia="Calibri"/>
+          <w:sz w:val="24"/>
+        </w:rPr>
       </w:r>
     </w:p>
     <w:p>
@@ -5023,7 +5024,7 @@
           <w:sz w:val="24"/>
         </w:rPr>
         <w:tab/>
-        <w:t>ANALYSIS OF EXISTING SYSTEMS…………………………………………..10</w:t>
+        <w:t>MOBILE AND WEB TECHNOLOGIES FOR SERVICE MARKETPLACES…………………………………………..10</w:t>
       </w:r>
     </w:p>
     <w:p>
@@ -5309,6 +5310,78 @@
           <w:sz w:val="24"/>
           <w:szCs w:val="24"/>
         </w:rPr>
+        <w:t xml:space="preserve">3.6.1	AUTHENTICATION AND AUTHORISATION								20</w:t>
+      </w:r>
+    </w:p>
+    <w:p>
+      <w:pPr>
+        <w:pStyle w:val="Normal"/>
+      </w:pPr>
+      <w:r>
+        <w:rPr>
+          <w:sz w:val="24"/>
+          <w:szCs w:val="24"/>
+        </w:rPr>
+        <w:t xml:space="preserve">3.6.2	JOB POSTING, BIDDING, AND BOOKING							20</w:t>
+      </w:r>
+    </w:p>
+    <w:p>
+      <w:pPr>
+        <w:pStyle w:val="Normal"/>
+      </w:pPr>
+      <w:r>
+        <w:rPr>
+          <w:sz w:val="24"/>
+          <w:szCs w:val="24"/>
+        </w:rPr>
+        <w:t xml:space="preserve">3.6.3	QR CODE VERIFICATION										20</w:t>
+      </w:r>
+    </w:p>
+    <w:p>
+      <w:pPr>
+        <w:pStyle w:val="Normal"/>
+      </w:pPr>
+      <w:r>
+        <w:rPr>
+          <w:sz w:val="24"/>
+          <w:szCs w:val="24"/>
+        </w:rPr>
+        <w:t xml:space="preserve">3.6.4	REAL-TIME MESSAGING AND GPS TRACKING					20</w:t>
+      </w:r>
+    </w:p>
+    <w:p>
+      <w:pPr>
+        <w:pStyle w:val="Normal"/>
+      </w:pPr>
+      <w:r>
+        <w:rPr>
+          <w:sz w:val="24"/>
+          <w:szCs w:val="24"/>
+        </w:rPr>
+        <w:t xml:space="preserve">3.6.5	AI CHATBOT												20</w:t>
+      </w:r>
+    </w:p>
+    <w:p>
+      <w:pPr>
+        <w:pStyle w:val="Normal"/>
+      </w:pPr>
+      <w:r>
+        <w:rPr>
+          <w:sz w:val="24"/>
+          <w:szCs w:val="24"/>
+        </w:rPr>
+        <w:t xml:space="preserve">3.6.6	ADMINISTRATION PANEL									20</w:t>
+      </w:r>
+    </w:p>
+    <w:p>
+      <w:pPr>
+        <w:pStyle w:val="Normal"/>
+      </w:pPr>
+      <w:r>
+        <w:rPr>
+          <w:sz w:val="24"/>
+          <w:szCs w:val="24"/>
+        </w:rPr>
         <w:t xml:space="preserve">3.6.7	WALLET AND TRANSACTION SYSTEM…………………………….20</w:t>
       </w:r>
     </w:p>
@@ -5409,7 +5482,127 @@
           <w:sz w:val="24"/>
           <w:szCs w:val="24"/>
         </w:rPr>
+        <w:t xml:space="preserve">3.9.1	CONTINUOUS INTEGRATION AND DELIVERY (CI/CD)			21</w:t>
+      </w:r>
+    </w:p>
+    <w:p>
+      <w:pPr>
+        <w:pStyle w:val="Normal"/>
+      </w:pPr>
+      <w:r>
+        <w:rPr>
+          <w:sz w:val="24"/>
+          <w:szCs w:val="24"/>
+        </w:rPr>
+        <w:t xml:space="preserve">3.9.2	DOCKER CONTAINER ARCHITECTURE							22</w:t>
+      </w:r>
+    </w:p>
+    <w:p>
+      <w:pPr>
+        <w:pStyle w:val="Normal"/>
+      </w:pPr>
+      <w:r>
+        <w:rPr>
+          <w:sz w:val="24"/>
+          <w:szCs w:val="24"/>
+        </w:rPr>
+        <w:t xml:space="preserve">3.9.3	AWS CLOUD INFRASTRUCTURE								22</w:t>
+      </w:r>
+    </w:p>
+    <w:p>
+      <w:pPr>
+        <w:pStyle w:val="Normal"/>
+      </w:pPr>
+      <w:r>
+        <w:rPr>
+          <w:sz w:val="24"/>
+          <w:szCs w:val="24"/>
+        </w:rPr>
+        <w:t xml:space="preserve">3.9.4	NETWORK ARCHITECTURE AND SECURITY GROUPS			22</w:t>
+      </w:r>
+    </w:p>
+    <w:p>
+      <w:pPr>
+        <w:pStyle w:val="Normal"/>
+      </w:pPr>
+      <w:r>
+        <w:rPr>
+          <w:sz w:val="24"/>
+          <w:szCs w:val="24"/>
+        </w:rPr>
+        <w:t xml:space="preserve">3.9.5	INFRASTRUCTURE AS CODE (TERRAFORM)					22</w:t>
+      </w:r>
+    </w:p>
+    <w:p>
+      <w:pPr>
+        <w:pStyle w:val="Normal"/>
+      </w:pPr>
+      <w:r>
+        <w:rPr>
+          <w:sz w:val="24"/>
+          <w:szCs w:val="24"/>
+        </w:rPr>
+        <w:t xml:space="preserve">3.9.6	SECRET MANAGEMENT										22</w:t>
+      </w:r>
+    </w:p>
+    <w:p>
+      <w:pPr>
+        <w:pStyle w:val="Normal"/>
+      </w:pPr>
+      <w:r>
+        <w:rPr>
+          <w:sz w:val="24"/>
+          <w:szCs w:val="24"/>
+        </w:rPr>
+        <w:t xml:space="preserve">3.9.7	DEPLOYMENT FLOW SUMMARY								23</w:t>
+      </w:r>
+    </w:p>
+    <w:p>
+      <w:pPr>
+        <w:pStyle w:val="Normal"/>
+      </w:pPr>
+      <w:r>
+        <w:rPr>
+          <w:sz w:val="24"/>
+          <w:szCs w:val="24"/>
+        </w:rPr>
         <w:t xml:space="preserve">3.10	USER INTERFACE DESIGN REFINEMENTS………………………….21</w:t>
+      </w:r>
+    </w:p>
+    <w:p>
+      <w:pPr>
+        <w:pStyle w:val="Normal"/>
+      </w:pPr>
+      <w:r>
+        <w:rPr>
+          <w:sz w:val="24"/>
+          <w:szCs w:val="24"/>
+        </w:rPr>
+        <w:t xml:space="preserve">3.10.1	ADMINISTRATION PANEL ENHANCEMENTS					23</w:t>
+      </w:r>
+    </w:p>
+    <w:p>
+      <w:pPr>
+        <w:pStyle w:val="Normal"/>
+      </w:pPr>
+      <w:r>
+        <w:rPr>
+          <w:sz w:val="24"/>
+          <w:szCs w:val="24"/>
+        </w:rPr>
+        <w:t xml:space="preserve">3.10.2	FLUTTER MOBILE APPLICATION REFINEMENTS				24</w:t>
+      </w:r>
+    </w:p>
+    <w:p>
+      <w:pPr>
+        <w:pStyle w:val="Normal"/>
+      </w:pPr>
+      <w:r>
+        <w:rPr>
+          <w:sz w:val="24"/>
+          <w:szCs w:val="24"/>
+        </w:rPr>
+        <w:t xml:space="preserve">3.10.3	WEB FRONTEND NAVIGATION REFINEMENTS					24</w:t>
       </w:r>
     </w:p>
     <w:p>
@@ -9493,6 +9686,12 @@
     <w:p>
       <w:pPr>
         <w:ind w:right="288"/>
+        <w:sectPr>
+          <w:type w:val="nextPage"/>
+          <w:pgSz w:w="11910" w:h="16840"/>
+          <w:pgMar w:top="1360" w:right="283" w:bottom="1240" w:left="566" w:header="0" w:footer="1051" w:gutter="0"/>
+          <w:pgNumType w:fmt="upperRoman"/>
+        </w:sectPr>
       </w:pPr>
     </w:p>
     <w:p>
@@ -9657,7 +9856,7 @@
           <w:b/>
           <w:sz w:val="24"/>
         </w:rPr>
-        <w:t>1.2 Problem Statement</w:t>
+        <w:t>1.1.2 Problem Statement</w:t>
       </w:r>
     </w:p>
     <w:p>
@@ -9779,7 +9978,7 @@
           <w:b/>
           <w:sz w:val="24"/>
         </w:rPr>
-        <w:t>1.3 Research Objectives</w:t>
+        <w:t>1.1.3 Research Objectives</w:t>
       </w:r>
     </w:p>
     <w:p>
@@ -9865,7 +10064,7 @@
           <w:b/>
           <w:sz w:val="24"/>
         </w:rPr>
-        <w:t>1.4 Scope and Limitations</w:t>
+        <w:t>1.2 Project Scope</w:t>
       </w:r>
     </w:p>
     <w:p>
@@ -10204,7 +10403,7 @@
           <w:b/>
           <w:sz w:val="24"/>
         </w:rPr>
-        <w:t>1.6 Organisation of the Thesis</w:t>
+        <w:t>1.5 Outline of Thesis</w:t>
       </w:r>
     </w:p>
     <w:p>
@@ -19016,9 +19215,11 @@
       </w:r>
     </w:p>
     <w:sectPr>
+      <w:footerReference w:type="default" r:id="rId13"/>
       <w:pgSz w:w="11910" w:h="16840"/>
       <w:pgMar w:top="1360" w:right="283" w:bottom="1240" w:left="566" w:header="0" w:footer="1051" w:gutter="0"/>
       <w:cols w:space="720"/>
+      <w:pgNumType w:fmt="decimal" w:start="14"/>
     </w:sectPr>
   </w:body>
 </w:document>
@@ -19047,169 +19248,47 @@
 <w:ftr xmlns:wpc="http://schemas.microsoft.com/office/word/2010/wordprocessingCanvas" xmlns:cx="http://schemas.microsoft.com/office/drawing/2014/chartex" xmlns:cx1="http://schemas.microsoft.com/office/drawing/2015/9/8/chartex" xmlns:cx2="http://schemas.microsoft.com/office/drawing/2015/10/21/chartex" xmlns:cx3="http://schemas.microsoft.com/office/drawing/2016/5/9/chartex" xmlns:cx4="http://schemas.microsoft.com/office/drawing/2016/5/10/chartex" xmlns:cx5="http://schemas.microsoft.com/office/drawing/2016/5/11/chartex" xmlns:cx6="http://schemas.microsoft.com/office/drawing/2016/5/12/chartex" xmlns:cx7="http://schemas.microsoft.com/office/drawing/2016/5/13/chartex" xmlns:cx8="http://schemas.microsoft.com/office/drawing/2016/5/14/chartex" xmlns:mc="http://schemas.openxmlformats.org/markup-compatibility/2006" xmlns:aink="http://schemas.microsoft.com/office/drawing/2016/ink" xmlns:am3d="http://schemas.microsoft.com/office/drawing/2017/model3d" xmlns:o="urn:schemas-microsoft-com:office:office" xmlns:oel="http://schemas.microsoft.com/office/2019/extlst" xmlns:r="http://schemas.openxmlformats.org/officeDocument/2006/relationships" xmlns:m="http://schemas.openxmlformats.org/officeDocument/2006/math" xmlns:v="urn:schemas-microsoft-com:vml" xmlns:wp14="http://schemas.microsoft.com/office/word/2010/wordprocessingDrawing" xmlns:wp="http://schemas.openxmlformats.org/drawingml/2006/wordprocessingDrawing" xmlns:w10="urn:schemas-microsoft-com:office:word" xmlns:w="http://schemas.openxmlformats.org/wordprocessingml/2006/main" xmlns:w14="http://schemas.microsoft.com/office/word/2010/wordml" xmlns:w15="http://schemas.microsoft.com/office/word/2012/wordml" xmlns:w16cex="http://schemas.microsoft.com/office/word/2018/wordml/cex" xmlns:w16cid="http://schemas.microsoft.com/office/word/2016/wordml/cid" xmlns:w16="http://schemas.microsoft.com/office/word/2018/wordml" xmlns:w16du="http://schemas.microsoft.com/office/word/2023/wordml/word16du" xmlns:w16sdtdh="http://schemas.microsoft.com/office/word/2020/wordml/sdtdatahash" xmlns:w16sdtfl="http://schemas.microsoft.com/office/word/2024/wordml/sdtformatlock" xmlns:w16se="http://schemas.microsoft.com/office/word/2015/wordml/symex" xmlns:wpg="http://schemas.microsoft.com/office/word/2010/wordprocessingGroup" xmlns:wpi="http://schemas.microsoft.com/office/word/2010/wordprocessingInk" xmlns:wne="http://schemas.microsoft.com/office/word/2006/wordml" xmlns:wps="http://schemas.microsoft.com/office/word/2010/wordprocessingShape" mc:Ignorable="w14 w15 w16se w16cid w16 w16cex w16sdtdh w16sdtfl w16du wp14">
   <w:p>
     <w:pPr>
-      <w:pStyle w:val="BodyText"/>
-      <w:spacing w:line="14" w:lineRule="auto"/>
-      <w:rPr>
-        <w:sz w:val="20"/>
-      </w:rPr>
+      <w:jc w:val="center"/>
     </w:pPr>
     <w:r>
-      <w:rPr>
-        <w:noProof/>
-        <w:sz w:val="20"/>
-      </w:rPr>
-      <mc:AlternateContent>
-        <mc:Choice Requires="wps">
-          <w:drawing>
-            <wp:anchor distT="0" distB="0" distL="0" distR="0" simplePos="0" relativeHeight="251659264" behindDoc="1" locked="0" layoutInCell="1" allowOverlap="1" wp14:anchorId="563350AD" wp14:editId="09AADC4F">
-              <wp:simplePos x="0" y="0"/>
-              <wp:positionH relativeFrom="page">
-                <wp:posOffset>6372605</wp:posOffset>
-              </wp:positionH>
-              <wp:positionV relativeFrom="page">
-                <wp:posOffset>9886729</wp:posOffset>
-              </wp:positionV>
-              <wp:extent cx="326390" cy="194310"/>
-              <wp:effectExtent l="0" t="0" r="0" b="0"/>
-              <wp:wrapNone/>
-              <wp:docPr id="1" name="Textbox 1"/>
-              <wp:cNvGraphicFramePr>
-                <a:graphicFrameLocks xmlns:a="http://schemas.openxmlformats.org/drawingml/2006/main"/>
-              </wp:cNvGraphicFramePr>
-              <a:graphic xmlns:a="http://schemas.openxmlformats.org/drawingml/2006/main">
-                <a:graphicData uri="http://schemas.microsoft.com/office/word/2010/wordprocessingShape">
-                  <wps:wsp>
-                    <wps:cNvSpPr txBox="1">
-                      <a:spLocks/>
-                    </wps:cNvSpPr>
-                    <wps:spPr>
-                      <a:xfrm>
-                        <a:off x="0" y="0"/>
-                        <a:ext cx="326390" cy="194310"/>
-                      </a:xfrm>
-                      <a:prstGeom prst="rect">
-                        <a:avLst/>
-                      </a:prstGeom>
-                    </wps:spPr>
-                    <wps:txbx>
-                      <w:txbxContent>
-                        <w:p>
-                          <w:pPr>
-                            <w:spacing w:before="10"/>
-                            <w:ind w:left="20"/>
-                            <w:rPr>
-                              <w:sz w:val="24"/>
-                            </w:rPr>
-                          </w:pPr>
-                          <w:r>
-                            <w:rPr>
-                              <w:spacing w:val="-4"/>
-                              <w:sz w:val="24"/>
-                            </w:rPr>
-                            <w:fldChar w:fldCharType="begin"/>
-                          </w:r>
-                          <w:r>
-                            <w:rPr>
-                              <w:spacing w:val="-4"/>
-                              <w:sz w:val="24"/>
-                            </w:rPr>
-                            <w:instrText xml:space="preserve"> PAGE  \* ARABIC </w:instrText>
-                          </w:r>
-                          <w:r>
-                            <w:rPr>
-                              <w:spacing w:val="-4"/>
-                              <w:sz w:val="24"/>
-                            </w:rPr>
-                            <w:fldChar w:fldCharType="separate"/>
-                          </w:r>
-                          <w:r>
-                            <w:rPr>
-                              <w:noProof/>
-                              <w:spacing w:val="-4"/>
-                              <w:sz w:val="24"/>
-                            </w:rPr>
-                            <w:t>XXX</w:t>
-                          </w:r>
-                          <w:r>
-                            <w:rPr>
-                              <w:spacing w:val="-4"/>
-                              <w:sz w:val="24"/>
-                            </w:rPr>
-                            <w:fldChar w:fldCharType="end"/>
-                          </w:r>
-                        </w:p>
-                      </w:txbxContent>
-                    </wps:txbx>
-                    <wps:bodyPr wrap="square" lIns="0" tIns="0" rIns="0" bIns="0" rtlCol="0">
-                      <a:noAutofit/>
-                    </wps:bodyPr>
-                  </wps:wsp>
-                </a:graphicData>
-              </a:graphic>
-            </wp:anchor>
-          </w:drawing>
-        </mc:Choice>
-        <mc:Fallback>
-          <w:pict>
-            <v:shapetype w14:anchorId="563350AD" id="_x0000_t202" coordsize="21600,21600" o:spt="202" path="m,l,21600r21600,l21600,xe">
-              <v:stroke joinstyle="miter"/>
-              <v:path gradientshapeok="t" o:connecttype="rect"/>
-            </v:shapetype>
-            <v:shape id="Textbox 1" o:spid="_x0000_s1026" type="#_x0000_t202" style="position:absolute;margin-left:501.8pt;margin-top:778.5pt;width:25.7pt;height:15.3pt;z-index:-251657216;visibility:visible;mso-wrap-style:square;mso-wrap-distance-left:0;mso-wrap-distance-top:0;mso-wrap-distance-right:0;mso-wrap-distance-bottom:0;mso-position-horizontal:absolute;mso-position-horizontal-relative:page;mso-position-vertical:absolute;mso-position-vertical-relative:page;v-text-anchor:top" o:gfxdata="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" filled="f" stroked="f">
-              <v:textbox inset="0,0,0,0">
-                <w:txbxContent>
-                  <w:p>
-                    <w:pPr>
-                      <w:spacing w:before="10"/>
-                      <w:ind w:left="20"/>
-                      <w:rPr>
-                        <w:sz w:val="24"/>
-                      </w:rPr>
-                    </w:pPr>
-                    <w:r>
-                      <w:rPr>
-                        <w:spacing w:val="-4"/>
-                        <w:sz w:val="24"/>
-                      </w:rPr>
-                      <w:fldChar w:fldCharType="begin"/>
-                    </w:r>
-                    <w:r>
-                      <w:rPr>
-                        <w:spacing w:val="-4"/>
-                        <w:sz w:val="24"/>
-                      </w:rPr>
-                      <w:instrText xml:space="preserve"> PAGE  \* ARABIC </w:instrText>
-                    </w:r>
-                    <w:r>
-                      <w:rPr>
-                        <w:spacing w:val="-4"/>
-                        <w:sz w:val="24"/>
-                      </w:rPr>
-                      <w:fldChar w:fldCharType="separate"/>
-                    </w:r>
-                    <w:r>
-                      <w:rPr>
-                        <w:noProof/>
-                        <w:spacing w:val="-4"/>
-                        <w:sz w:val="24"/>
-                      </w:rPr>
-                      <w:t>XXX</w:t>
-                    </w:r>
-                    <w:r>
-                      <w:rPr>
-                        <w:spacing w:val="-4"/>
-                        <w:sz w:val="24"/>
-                      </w:rPr>
-                      <w:fldChar w:fldCharType="end"/>
-                    </w:r>
-                  </w:p>
-                </w:txbxContent>
-              </v:textbox>
-              <w10:wrap anchorx="page" anchory="page"/>
-            </v:shape>
-          </w:pict>
-        </mc:Fallback>
-      </mc:AlternateContent>
+      <w:fldChar w:fldCharType="begin"/>
+    </w:r>
+    <w:r>
+      <w:instrText xml:space="preserve"> PAGE </w:instrText>
+    </w:r>
+    <w:r>
+      <w:fldChar w:fldCharType="separate"/>
+    </w:r>
+    <w:r>
+      <w:t>I</w:t>
+    </w:r>
+    <w:r>
+      <w:fldChar w:fldCharType="end"/>
+    </w:r>
+  </w:p>
+</w:ftr>
+</file>
+
+<file path=word/footer2.xml><?xml version="1.0" encoding="utf-8"?>
+<w:ftr xmlns:m="http://schemas.openxmlformats.org/officeDocument/2006/math" xmlns:mc="http://schemas.openxmlformats.org/markup-compatibility/2006" xmlns:mo="http://schemas.microsoft.com/office/mac/office/2008/main" xmlns:mv="urn:schemas-microsoft-com:mac:vml" xmlns:o="urn:schemas-microsoft-com:office:office" xmlns:r="http://schemas.openxmlformats.org/officeDocument/2006/relationships" xmlns:v="urn:schemas-microsoft-com:vml" xmlns:w10="urn:schemas-microsoft-com:office:word" xmlns:w14="http://schemas.microsoft.com/office/word/2010/wordml" xmlns:w="http://schemas.openxmlformats.org/wordprocessingml/2006/main" xmlns:wne="http://schemas.microsoft.com/office/word/2006/wordml" xmlns:wp14="http://schemas.microsoft.com/office/word/2010/wordprocessingDrawing" xmlns:wp="http://schemas.openxmlformats.org/drawingml/2006/wordprocessingDrawing" xmlns:wpc="http://schemas.microsoft.com/office/word/2010/wordprocessingCanvas" xmlns:wpg="http://schemas.microsoft.com/office/word/2010/wordprocessingGroup" xmlns:wpi="http://schemas.microsoft.com/office/word/2010/wordprocessingInk" xmlns:wps="http://schemas.microsoft.com/office/word/2010/wordprocessingShape" mc:Ignorable="w14 wp14">
+  <w:p>
+    <w:pPr>
+      <w:jc w:val="center"/>
+    </w:pPr>
+    <w:r>
+      <w:fldChar w:fldCharType="begin"/>
+    </w:r>
+    <w:r>
+      <w:instrText xml:space="preserve"> PAGE </w:instrText>
+    </w:r>
+    <w:r>
+      <w:fldChar w:fldCharType="separate"/>
+    </w:r>
+    <w:r>
+      <w:t>12</w:t>
+    </w:r>
+    <w:r>
+      <w:fldChar w:fldCharType="end"/>
     </w:r>
   </w:p>
 </w:ftr>
